--- a/0015_main_website/0015_main_website.docx
+++ b/0015_main_website/0015_main_website.docx
@@ -486,7 +486,7 @@
         <w:t xml:space="preserve"> </w:t>
       </w:r>
       <w:r>
-        <w:t xml:space="preserve">block (six couple beats + six vendor beats)</w:t>
+        <w:t xml:space="preserve">block (six couple beats + seven vendor beats)</w:t>
       </w:r>
     </w:p>
     <w:p>
@@ -5772,6 +5772,40 @@
       </w:r>
       <w:r>
         <w:t xml:space="preserve">Profile, chat with couples, accept bookings — no monthly fee to start.</w:t>
+      </w:r>
+      <w:r>
+        <w:t xml:space="preserve"> </w:t>
+      </w:r>
+      <w:r>
+        <w:t xml:space="preserve">-</w:t>
+      </w:r>
+      <w:r>
+        <w:t xml:space="preserve"> </w:t>
+      </w:r>
+      <w:r>
+        <w:rPr>
+          <w:b/>
+          <w:bCs/>
+        </w:rPr>
+        <w:t xml:space="preserve">There’s always a place for what you do.</w:t>
+      </w:r>
+      <w:r>
+        <w:t xml:space="preserve"> </w:t>
+      </w:r>
+      <w:r>
+        <w:t xml:space="preserve">Niche service, new craft, something we’ve never listed? The directory grows to fit it — you’re never an</w:t>
+      </w:r>
+      <w:r>
+        <w:t xml:space="preserve"> </w:t>
+      </w:r>
+      <w:r>
+        <w:t xml:space="preserve">“Other,”</w:t>
+      </w:r>
+      <w:r>
+        <w:t xml:space="preserve"> </w:t>
+      </w:r>
+      <w:r>
+        <w:t xml:space="preserve">and you’re credited as its first vendor.</w:t>
       </w:r>
       <w:r>
         <w:t xml:space="preserve"> </w:t>

--- a/0015_main_website/0015_main_website.docx
+++ b/0015_main_website/0015_main_website.docx
@@ -2,7 +2,7 @@
 <file path=word/document.xml><?xml version="1.0" encoding="utf-8"?>
 <w:document xmlns:w="http://schemas.openxmlformats.org/wordprocessingml/2006/main" xmlns:m="http://schemas.openxmlformats.org/officeDocument/2006/math" xmlns:r="http://schemas.openxmlformats.org/officeDocument/2006/relationships" xmlns:o="urn:schemas-microsoft-com:office:office" xmlns:v="urn:schemas-microsoft-com:vml" xmlns:w10="urn:schemas-microsoft-com:office:word" xmlns:a="http://schemas.openxmlformats.org/drawingml/2006/main" xmlns:pic="http://schemas.openxmlformats.org/drawingml/2006/picture" xmlns:wp="http://schemas.openxmlformats.org/drawingml/2006/wordprocessingDrawing">
   <w:body>
-    <w:bookmarkStart w:id="52" w:name="X0c2c06c92b4fe9784d5fb3268cbf367fd58363f"/>
+    <w:bookmarkStart w:id="53" w:name="X0c2c06c92b4fe9784d5fb3268cbf367fd58363f"/>
     <w:p>
       <w:pPr>
         <w:pStyle w:val="Heading1"/>
@@ -10986,206 +10986,28 @@
       </w:r>
     </w:p>
     <w:bookmarkEnd w:id="39"/>
-    <w:bookmarkStart w:id="40" w:name="routes"/>
+    <w:bookmarkStart w:id="40" w:name="Xd4777b628a6a134b4b5046ee186ecadcadebc0b"/>
     <w:p>
       <w:pPr>
         <w:pStyle w:val="Heading2"/>
       </w:pPr>
       <w:r>
-        <w:t xml:space="preserve">Routes</w:t>
-      </w:r>
-    </w:p>
-    <w:p>
-      <w:pPr>
-        <w:pStyle w:val="SourceCode"/>
-      </w:pPr>
-      <w:r>
-        <w:rPr>
-          <w:rStyle w:val="VerbatimChar"/>
-        </w:rPr>
-        <w:t xml:space="preserve">setnayan.com/                  ← homepage (this iteration)</w:t>
-      </w:r>
-      <w:r>
-        <w:br/>
-      </w:r>
-      <w:r>
-        <w:rPr>
-          <w:rStyle w:val="VerbatimChar"/>
-        </w:rPr>
-        <w:t xml:space="preserve">setnayan.com/about             ← Setnayan story, founders, brand origin</w:t>
-      </w:r>
-      <w:r>
-        <w:br/>
-      </w:r>
-      <w:r>
-        <w:rPr>
-          <w:rStyle w:val="VerbatimChar"/>
-        </w:rPr>
-        <w:t xml:space="preserve">setnayan.com/features          ← features deep-dive (each tab + service explained more)</w:t>
-      </w:r>
-      <w:r>
-        <w:br/>
-      </w:r>
-      <w:r>
-        <w:rPr>
-          <w:rStyle w:val="VerbatimChar"/>
-        </w:rPr>
-        <w:t xml:space="preserve">setnayan.com/pricing           ← what is priced, not the prices themselves; routes everyone to /apply</w:t>
-      </w:r>
-      <w:r>
-        <w:br/>
-      </w:r>
-      <w:r>
-        <w:rPr>
-          <w:rStyle w:val="VerbatimChar"/>
-        </w:rPr>
-        <w:t xml:space="preserve">setnayan.com/for-event-creators ← couple-side deep dive (replaces the homepage couple-side hero with longer narrative)</w:t>
-      </w:r>
-      <w:r>
-        <w:br/>
-      </w:r>
-      <w:r>
-        <w:rPr>
-          <w:rStyle w:val="VerbatimChar"/>
-        </w:rPr>
-        <w:t xml:space="preserve">setnayan.com/for-vendors       ← vendor-side deep dive (verification, payouts, marketing benefits)</w:t>
-      </w:r>
-      <w:r>
-        <w:br/>
-      </w:r>
-      <w:r>
-        <w:rPr>
-          <w:rStyle w:val="VerbatimChar"/>
-        </w:rPr>
-        <w:t xml:space="preserve">setnayan.com/register-vendor   ← free vendor registration form</w:t>
-      </w:r>
-      <w:r>
-        <w:br/>
-      </w:r>
-      <w:r>
-        <w:rPr>
-          <w:rStyle w:val="VerbatimChar"/>
-        </w:rPr>
-        <w:t xml:space="preserve">setnayan.com/apply             ← couple/event-creator application form (kicks off the apply-then-pay flow)</w:t>
-      </w:r>
-      <w:r>
-        <w:br/>
-      </w:r>
-      <w:r>
-        <w:rPr>
-          <w:rStyle w:val="VerbatimChar"/>
-        </w:rPr>
-        <w:t xml:space="preserve">setnayan.com/coverage          ← interactive PH coverage explorer (full-page version of Section 10)</w:t>
-      </w:r>
-      <w:r>
-        <w:br/>
-      </w:r>
-      <w:r>
-        <w:rPr>
-          <w:rStyle w:val="VerbatimChar"/>
-        </w:rPr>
-        <w:t xml:space="preserve">setnayan.com/blog              ← V1.1+; placeholder route in V1</w:t>
-      </w:r>
-      <w:r>
-        <w:br/>
-      </w:r>
-      <w:r>
-        <w:rPr>
-          <w:rStyle w:val="VerbatimChar"/>
-        </w:rPr>
-        <w:t xml:space="preserve">setnayan.com/contact           ← contact (email + form)</w:t>
-      </w:r>
-      <w:r>
-        <w:br/>
-      </w:r>
-      <w:r>
-        <w:rPr>
-          <w:rStyle w:val="VerbatimChar"/>
-        </w:rPr>
-        <w:t xml:space="preserve">setnayan.com/legal/privacy</w:t>
-      </w:r>
-      <w:r>
-        <w:br/>
-      </w:r>
-      <w:r>
-        <w:rPr>
-          <w:rStyle w:val="VerbatimChar"/>
-        </w:rPr>
-        <w:t xml:space="preserve">setnayan.com/legal/terms</w:t>
-      </w:r>
-      <w:r>
-        <w:br/>
-      </w:r>
-      <w:r>
-        <w:br/>
-      </w:r>
-      <w:r>
-        <w:rPr>
-          <w:rStyle w:val="VerbatimChar"/>
-        </w:rPr>
-        <w:t xml:space="preserve">setnayan.com/login             ← existing 0000 sign-in</w:t>
-      </w:r>
-      <w:r>
-        <w:br/>
-      </w:r>
-      <w:r>
-        <w:rPr>
-          <w:rStyle w:val="VerbatimChar"/>
-        </w:rPr>
-        <w:t xml:space="preserve">setnayan.com/dashboard/*       ← existing 0000 dashboard</w:t>
-      </w:r>
-      <w:r>
-        <w:br/>
-      </w:r>
-      <w:r>
-        <w:rPr>
-          <w:rStyle w:val="VerbatimChar"/>
-        </w:rPr>
-        <w:t xml:space="preserve">setnayan.com/[event-slug]?invite=...  ← existing 0002 guest invitation site</w:t>
-      </w:r>
-      <w:r>
-        <w:br/>
-      </w:r>
-      <w:r>
-        <w:rPr>
-          <w:rStyle w:val="VerbatimChar"/>
-        </w:rPr>
-        <w:t xml:space="preserve">setnayan.com/v/[vendor-slug]   ← future TD-3 Vendor Landing Page</w:t>
-      </w:r>
-      <w:r>
-        <w:br/>
-      </w:r>
-      <w:r>
-        <w:rPr>
-          <w:rStyle w:val="VerbatimChar"/>
-        </w:rPr>
-        <w:t xml:space="preserve">setnayan.com/join/[event-id]?token=...  ← existing 0000 event-join QR landing</w:t>
-      </w:r>
-    </w:p>
-    <w:p>
-      <w:r>
-        <w:pict>
-          <v:rect style="width:0;height:1.5pt" o:hralign="center" o:hrstd="t" o:hr="t"/>
-        </w:pict>
-      </w:r>
-    </w:p>
-    <w:bookmarkEnd w:id="40"/>
-    <w:bookmarkStart w:id="43" w:name="X6d74fcfe2711f44b83212e23ae7728fba37e59f"/>
-    <w:p>
-      <w:pPr>
-        <w:pStyle w:val="Heading2"/>
-      </w:pPr>
-      <w:r>
-        <w:t xml:space="preserve">Vendor landing page — reviews, ratings &amp; exclusive offers</w:t>
-      </w:r>
-    </w:p>
-    <w:bookmarkStart w:id="41" w:name="X902cb13a58c4f38d03d25deb5134b513f29d6b3"/>
-    <w:p>
-      <w:pPr>
-        <w:pStyle w:val="Heading3"/>
-      </w:pPr>
-      <w:r>
-        <w:t xml:space="preserve">Reviews &amp; ratings on the vendor landing page (locked 2026-05-12)</w:t>
+        <w:t xml:space="preserve">Homepage featured bridal fairs + public</w:t>
+      </w:r>
+      <w:r>
+        <w:t xml:space="preserve"> </w:t>
+      </w:r>
+      <w:r>
+        <w:rPr>
+          <w:rStyle w:val="VerbatimChar"/>
+        </w:rPr>
+        <w:t xml:space="preserve">/fairs</w:t>
+      </w:r>
+      <w:r>
+        <w:t xml:space="preserve"> </w:t>
+      </w:r>
+      <w:r>
+        <w:t xml:space="preserve">pages (SEO · per Playbook §11.2–11.3.1) — added 2026-06-04</w:t>
       </w:r>
     </w:p>
     <w:p>
@@ -11193,18 +11015,481 @@
         <w:pStyle w:val="FirstParagraph"/>
       </w:pPr>
       <w:r>
-        <w:t xml:space="preserve">Each vendor’s landing page (</w:t>
-      </w:r>
-      <w:r>
-        <w:rPr>
-          <w:rStyle w:val="VerbatimChar"/>
-        </w:rPr>
-        <w:t xml:space="preserve">setnayan.com/v/{vendor-slug}</w:t>
-      </w:r>
-      <w:r>
-        <w:t xml:space="preserve">) displays their reviews:</w:t>
-      </w:r>
-    </w:p>
+        <w:rPr>
+          <w:b/>
+          <w:bCs/>
+        </w:rPr>
+        <w:t xml:space="preserve">Locked (Cowork 2026-06-04 · resolves SEO-pending items #3 + #4):</w:t>
+      </w:r>
+    </w:p>
+    <w:p>
+      <w:pPr>
+        <w:pStyle w:val="BodyText"/>
+      </w:pPr>
+      <w:r>
+        <w:rPr>
+          <w:b/>
+          <w:bCs/>
+        </w:rPr>
+        <w:t xml:space="preserve">Homepage strip (</w:t>
+      </w:r>
+      <w:r>
+        <w:rPr>
+          <w:rStyle w:val="VerbatimChar"/>
+          <w:b/>
+          <w:bCs/>
+        </w:rPr>
+        <w:t xml:space="preserve">/</w:t>
+      </w:r>
+      <w:r>
+        <w:rPr>
+          <w:b/>
+          <w:bCs/>
+        </w:rPr>
+        <w:t xml:space="preserve">):</w:t>
+      </w:r>
+      <w:r>
+        <w:t xml:space="preserve"> </w:t>
+      </w:r>
+      <w:r>
+        <w:t xml:space="preserve">an H2</w:t>
+      </w:r>
+      <w:r>
+        <w:t xml:space="preserve"> </w:t>
+      </w:r>
+      <w:r>
+        <w:t xml:space="preserve">“Upcoming bridal fairs”</w:t>
+      </w:r>
+      <w:r>
+        <w:t xml:space="preserve"> </w:t>
+      </w:r>
+      <w:r>
+        <w:t xml:space="preserve">section surfacing</w:t>
+      </w:r>
+      <w:r>
+        <w:t xml:space="preserve"> </w:t>
+      </w:r>
+      <w:r>
+        <w:rPr>
+          <w:b/>
+          <w:bCs/>
+        </w:rPr>
+        <w:t xml:space="preserve">currently-active boosted fairs, hard cap 3</w:t>
+      </w:r>
+      <w:r>
+        <w:t xml:space="preserve"> </w:t>
+      </w:r>
+      <w:r>
+        <w:t xml:space="preserve">(slot rules §11.3.1). Each card links to its</w:t>
+      </w:r>
+      <w:r>
+        <w:t xml:space="preserve"> </w:t>
+      </w:r>
+      <w:r>
+        <w:rPr>
+          <w:rStyle w:val="VerbatimChar"/>
+        </w:rPr>
+        <w:t xml:space="preserve">/fairs/[fair-slug]</w:t>
+      </w:r>
+      <w:r>
+        <w:t xml:space="preserve">. Emits a schema.org</w:t>
+      </w:r>
+      <w:r>
+        <w:t xml:space="preserve"> </w:t>
+      </w:r>
+      <w:r>
+        <w:rPr>
+          <w:rStyle w:val="VerbatimChar"/>
+          <w:b/>
+          <w:bCs/>
+        </w:rPr>
+        <w:t xml:space="preserve">Event</w:t>
+      </w:r>
+      <w:r>
+        <w:t xml:space="preserve"> </w:t>
+      </w:r>
+      <w:r>
+        <w:t xml:space="preserve">JSON-LD block per featured fair (alongside the homepage</w:t>
+      </w:r>
+      <w:r>
+        <w:t xml:space="preserve"> </w:t>
+      </w:r>
+      <w:r>
+        <w:rPr>
+          <w:rStyle w:val="VerbatimChar"/>
+        </w:rPr>
+        <w:t xml:space="preserve">Organization</w:t>
+      </w:r>
+      <w:r>
+        <w:t xml:space="preserve"> </w:t>
+      </w:r>
+      <w:r>
+        <w:t xml:space="preserve">+</w:t>
+      </w:r>
+      <w:r>
+        <w:t xml:space="preserve"> </w:t>
+      </w:r>
+      <w:r>
+        <w:rPr>
+          <w:rStyle w:val="VerbatimChar"/>
+        </w:rPr>
+        <w:t xml:space="preserve">WebSite</w:t>
+      </w:r>
+      <w:r>
+        <w:t xml:space="preserve"> </w:t>
+      </w:r>
+      <w:r>
+        <w:t xml:space="preserve">+</w:t>
+      </w:r>
+      <w:r>
+        <w:t xml:space="preserve"> </w:t>
+      </w:r>
+      <w:r>
+        <w:rPr>
+          <w:rStyle w:val="VerbatimChar"/>
+        </w:rPr>
+        <w:t xml:space="preserve">BreadcrumbList</w:t>
+      </w:r>
+      <w:r>
+        <w:t xml:space="preserve">).</w:t>
+      </w:r>
+      <w:r>
+        <w:t xml:space="preserve"> </w:t>
+      </w:r>
+      <w:r>
+        <w:rPr>
+          <w:b/>
+          <w:bCs/>
+        </w:rPr>
+        <w:t xml:space="preserve">When no fair is active, the section is hidden entirely</w:t>
+      </w:r>
+      <w:r>
+        <w:t xml:space="preserve"> </w:t>
+      </w:r>
+      <w:r>
+        <w:t xml:space="preserve">(no empty/thin block — Google penalizes it). Featured state computes</w:t>
+      </w:r>
+      <w:r>
+        <w:t xml:space="preserve"> </w:t>
+      </w:r>
+      <w:r>
+        <w:rPr>
+          <w:b/>
+          <w:bCs/>
+        </w:rPr>
+        <w:t xml:space="preserve">on-read</w:t>
+      </w:r>
+      <w:r>
+        <w:t xml:space="preserve"> </w:t>
+      </w:r>
+      <w:r>
+        <w:t xml:space="preserve">(cron-free lock), windowed T-60 → T+1.</w:t>
+      </w:r>
+    </w:p>
+    <w:p>
+      <w:pPr>
+        <w:pStyle w:val="BodyText"/>
+      </w:pPr>
+      <w:r>
+        <w:rPr>
+          <w:b/>
+          <w:bCs/>
+        </w:rPr>
+        <w:t xml:space="preserve">Public</w:t>
+      </w:r>
+      <w:r>
+        <w:rPr>
+          <w:b/>
+          <w:bCs/>
+        </w:rPr>
+        <w:t xml:space="preserve"> </w:t>
+      </w:r>
+      <w:r>
+        <w:rPr>
+          <w:rStyle w:val="VerbatimChar"/>
+          <w:b/>
+          <w:bCs/>
+        </w:rPr>
+        <w:t xml:space="preserve">/fairs</w:t>
+      </w:r>
+      <w:r>
+        <w:rPr>
+          <w:b/>
+          <w:bCs/>
+        </w:rPr>
+        <w:t xml:space="preserve"> </w:t>
+      </w:r>
+      <w:r>
+        <w:rPr>
+          <w:b/>
+          <w:bCs/>
+        </w:rPr>
+        <w:t xml:space="preserve">pages:</w:t>
+      </w:r>
+    </w:p>
+    <w:tbl>
+      <w:tblPr>
+        <w:tblStyle w:val="Table"/>
+        <w:tblW w:type="pct" w:w="5000"/>
+        <w:tblLayout w:type="fixed"/>
+        <w:tblLook w:firstRow="1" w:lastRow="0" w:firstColumn="0" w:lastColumn="0" w:noHBand="0" w:noVBand="0" w:val="0020"/>
+      </w:tblPr>
+      <w:tblGrid>
+        <w:gridCol w:w="1980"/>
+        <w:gridCol w:w="1980"/>
+        <w:gridCol w:w="1980"/>
+        <w:gridCol w:w="1980"/>
+      </w:tblGrid>
+      <w:tr>
+        <w:trPr>
+          <w:tblHeader w:val="on"/>
+        </w:trPr>
+        <w:tc>
+          <w:tcPr/>
+          <w:p>
+            <w:pPr>
+              <w:pStyle w:val="Compact"/>
+            </w:pPr>
+            <w:r>
+              <w:t xml:space="preserve">Page</w:t>
+            </w:r>
+          </w:p>
+        </w:tc>
+        <w:tc>
+          <w:tcPr/>
+          <w:p>
+            <w:pPr>
+              <w:pStyle w:val="Compact"/>
+            </w:pPr>
+            <w:r>
+              <w:t xml:space="preserve">URL</w:t>
+            </w:r>
+          </w:p>
+        </w:tc>
+        <w:tc>
+          <w:tcPr/>
+          <w:p>
+            <w:pPr>
+              <w:pStyle w:val="Compact"/>
+            </w:pPr>
+            <w:r>
+              <w:t xml:space="preserve">Schema</w:t>
+            </w:r>
+          </w:p>
+        </w:tc>
+        <w:tc>
+          <w:tcPr/>
+          <w:p>
+            <w:pPr>
+              <w:pStyle w:val="Compact"/>
+            </w:pPr>
+            <w:r>
+              <w:t xml:space="preserve">Depth</w:t>
+            </w:r>
+          </w:p>
+        </w:tc>
+      </w:tr>
+      <w:tr>
+        <w:tc>
+          <w:tcPr/>
+          <w:p>
+            <w:pPr>
+              <w:pStyle w:val="Compact"/>
+            </w:pPr>
+            <w:r>
+              <w:t xml:space="preserve">Fairs index</w:t>
+            </w:r>
+          </w:p>
+        </w:tc>
+        <w:tc>
+          <w:tcPr/>
+          <w:p>
+            <w:pPr>
+              <w:pStyle w:val="Compact"/>
+            </w:pPr>
+            <w:r>
+              <w:rPr>
+                <w:rStyle w:val="VerbatimChar"/>
+              </w:rPr>
+              <w:t xml:space="preserve">/fairs</w:t>
+            </w:r>
+          </w:p>
+        </w:tc>
+        <w:tc>
+          <w:tcPr/>
+          <w:p>
+            <w:pPr>
+              <w:pStyle w:val="Compact"/>
+            </w:pPr>
+            <w:r>
+              <w:rPr>
+                <w:rStyle w:val="VerbatimChar"/>
+              </w:rPr>
+              <w:t xml:space="preserve">ItemList</w:t>
+            </w:r>
+            <w:r>
+              <w:t xml:space="preserve"> </w:t>
+            </w:r>
+            <w:r>
+              <w:t xml:space="preserve">+</w:t>
+            </w:r>
+            <w:r>
+              <w:t xml:space="preserve"> </w:t>
+            </w:r>
+            <w:r>
+              <w:rPr>
+                <w:rStyle w:val="VerbatimChar"/>
+              </w:rPr>
+              <w:t xml:space="preserve">BreadcrumbList</w:t>
+            </w:r>
+          </w:p>
+        </w:tc>
+        <w:tc>
+          <w:tcPr/>
+          <w:p>
+            <w:pPr>
+              <w:pStyle w:val="Compact"/>
+            </w:pPr>
+            <w:r>
+              <w:t xml:space="preserve">upcoming/active fairs sorted by date</w:t>
+            </w:r>
+          </w:p>
+        </w:tc>
+      </w:tr>
+      <w:tr>
+        <w:tc>
+          <w:tcPr/>
+          <w:p>
+            <w:pPr>
+              <w:pStyle w:val="Compact"/>
+            </w:pPr>
+            <w:r>
+              <w:t xml:space="preserve">Fair landing</w:t>
+            </w:r>
+          </w:p>
+        </w:tc>
+        <w:tc>
+          <w:tcPr/>
+          <w:p>
+            <w:pPr>
+              <w:pStyle w:val="Compact"/>
+            </w:pPr>
+            <w:r>
+              <w:rPr>
+                <w:rStyle w:val="VerbatimChar"/>
+              </w:rPr>
+              <w:t xml:space="preserve">/fairs/[fair-slug]</w:t>
+            </w:r>
+          </w:p>
+        </w:tc>
+        <w:tc>
+          <w:tcPr/>
+          <w:p>
+            <w:pPr>
+              <w:pStyle w:val="Compact"/>
+            </w:pPr>
+            <w:r>
+              <w:rPr>
+                <w:rStyle w:val="VerbatimChar"/>
+              </w:rPr>
+              <w:t xml:space="preserve">Event</w:t>
+            </w:r>
+            <w:r>
+              <w:t xml:space="preserve"> </w:t>
+            </w:r>
+            <w:r>
+              <w:t xml:space="preserve">(offline;</w:t>
+            </w:r>
+            <w:r>
+              <w:t xml:space="preserve"> </w:t>
+            </w:r>
+            <w:r>
+              <w:rPr>
+                <w:rStyle w:val="VerbatimChar"/>
+              </w:rPr>
+              <w:t xml:space="preserve">offers</w:t>
+            </w:r>
+            <w:r>
+              <w:t xml:space="preserve"> </w:t>
+            </w:r>
+            <w:r>
+              <w:t xml:space="preserve">= couple-register</w:t>
+            </w:r>
+            <w:r>
+              <w:t xml:space="preserve"> </w:t>
+            </w:r>
+            <w:r>
+              <w:rPr>
+                <w:rStyle w:val="VerbatimChar"/>
+              </w:rPr>
+              <w:t xml:space="preserve">price 0</w:t>
+            </w:r>
+            <w:r>
+              <w:t xml:space="preserve"> </w:t>
+            </w:r>
+            <w:r>
+              <w:t xml:space="preserve">+ vendor-booth</w:t>
+            </w:r>
+            <w:r>
+              <w:t xml:space="preserve"> </w:t>
+            </w:r>
+            <w:r>
+              <w:rPr>
+                <w:rStyle w:val="VerbatimChar"/>
+              </w:rPr>
+              <w:t xml:space="preserve">price {tier}</w:t>
+            </w:r>
+            <w:r>
+              <w:t xml:space="preserve">) +</w:t>
+            </w:r>
+            <w:r>
+              <w:t xml:space="preserve"> </w:t>
+            </w:r>
+            <w:r>
+              <w:rPr>
+                <w:rStyle w:val="VerbatimChar"/>
+              </w:rPr>
+              <w:t xml:space="preserve">BreadcrumbList</w:t>
+            </w:r>
+            <w:r>
+              <w:t xml:space="preserve"> </w:t>
+            </w:r>
+            <w:r>
+              <w:t xml:space="preserve">+</w:t>
+            </w:r>
+            <w:r>
+              <w:t xml:space="preserve"> </w:t>
+            </w:r>
+            <w:r>
+              <w:rPr>
+                <w:rStyle w:val="VerbatimChar"/>
+              </w:rPr>
+              <w:t xml:space="preserve">FAQPage</w:t>
+            </w:r>
+          </w:p>
+        </w:tc>
+        <w:tc>
+          <w:tcPr/>
+          <w:p>
+            <w:pPr>
+              <w:pStyle w:val="Compact"/>
+            </w:pPr>
+            <w:r>
+              <w:t xml:space="preserve">600–1,200 words: organizer credit, date/venue/map, participating-vendor links (</w:t>
+            </w:r>
+            <w:r>
+              <w:rPr>
+                <w:rStyle w:val="VerbatimChar"/>
+              </w:rPr>
+              <w:t xml:space="preserve">/v/[slug]</w:t>
+            </w:r>
+            <w:r>
+              <w:t xml:space="preserve">), booth-tier pricing, past-fair gallery, FAQ</w:t>
+            </w:r>
+          </w:p>
+        </w:tc>
+      </w:tr>
+    </w:tbl>
     <w:p>
       <w:pPr>
         <w:pStyle w:val="Compact"/>
@@ -11214,17 +11499,7 @@
         </w:numPr>
       </w:pPr>
       <w:r>
-        <w:rPr>
-          <w:b/>
-          <w:bCs/>
-        </w:rPr>
-        <w:t xml:space="preserve">Hero metrics row:</w:t>
-      </w:r>
-      <w:r>
-        <w:t xml:space="preserve"> </w:t>
-      </w:r>
-      <w:r>
-        <w:t xml:space="preserve">big-display avg rating (4.7 ★) + total review count (47 reviews) + per-category breakdown (Communication 4.8 · Quality 4.9 · Value 4.5 · Punctuality 4.6)</w:t>
+        <w:t xml:space="preserve">Multi-audience surface (couple register · vendor book a booth · organizer credit) — Playbook §11.2.</w:t>
       </w:r>
     </w:p>
     <w:p>
@@ -11240,13 +11515,31 @@
           <w:b/>
           <w:bCs/>
         </w:rPr>
-        <w:t xml:space="preserve">Sort/filter strip:</w:t>
-      </w:r>
-      <w:r>
-        <w:t xml:space="preserve"> </w:t>
-      </w:r>
-      <w:r>
-        <w:t xml:space="preserve">Most recent / Most helpful / By rating (5 / 4 / 3 / 2 / 1 / All)</w:t>
+        <w:t xml:space="preserve">Title:</w:t>
+      </w:r>
+      <w:r>
+        <w:t xml:space="preserve"> </w:t>
+      </w:r>
+      <w:r>
+        <w:rPr>
+          <w:rStyle w:val="VerbatimChar"/>
+        </w:rPr>
+        <w:t xml:space="preserve">{Fair} — {Date} {City} Bridal Fair | Setnayan</w:t>
+      </w:r>
+      <w:r>
+        <w:t xml:space="preserve">; in</w:t>
+      </w:r>
+      <w:r>
+        <w:t xml:space="preserve"> </w:t>
+      </w:r>
+      <w:r>
+        <w:rPr>
+          <w:rStyle w:val="VerbatimChar"/>
+        </w:rPr>
+        <w:t xml:space="preserve">sitemap-fairs.xml</w:t>
+      </w:r>
+      <w:r>
+        <w:t xml:space="preserve">; canonical self-reference.</w:t>
       </w:r>
     </w:p>
     <w:p>
@@ -11262,6 +11555,335 @@
           <w:b/>
           <w:bCs/>
         </w:rPr>
+        <w:t xml:space="preserve">Boost SKUs, slot-management state machine, admin pin/override</w:t>
+      </w:r>
+      <w:r>
+        <w:t xml:space="preserve"> </w:t>
+      </w:r>
+      <w:r>
+        <w:t xml:space="preserve">live in</w:t>
+      </w:r>
+      <w:r>
+        <w:t xml:space="preserve"> </w:t>
+      </w:r>
+      <w:r>
+        <w:rPr>
+          <w:rStyle w:val="VerbatimChar"/>
+        </w:rPr>
+        <w:t xml:space="preserve">0042</w:t>
+      </w:r>
+      <w:r>
+        <w:t xml:space="preserve"> </w:t>
+      </w:r>
+      <w:r>
+        <w:t xml:space="preserve">§6.5 +</w:t>
+      </w:r>
+      <w:r>
+        <w:t xml:space="preserve"> </w:t>
+      </w:r>
+      <w:r>
+        <w:rPr>
+          <w:rStyle w:val="VerbatimChar"/>
+        </w:rPr>
+        <w:t xml:space="preserve">0023</w:t>
+      </w:r>
+      <w:r>
+        <w:t xml:space="preserve"> </w:t>
+      </w:r>
+      <w:r>
+        <w:t xml:space="preserve">§3.16 / surface #29 — not duplicated here. Full SEO substance in</w:t>
+      </w:r>
+      <w:r>
+        <w:t xml:space="preserve"> </w:t>
+      </w:r>
+      <w:r>
+        <w:rPr>
+          <w:b/>
+          <w:bCs/>
+        </w:rPr>
+        <w:t xml:space="preserve">Playbook §11.2–11.3.1</w:t>
+      </w:r>
+      <w:r>
+        <w:t xml:space="preserve">.</w:t>
+      </w:r>
+    </w:p>
+    <w:bookmarkEnd w:id="40"/>
+    <w:bookmarkStart w:id="41" w:name="routes"/>
+    <w:p>
+      <w:pPr>
+        <w:pStyle w:val="Heading2"/>
+      </w:pPr>
+      <w:r>
+        <w:t xml:space="preserve">Routes</w:t>
+      </w:r>
+    </w:p>
+    <w:p>
+      <w:pPr>
+        <w:pStyle w:val="SourceCode"/>
+      </w:pPr>
+      <w:r>
+        <w:rPr>
+          <w:rStyle w:val="VerbatimChar"/>
+        </w:rPr>
+        <w:t xml:space="preserve">setnayan.com/                  ← homepage (this iteration)</w:t>
+      </w:r>
+      <w:r>
+        <w:br/>
+      </w:r>
+      <w:r>
+        <w:rPr>
+          <w:rStyle w:val="VerbatimChar"/>
+        </w:rPr>
+        <w:t xml:space="preserve">setnayan.com/about             ← Setnayan story, founders, brand origin</w:t>
+      </w:r>
+      <w:r>
+        <w:br/>
+      </w:r>
+      <w:r>
+        <w:rPr>
+          <w:rStyle w:val="VerbatimChar"/>
+        </w:rPr>
+        <w:t xml:space="preserve">setnayan.com/features          ← features deep-dive (each tab + service explained more)</w:t>
+      </w:r>
+      <w:r>
+        <w:br/>
+      </w:r>
+      <w:r>
+        <w:rPr>
+          <w:rStyle w:val="VerbatimChar"/>
+        </w:rPr>
+        <w:t xml:space="preserve">setnayan.com/pricing           ← what is priced, not the prices themselves; routes everyone to /apply</w:t>
+      </w:r>
+      <w:r>
+        <w:br/>
+      </w:r>
+      <w:r>
+        <w:rPr>
+          <w:rStyle w:val="VerbatimChar"/>
+        </w:rPr>
+        <w:t xml:space="preserve">setnayan.com/for-event-creators ← couple-side deep dive (replaces the homepage couple-side hero with longer narrative)</w:t>
+      </w:r>
+      <w:r>
+        <w:br/>
+      </w:r>
+      <w:r>
+        <w:rPr>
+          <w:rStyle w:val="VerbatimChar"/>
+        </w:rPr>
+        <w:t xml:space="preserve">setnayan.com/for-vendors       ← vendor-side deep dive (verification, payouts, marketing benefits)</w:t>
+      </w:r>
+      <w:r>
+        <w:br/>
+      </w:r>
+      <w:r>
+        <w:rPr>
+          <w:rStyle w:val="VerbatimChar"/>
+        </w:rPr>
+        <w:t xml:space="preserve">setnayan.com/register-vendor   ← free vendor registration form</w:t>
+      </w:r>
+      <w:r>
+        <w:br/>
+      </w:r>
+      <w:r>
+        <w:rPr>
+          <w:rStyle w:val="VerbatimChar"/>
+        </w:rPr>
+        <w:t xml:space="preserve">setnayan.com/apply             ← couple/event-creator application form (kicks off the apply-then-pay flow)</w:t>
+      </w:r>
+      <w:r>
+        <w:br/>
+      </w:r>
+      <w:r>
+        <w:rPr>
+          <w:rStyle w:val="VerbatimChar"/>
+        </w:rPr>
+        <w:t xml:space="preserve">setnayan.com/coverage          ← interactive PH coverage explorer (full-page version of Section 10)</w:t>
+      </w:r>
+      <w:r>
+        <w:br/>
+      </w:r>
+      <w:r>
+        <w:rPr>
+          <w:rStyle w:val="VerbatimChar"/>
+        </w:rPr>
+        <w:t xml:space="preserve">setnayan.com/blog              ← V1.1+; placeholder route in V1</w:t>
+      </w:r>
+      <w:r>
+        <w:br/>
+      </w:r>
+      <w:r>
+        <w:rPr>
+          <w:rStyle w:val="VerbatimChar"/>
+        </w:rPr>
+        <w:t xml:space="preserve">setnayan.com/contact           ← contact (email + form)</w:t>
+      </w:r>
+      <w:r>
+        <w:br/>
+      </w:r>
+      <w:r>
+        <w:rPr>
+          <w:rStyle w:val="VerbatimChar"/>
+        </w:rPr>
+        <w:t xml:space="preserve">setnayan.com/legal/privacy</w:t>
+      </w:r>
+      <w:r>
+        <w:br/>
+      </w:r>
+      <w:r>
+        <w:rPr>
+          <w:rStyle w:val="VerbatimChar"/>
+        </w:rPr>
+        <w:t xml:space="preserve">setnayan.com/legal/terms</w:t>
+      </w:r>
+      <w:r>
+        <w:br/>
+      </w:r>
+      <w:r>
+        <w:br/>
+      </w:r>
+      <w:r>
+        <w:rPr>
+          <w:rStyle w:val="VerbatimChar"/>
+        </w:rPr>
+        <w:t xml:space="preserve">setnayan.com/login             ← existing 0000 sign-in</w:t>
+      </w:r>
+      <w:r>
+        <w:br/>
+      </w:r>
+      <w:r>
+        <w:rPr>
+          <w:rStyle w:val="VerbatimChar"/>
+        </w:rPr>
+        <w:t xml:space="preserve">setnayan.com/dashboard/*       ← existing 0000 dashboard</w:t>
+      </w:r>
+      <w:r>
+        <w:br/>
+      </w:r>
+      <w:r>
+        <w:rPr>
+          <w:rStyle w:val="VerbatimChar"/>
+        </w:rPr>
+        <w:t xml:space="preserve">setnayan.com/[event-slug]?invite=...  ← existing 0002 guest invitation site</w:t>
+      </w:r>
+      <w:r>
+        <w:br/>
+      </w:r>
+      <w:r>
+        <w:rPr>
+          <w:rStyle w:val="VerbatimChar"/>
+        </w:rPr>
+        <w:t xml:space="preserve">setnayan.com/v/[vendor-slug]   ← future TD-3 Vendor Landing Page</w:t>
+      </w:r>
+      <w:r>
+        <w:br/>
+      </w:r>
+      <w:r>
+        <w:rPr>
+          <w:rStyle w:val="VerbatimChar"/>
+        </w:rPr>
+        <w:t xml:space="preserve">setnayan.com/join/[event-id]?token=...  ← existing 0000 event-join QR landing</w:t>
+      </w:r>
+    </w:p>
+    <w:p>
+      <w:r>
+        <w:pict>
+          <v:rect style="width:0;height:1.5pt" o:hralign="center" o:hrstd="t" o:hr="t"/>
+        </w:pict>
+      </w:r>
+    </w:p>
+    <w:bookmarkEnd w:id="41"/>
+    <w:bookmarkStart w:id="44" w:name="X6d74fcfe2711f44b83212e23ae7728fba37e59f"/>
+    <w:p>
+      <w:pPr>
+        <w:pStyle w:val="Heading2"/>
+      </w:pPr>
+      <w:r>
+        <w:t xml:space="preserve">Vendor landing page — reviews, ratings &amp; exclusive offers</w:t>
+      </w:r>
+    </w:p>
+    <w:bookmarkStart w:id="42" w:name="X902cb13a58c4f38d03d25deb5134b513f29d6b3"/>
+    <w:p>
+      <w:pPr>
+        <w:pStyle w:val="Heading3"/>
+      </w:pPr>
+      <w:r>
+        <w:t xml:space="preserve">Reviews &amp; ratings on the vendor landing page (locked 2026-05-12)</w:t>
+      </w:r>
+    </w:p>
+    <w:p>
+      <w:pPr>
+        <w:pStyle w:val="FirstParagraph"/>
+      </w:pPr>
+      <w:r>
+        <w:t xml:space="preserve">Each vendor’s landing page (</w:t>
+      </w:r>
+      <w:r>
+        <w:rPr>
+          <w:rStyle w:val="VerbatimChar"/>
+        </w:rPr>
+        <w:t xml:space="preserve">setnayan.com/v/{vendor-slug}</w:t>
+      </w:r>
+      <w:r>
+        <w:t xml:space="preserve">) displays their reviews:</w:t>
+      </w:r>
+    </w:p>
+    <w:p>
+      <w:pPr>
+        <w:pStyle w:val="Compact"/>
+        <w:numPr>
+          <w:ilvl w:val="0"/>
+          <w:numId w:val="1015"/>
+        </w:numPr>
+      </w:pPr>
+      <w:r>
+        <w:rPr>
+          <w:b/>
+          <w:bCs/>
+        </w:rPr>
+        <w:t xml:space="preserve">Hero metrics row:</w:t>
+      </w:r>
+      <w:r>
+        <w:t xml:space="preserve"> </w:t>
+      </w:r>
+      <w:r>
+        <w:t xml:space="preserve">big-display avg rating (4.7 ★) + total review count (47 reviews) + per-category breakdown (Communication 4.8 · Quality 4.9 · Value 4.5 · Punctuality 4.6)</w:t>
+      </w:r>
+    </w:p>
+    <w:p>
+      <w:pPr>
+        <w:pStyle w:val="Compact"/>
+        <w:numPr>
+          <w:ilvl w:val="0"/>
+          <w:numId w:val="1015"/>
+        </w:numPr>
+      </w:pPr>
+      <w:r>
+        <w:rPr>
+          <w:b/>
+          <w:bCs/>
+        </w:rPr>
+        <w:t xml:space="preserve">Sort/filter strip:</w:t>
+      </w:r>
+      <w:r>
+        <w:t xml:space="preserve"> </w:t>
+      </w:r>
+      <w:r>
+        <w:t xml:space="preserve">Most recent / Most helpful / By rating (5 / 4 / 3 / 2 / 1 / All)</w:t>
+      </w:r>
+    </w:p>
+    <w:p>
+      <w:pPr>
+        <w:pStyle w:val="Compact"/>
+        <w:numPr>
+          <w:ilvl w:val="0"/>
+          <w:numId w:val="1015"/>
+        </w:numPr>
+      </w:pPr>
+      <w:r>
+        <w:rPr>
+          <w:b/>
+          <w:bCs/>
+        </w:rPr>
         <w:t xml:space="preserve">Review cards (paginated, 10 per page):</w:t>
       </w:r>
     </w:p>
@@ -11270,7 +11892,7 @@
         <w:pStyle w:val="Compact"/>
         <w:numPr>
           <w:ilvl w:val="1"/>
-          <w:numId w:val="1015"/>
+          <w:numId w:val="1016"/>
         </w:numPr>
       </w:pPr>
       <w:r>
@@ -11288,7 +11910,7 @@
         <w:pStyle w:val="Compact"/>
         <w:numPr>
           <w:ilvl w:val="1"/>
-          <w:numId w:val="1015"/>
+          <w:numId w:val="1016"/>
         </w:numPr>
       </w:pPr>
       <w:r>
@@ -11300,7 +11922,7 @@
         <w:pStyle w:val="Compact"/>
         <w:numPr>
           <w:ilvl w:val="1"/>
-          <w:numId w:val="1015"/>
+          <w:numId w:val="1016"/>
         </w:numPr>
       </w:pPr>
       <w:r>
@@ -11324,7 +11946,7 @@
         <w:pStyle w:val="Compact"/>
         <w:numPr>
           <w:ilvl w:val="1"/>
-          <w:numId w:val="1015"/>
+          <w:numId w:val="1016"/>
         </w:numPr>
       </w:pPr>
       <w:r>
@@ -11336,7 +11958,7 @@
         <w:pStyle w:val="Compact"/>
         <w:numPr>
           <w:ilvl w:val="1"/>
-          <w:numId w:val="1015"/>
+          <w:numId w:val="1016"/>
         </w:numPr>
       </w:pPr>
       <w:r>
@@ -11348,7 +11970,7 @@
         <w:pStyle w:val="Compact"/>
         <w:numPr>
           <w:ilvl w:val="0"/>
-          <w:numId w:val="1014"/>
+          <w:numId w:val="1015"/>
         </w:numPr>
       </w:pPr>
       <w:r>
@@ -11370,7 +11992,7 @@
         <w:pStyle w:val="Compact"/>
         <w:numPr>
           <w:ilvl w:val="0"/>
-          <w:numId w:val="1014"/>
+          <w:numId w:val="1015"/>
         </w:numPr>
       </w:pPr>
       <w:r>
@@ -11419,8 +12041,8 @@
         <w:t xml:space="preserve">(Owner 2026-05-18: shorter, polite, brand-voice empty state — replaces the wordier original line. Same rule applies to every empty state on every Setnayan surface — no engineering jargon visible to users post-launch.)</w:t>
       </w:r>
     </w:p>
-    <w:bookmarkEnd w:id="41"/>
-    <w:bookmarkStart w:id="42" w:name="Xc99ef03eae1d7002b0a5134ab226c3fa51a9971"/>
+    <w:bookmarkEnd w:id="42"/>
+    <w:bookmarkStart w:id="43" w:name="Xc99ef03eae1d7002b0a5134ab226c3fa51a9971"/>
     <w:p>
       <w:pPr>
         <w:pStyle w:val="Heading3"/>
@@ -11447,1279 +12069,6 @@
       </w:r>
       <w:r>
         <w:t xml:space="preserve">every vendor has at least one Setnayan-exclusive offer (discount, bonus inclusion, free upgrade, etc.). On the vendor landing page, this surfaces as:</w:t>
-      </w:r>
-    </w:p>
-    <w:p>
-      <w:pPr>
-        <w:pStyle w:val="Compact"/>
-        <w:numPr>
-          <w:ilvl w:val="0"/>
-          <w:numId w:val="1016"/>
-        </w:numPr>
-      </w:pPr>
-      <w:r>
-        <w:t xml:space="preserve">A</w:t>
-      </w:r>
-      <w:r>
-        <w:t xml:space="preserve"> </w:t>
-      </w:r>
-      <w:r>
-        <w:rPr>
-          <w:b/>
-          <w:bCs/>
-        </w:rPr>
-        <w:t xml:space="preserve">horizontally-tinted row inside the bundle/service detail card</w:t>
-      </w:r>
-      <w:r>
-        <w:t xml:space="preserve">, with the Setnayan logo +</w:t>
-      </w:r>
-      <w:r>
-        <w:t xml:space="preserve"> </w:t>
-      </w:r>
-      <w:r>
-        <w:t xml:space="preserve">“Setnayan Exclusive”</w:t>
-      </w:r>
-      <w:r>
-        <w:t xml:space="preserve"> </w:t>
-      </w:r>
-      <w:r>
-        <w:t xml:space="preserve">eyebrow + the offer description + a clear</w:t>
-      </w:r>
-      <w:r>
-        <w:t xml:space="preserve"> </w:t>
-      </w:r>
-      <w:r>
-        <w:t xml:space="preserve">“Available only via Setnayan booking”</w:t>
-      </w:r>
-      <w:r>
-        <w:t xml:space="preserve"> </w:t>
-      </w:r>
-      <w:r>
-        <w:t xml:space="preserve">caveat</w:t>
-      </w:r>
-    </w:p>
-    <w:p>
-      <w:pPr>
-        <w:pStyle w:val="Compact"/>
-        <w:numPr>
-          <w:ilvl w:val="0"/>
-          <w:numId w:val="1016"/>
-        </w:numPr>
-      </w:pPr>
-      <w:r>
-        <w:t xml:space="preserve">Tint colors: gold gradient for Boosted vendors, terracotta for Certified, neutral for Standard Verified</w:t>
-      </w:r>
-    </w:p>
-    <w:p>
-      <w:pPr>
-        <w:pStyle w:val="Compact"/>
-        <w:numPr>
-          <w:ilvl w:val="0"/>
-          <w:numId w:val="1016"/>
-        </w:numPr>
-      </w:pPr>
-      <w:r>
-        <w:t xml:space="preserve">The row sits between the package title and the package description</w:t>
-      </w:r>
-    </w:p>
-    <w:p>
-      <w:pPr>
-        <w:pStyle w:val="Compact"/>
-        <w:numPr>
-          <w:ilvl w:val="0"/>
-          <w:numId w:val="1016"/>
-        </w:numPr>
-      </w:pPr>
-      <w:r>
-        <w:t xml:space="preserve">Tapping the row expands a panel explaining the exclusive offer terms (validity period, applicable services, redemption mechanics)</w:t>
-      </w:r>
-    </w:p>
-    <w:p>
-      <w:pPr>
-        <w:pStyle w:val="FirstParagraph"/>
-      </w:pPr>
-      <w:r>
-        <w:t xml:space="preserve">Example:</w:t>
-      </w:r>
-    </w:p>
-    <w:p>
-      <w:pPr>
-        <w:pStyle w:val="SourceCode"/>
-      </w:pPr>
-      <w:r>
-        <w:rPr>
-          <w:rStyle w:val="VerbatimChar"/>
-        </w:rPr>
-        <w:t xml:space="preserve">[Setnayan Exclusive]</w:t>
-      </w:r>
-      <w:r>
-        <w:br/>
-      </w:r>
-      <w:r>
-        <w:rPr>
-          <w:rStyle w:val="VerbatimChar"/>
-        </w:rPr>
-        <w:t xml:space="preserve">₱2,000 off + complimentary parents-of-couple portraits (worth ₱3,500)</w:t>
-      </w:r>
-      <w:r>
-        <w:br/>
-      </w:r>
-      <w:r>
-        <w:rPr>
-          <w:rStyle w:val="VerbatimChar"/>
-        </w:rPr>
-        <w:t xml:space="preserve">Valid only when booked through Setnayan · Auto-applied at checkout</w:t>
-      </w:r>
-    </w:p>
-    <w:p>
-      <w:r>
-        <w:pict>
-          <v:rect style="width:0;height:1.5pt" o:hralign="center" o:hrstd="t" o:hr="t"/>
-        </w:pict>
-      </w:r>
-    </w:p>
-    <w:bookmarkEnd w:id="42"/>
-    <w:bookmarkEnd w:id="43"/>
-    <w:bookmarkStart w:id="44" w:name="schema-additions"/>
-    <w:p>
-      <w:pPr>
-        <w:pStyle w:val="Heading2"/>
-      </w:pPr>
-      <w:r>
-        <w:t xml:space="preserve">Schema additions</w:t>
-      </w:r>
-    </w:p>
-    <w:p>
-      <w:pPr>
-        <w:pStyle w:val="FirstParagraph"/>
-      </w:pPr>
-      <w:r>
-        <w:t xml:space="preserve">Two columns on existing tables (carried over from prior 0015 draft, still required):</w:t>
-      </w:r>
-    </w:p>
-    <w:p>
-      <w:pPr>
-        <w:pStyle w:val="SourceCode"/>
-      </w:pPr>
-      <w:r>
-        <w:rPr>
-          <w:rStyle w:val="CommentTok"/>
-        </w:rPr>
-        <w:t xml:space="preserve">-- For the New Vendors carousel privacy rule</w:t>
-      </w:r>
-      <w:r>
-        <w:br/>
-      </w:r>
-      <w:r>
-        <w:rPr>
-          <w:rStyle w:val="KeywordTok"/>
-        </w:rPr>
-        <w:t xml:space="preserve">ALTER</w:t>
-      </w:r>
-      <w:r>
-        <w:rPr>
-          <w:rStyle w:val="NormalTok"/>
-        </w:rPr>
-        <w:t xml:space="preserve"> </w:t>
-      </w:r>
-      <w:r>
-        <w:rPr>
-          <w:rStyle w:val="KeywordTok"/>
-        </w:rPr>
-        <w:t xml:space="preserve">TABLE</w:t>
-      </w:r>
-      <w:r>
-        <w:rPr>
-          <w:rStyle w:val="NormalTok"/>
-        </w:rPr>
-        <w:t xml:space="preserve"> vendors </w:t>
-      </w:r>
-      <w:r>
-        <w:rPr>
-          <w:rStyle w:val="KeywordTok"/>
-        </w:rPr>
-        <w:t xml:space="preserve">ADD</w:t>
-      </w:r>
-      <w:r>
-        <w:rPr>
-          <w:rStyle w:val="NormalTok"/>
-        </w:rPr>
-        <w:t xml:space="preserve"> </w:t>
-      </w:r>
-      <w:r>
-        <w:rPr>
-          <w:rStyle w:val="KeywordTok"/>
-        </w:rPr>
-        <w:t xml:space="preserve">COLUMN</w:t>
-      </w:r>
-      <w:r>
-        <w:rPr>
-          <w:rStyle w:val="NormalTok"/>
-        </w:rPr>
-        <w:t xml:space="preserve"> is_public </w:t>
-      </w:r>
-      <w:r>
-        <w:rPr>
-          <w:rStyle w:val="DataTypeTok"/>
-        </w:rPr>
-        <w:t xml:space="preserve">BOOLEAN</w:t>
-      </w:r>
-      <w:r>
-        <w:rPr>
-          <w:rStyle w:val="NormalTok"/>
-        </w:rPr>
-        <w:t xml:space="preserve"> </w:t>
-      </w:r>
-      <w:r>
-        <w:rPr>
-          <w:rStyle w:val="KeywordTok"/>
-        </w:rPr>
-        <w:t xml:space="preserve">NOT</w:t>
-      </w:r>
-      <w:r>
-        <w:rPr>
-          <w:rStyle w:val="NormalTok"/>
-        </w:rPr>
-        <w:t xml:space="preserve"> </w:t>
-      </w:r>
-      <w:r>
-        <w:rPr>
-          <w:rStyle w:val="KeywordTok"/>
-        </w:rPr>
-        <w:t xml:space="preserve">NULL</w:t>
-      </w:r>
-      <w:r>
-        <w:rPr>
-          <w:rStyle w:val="NormalTok"/>
-        </w:rPr>
-        <w:t xml:space="preserve"> </w:t>
-      </w:r>
-      <w:r>
-        <w:rPr>
-          <w:rStyle w:val="KeywordTok"/>
-        </w:rPr>
-        <w:t xml:space="preserve">DEFAULT</w:t>
-      </w:r>
-      <w:r>
-        <w:rPr>
-          <w:rStyle w:val="NormalTok"/>
-        </w:rPr>
-        <w:t xml:space="preserve"> </w:t>
-      </w:r>
-      <w:r>
-        <w:rPr>
-          <w:rStyle w:val="KeywordTok"/>
-        </w:rPr>
-        <w:t xml:space="preserve">FALSE</w:t>
-      </w:r>
-      <w:r>
-        <w:rPr>
-          <w:rStyle w:val="NormalTok"/>
-        </w:rPr>
-        <w:t xml:space="preserve">;</w:t>
-      </w:r>
-      <w:r>
-        <w:br/>
-      </w:r>
-      <w:r>
-        <w:br/>
-      </w:r>
-      <w:r>
-        <w:rPr>
-          <w:rStyle w:val="CommentTok"/>
-        </w:rPr>
-        <w:t xml:space="preserve">-- For the city-level coverage map</w:t>
-      </w:r>
-      <w:r>
-        <w:br/>
-      </w:r>
-      <w:r>
-        <w:rPr>
-          <w:rStyle w:val="KeywordTok"/>
-        </w:rPr>
-        <w:t xml:space="preserve">ALTER</w:t>
-      </w:r>
-      <w:r>
-        <w:rPr>
-          <w:rStyle w:val="NormalTok"/>
-        </w:rPr>
-        <w:t xml:space="preserve"> </w:t>
-      </w:r>
-      <w:r>
-        <w:rPr>
-          <w:rStyle w:val="KeywordTok"/>
-        </w:rPr>
-        <w:t xml:space="preserve">TABLE</w:t>
-      </w:r>
-      <w:r>
-        <w:rPr>
-          <w:rStyle w:val="NormalTok"/>
-        </w:rPr>
-        <w:t xml:space="preserve"> </w:t>
-      </w:r>
-      <w:r>
-        <w:rPr>
-          <w:rStyle w:val="KeywordTok"/>
-        </w:rPr>
-        <w:t xml:space="preserve">events</w:t>
-      </w:r>
-      <w:r>
-        <w:rPr>
-          <w:rStyle w:val="NormalTok"/>
-        </w:rPr>
-        <w:t xml:space="preserve"> </w:t>
-      </w:r>
-      <w:r>
-        <w:rPr>
-          <w:rStyle w:val="KeywordTok"/>
-        </w:rPr>
-        <w:t xml:space="preserve">ADD</w:t>
-      </w:r>
-      <w:r>
-        <w:rPr>
-          <w:rStyle w:val="NormalTok"/>
-        </w:rPr>
-        <w:t xml:space="preserve"> </w:t>
-      </w:r>
-      <w:r>
-        <w:rPr>
-          <w:rStyle w:val="KeywordTok"/>
-        </w:rPr>
-        <w:t xml:space="preserve">COLUMN</w:t>
-      </w:r>
-      <w:r>
-        <w:rPr>
-          <w:rStyle w:val="NormalTok"/>
-        </w:rPr>
-        <w:t xml:space="preserve"> psgc_city_code TEXT;</w:t>
-      </w:r>
-      <w:r>
-        <w:br/>
-      </w:r>
-      <w:r>
-        <w:rPr>
-          <w:rStyle w:val="KeywordTok"/>
-        </w:rPr>
-        <w:t xml:space="preserve">ALTER</w:t>
-      </w:r>
-      <w:r>
-        <w:rPr>
-          <w:rStyle w:val="NormalTok"/>
-        </w:rPr>
-        <w:t xml:space="preserve"> </w:t>
-      </w:r>
-      <w:r>
-        <w:rPr>
-          <w:rStyle w:val="KeywordTok"/>
-        </w:rPr>
-        <w:t xml:space="preserve">TABLE</w:t>
-      </w:r>
-      <w:r>
-        <w:rPr>
-          <w:rStyle w:val="NormalTok"/>
-        </w:rPr>
-        <w:t xml:space="preserve"> </w:t>
-      </w:r>
-      <w:r>
-        <w:rPr>
-          <w:rStyle w:val="KeywordTok"/>
-        </w:rPr>
-        <w:t xml:space="preserve">events</w:t>
-      </w:r>
-      <w:r>
-        <w:rPr>
-          <w:rStyle w:val="NormalTok"/>
-        </w:rPr>
-        <w:t xml:space="preserve"> </w:t>
-      </w:r>
-      <w:r>
-        <w:rPr>
-          <w:rStyle w:val="KeywordTok"/>
-        </w:rPr>
-        <w:t xml:space="preserve">ADD</w:t>
-      </w:r>
-      <w:r>
-        <w:rPr>
-          <w:rStyle w:val="NormalTok"/>
-        </w:rPr>
-        <w:t xml:space="preserve"> </w:t>
-      </w:r>
-      <w:r>
-        <w:rPr>
-          <w:rStyle w:val="KeywordTok"/>
-        </w:rPr>
-        <w:t xml:space="preserve">COLUMN</w:t>
-      </w:r>
-      <w:r>
-        <w:rPr>
-          <w:rStyle w:val="NormalTok"/>
-        </w:rPr>
-        <w:t xml:space="preserve"> psgc_province_code TEXT;</w:t>
-      </w:r>
-      <w:r>
-        <w:br/>
-      </w:r>
-      <w:r>
-        <w:rPr>
-          <w:rStyle w:val="KeywordTok"/>
-        </w:rPr>
-        <w:t xml:space="preserve">CREATE</w:t>
-      </w:r>
-      <w:r>
-        <w:rPr>
-          <w:rStyle w:val="NormalTok"/>
-        </w:rPr>
-        <w:t xml:space="preserve"> </w:t>
-      </w:r>
-      <w:r>
-        <w:rPr>
-          <w:rStyle w:val="KeywordTok"/>
-        </w:rPr>
-        <w:t xml:space="preserve">INDEX</w:t>
-      </w:r>
-      <w:r>
-        <w:rPr>
-          <w:rStyle w:val="NormalTok"/>
-        </w:rPr>
-        <w:t xml:space="preserve"> events_city_code_idx </w:t>
-      </w:r>
-      <w:r>
-        <w:rPr>
-          <w:rStyle w:val="KeywordTok"/>
-        </w:rPr>
-        <w:t xml:space="preserve">ON</w:t>
-      </w:r>
-      <w:r>
-        <w:rPr>
-          <w:rStyle w:val="NormalTok"/>
-        </w:rPr>
-        <w:t xml:space="preserve"> </w:t>
-      </w:r>
-      <w:r>
-        <w:rPr>
-          <w:rStyle w:val="KeywordTok"/>
-        </w:rPr>
-        <w:t xml:space="preserve">events</w:t>
-      </w:r>
-      <w:r>
-        <w:rPr>
-          <w:rStyle w:val="NormalTok"/>
-        </w:rPr>
-        <w:t xml:space="preserve"> (psgc_city_code) </w:t>
-      </w:r>
-      <w:r>
-        <w:rPr>
-          <w:rStyle w:val="KeywordTok"/>
-        </w:rPr>
-        <w:t xml:space="preserve">WHERE</w:t>
-      </w:r>
-      <w:r>
-        <w:rPr>
-          <w:rStyle w:val="NormalTok"/>
-        </w:rPr>
-        <w:t xml:space="preserve"> archived </w:t>
-      </w:r>
-      <w:r>
-        <w:rPr>
-          <w:rStyle w:val="OperatorTok"/>
-        </w:rPr>
-        <w:t xml:space="preserve">=</w:t>
-      </w:r>
-      <w:r>
-        <w:rPr>
-          <w:rStyle w:val="NormalTok"/>
-        </w:rPr>
-        <w:t xml:space="preserve"> </w:t>
-      </w:r>
-      <w:r>
-        <w:rPr>
-          <w:rStyle w:val="KeywordTok"/>
-        </w:rPr>
-        <w:t xml:space="preserve">FALSE</w:t>
-      </w:r>
-      <w:r>
-        <w:rPr>
-          <w:rStyle w:val="NormalTok"/>
-        </w:rPr>
-        <w:t xml:space="preserve">;</w:t>
-      </w:r>
-    </w:p>
-    <w:p>
-      <w:pPr>
-        <w:pStyle w:val="FirstParagraph"/>
-      </w:pPr>
-      <w:r>
-        <w:t xml:space="preserve">Plus a new table for the free-vendor-registration intake (lighter than the full vendor surface vendor account schema; this is the marketing-side application that the Setnayan Team admin reviews):</w:t>
-      </w:r>
-    </w:p>
-    <w:p>
-      <w:pPr>
-        <w:pStyle w:val="SourceCode"/>
-      </w:pPr>
-      <w:r>
-        <w:rPr>
-          <w:rStyle w:val="KeywordTok"/>
-        </w:rPr>
-        <w:t xml:space="preserve">CREATE</w:t>
-      </w:r>
-      <w:r>
-        <w:rPr>
-          <w:rStyle w:val="NormalTok"/>
-        </w:rPr>
-        <w:t xml:space="preserve"> </w:t>
-      </w:r>
-      <w:r>
-        <w:rPr>
-          <w:rStyle w:val="KeywordTok"/>
-        </w:rPr>
-        <w:t xml:space="preserve">TABLE</w:t>
-      </w:r>
-      <w:r>
-        <w:rPr>
-          <w:rStyle w:val="NormalTok"/>
-        </w:rPr>
-        <w:t xml:space="preserve"> vendor_registrations (</w:t>
-      </w:r>
-      <w:r>
-        <w:br/>
-      </w:r>
-      <w:r>
-        <w:rPr>
-          <w:rStyle w:val="NormalTok"/>
-        </w:rPr>
-        <w:t xml:space="preserve">  registration_id UUID </w:t>
-      </w:r>
-      <w:r>
-        <w:rPr>
-          <w:rStyle w:val="KeywordTok"/>
-        </w:rPr>
-        <w:t xml:space="preserve">PRIMARY</w:t>
-      </w:r>
-      <w:r>
-        <w:rPr>
-          <w:rStyle w:val="NormalTok"/>
-        </w:rPr>
-        <w:t xml:space="preserve"> </w:t>
-      </w:r>
-      <w:r>
-        <w:rPr>
-          <w:rStyle w:val="KeywordTok"/>
-        </w:rPr>
-        <w:t xml:space="preserve">KEY</w:t>
-      </w:r>
-      <w:r>
-        <w:rPr>
-          <w:rStyle w:val="NormalTok"/>
-        </w:rPr>
-        <w:t xml:space="preserve"> </w:t>
-      </w:r>
-      <w:r>
-        <w:rPr>
-          <w:rStyle w:val="KeywordTok"/>
-        </w:rPr>
-        <w:t xml:space="preserve">DEFAULT</w:t>
-      </w:r>
-      <w:r>
-        <w:rPr>
-          <w:rStyle w:val="NormalTok"/>
-        </w:rPr>
-        <w:t xml:space="preserve"> gen_random_uuid(),</w:t>
-      </w:r>
-      <w:r>
-        <w:br/>
-      </w:r>
-      <w:r>
-        <w:rPr>
-          <w:rStyle w:val="NormalTok"/>
-        </w:rPr>
-        <w:t xml:space="preserve">  business_name TEXT </w:t>
-      </w:r>
-      <w:r>
-        <w:rPr>
-          <w:rStyle w:val="KeywordTok"/>
-        </w:rPr>
-        <w:t xml:space="preserve">NOT</w:t>
-      </w:r>
-      <w:r>
-        <w:rPr>
-          <w:rStyle w:val="NormalTok"/>
-        </w:rPr>
-        <w:t xml:space="preserve"> </w:t>
-      </w:r>
-      <w:r>
-        <w:rPr>
-          <w:rStyle w:val="KeywordTok"/>
-        </w:rPr>
-        <w:t xml:space="preserve">NULL</w:t>
-      </w:r>
-      <w:r>
-        <w:rPr>
-          <w:rStyle w:val="NormalTok"/>
-        </w:rPr>
-        <w:t xml:space="preserve">,</w:t>
-      </w:r>
-      <w:r>
-        <w:br/>
-      </w:r>
-      <w:r>
-        <w:rPr>
-          <w:rStyle w:val="NormalTok"/>
-        </w:rPr>
-        <w:t xml:space="preserve">  owner_name TEXT </w:t>
-      </w:r>
-      <w:r>
-        <w:rPr>
-          <w:rStyle w:val="KeywordTok"/>
-        </w:rPr>
-        <w:t xml:space="preserve">NOT</w:t>
-      </w:r>
-      <w:r>
-        <w:rPr>
-          <w:rStyle w:val="NormalTok"/>
-        </w:rPr>
-        <w:t xml:space="preserve"> </w:t>
-      </w:r>
-      <w:r>
-        <w:rPr>
-          <w:rStyle w:val="KeywordTok"/>
-        </w:rPr>
-        <w:t xml:space="preserve">NULL</w:t>
-      </w:r>
-      <w:r>
-        <w:rPr>
-          <w:rStyle w:val="NormalTok"/>
-        </w:rPr>
-        <w:t xml:space="preserve">,</w:t>
-      </w:r>
-      <w:r>
-        <w:br/>
-      </w:r>
-      <w:r>
-        <w:rPr>
-          <w:rStyle w:val="NormalTok"/>
-        </w:rPr>
-        <w:t xml:space="preserve">  contact_email TEXT </w:t>
-      </w:r>
-      <w:r>
-        <w:rPr>
-          <w:rStyle w:val="KeywordTok"/>
-        </w:rPr>
-        <w:t xml:space="preserve">NOT</w:t>
-      </w:r>
-      <w:r>
-        <w:rPr>
-          <w:rStyle w:val="NormalTok"/>
-        </w:rPr>
-        <w:t xml:space="preserve"> </w:t>
-      </w:r>
-      <w:r>
-        <w:rPr>
-          <w:rStyle w:val="KeywordTok"/>
-        </w:rPr>
-        <w:t xml:space="preserve">NULL</w:t>
-      </w:r>
-      <w:r>
-        <w:rPr>
-          <w:rStyle w:val="NormalTok"/>
-        </w:rPr>
-        <w:t xml:space="preserve">,</w:t>
-      </w:r>
-      <w:r>
-        <w:br/>
-      </w:r>
-      <w:r>
-        <w:rPr>
-          <w:rStyle w:val="NormalTok"/>
-        </w:rPr>
-        <w:t xml:space="preserve">  contact_phone TEXT,</w:t>
-      </w:r>
-      <w:r>
-        <w:br/>
-      </w:r>
-      <w:r>
-        <w:rPr>
-          <w:rStyle w:val="NormalTok"/>
-        </w:rPr>
-        <w:t xml:space="preserve">  service_category_codes TEXT[] </w:t>
-      </w:r>
-      <w:r>
-        <w:rPr>
-          <w:rStyle w:val="KeywordTok"/>
-        </w:rPr>
-        <w:t xml:space="preserve">NOT</w:t>
-      </w:r>
-      <w:r>
-        <w:rPr>
-          <w:rStyle w:val="NormalTok"/>
-        </w:rPr>
-        <w:t xml:space="preserve"> </w:t>
-      </w:r>
-      <w:r>
-        <w:rPr>
-          <w:rStyle w:val="KeywordTok"/>
-        </w:rPr>
-        <w:t xml:space="preserve">NULL</w:t>
-      </w:r>
-      <w:r>
-        <w:rPr>
-          <w:rStyle w:val="NormalTok"/>
-        </w:rPr>
-        <w:t xml:space="preserve">,  </w:t>
-      </w:r>
-      <w:r>
-        <w:rPr>
-          <w:rStyle w:val="CommentTok"/>
-        </w:rPr>
-        <w:t xml:space="preserve">-- references hybrid taxonomy from 0006</w:t>
-      </w:r>
-      <w:r>
-        <w:br/>
-      </w:r>
-      <w:r>
-        <w:rPr>
-          <w:rStyle w:val="NormalTok"/>
-        </w:rPr>
-        <w:t xml:space="preserve">  service_area_psgc_city_codes TEXT[] </w:t>
-      </w:r>
-      <w:r>
-        <w:rPr>
-          <w:rStyle w:val="KeywordTok"/>
-        </w:rPr>
-        <w:t xml:space="preserve">NOT</w:t>
-      </w:r>
-      <w:r>
-        <w:rPr>
-          <w:rStyle w:val="NormalTok"/>
-        </w:rPr>
-        <w:t xml:space="preserve"> </w:t>
-      </w:r>
-      <w:r>
-        <w:rPr>
-          <w:rStyle w:val="KeywordTok"/>
-        </w:rPr>
-        <w:t xml:space="preserve">NULL</w:t>
-      </w:r>
-      <w:r>
-        <w:rPr>
-          <w:rStyle w:val="NormalTok"/>
-        </w:rPr>
-        <w:t xml:space="preserve">,</w:t>
-      </w:r>
-      <w:r>
-        <w:br/>
-      </w:r>
-      <w:r>
-        <w:rPr>
-          <w:rStyle w:val="NormalTok"/>
-        </w:rPr>
-        <w:t xml:space="preserve">  sample_work_urls TEXT[],                  </w:t>
-      </w:r>
-      <w:r>
-        <w:rPr>
-          <w:rStyle w:val="CommentTok"/>
-        </w:rPr>
-        <w:t xml:space="preserve">-- portfolio links / IG / FB</w:t>
-      </w:r>
-      <w:r>
-        <w:br/>
-      </w:r>
-      <w:r>
-        <w:rPr>
-          <w:rStyle w:val="NormalTok"/>
-        </w:rPr>
-        <w:t xml:space="preserve">  legitimacy_doc_url TEXT,                  </w:t>
-      </w:r>
-      <w:r>
-        <w:rPr>
-          <w:rStyle w:val="CommentTok"/>
-        </w:rPr>
-        <w:t xml:space="preserve">-- DTI / SEC / Mayor's Permit upload (R2)</w:t>
-      </w:r>
-      <w:r>
-        <w:br/>
-      </w:r>
-      <w:r>
-        <w:rPr>
-          <w:rStyle w:val="NormalTok"/>
-        </w:rPr>
-        <w:t xml:space="preserve">  </w:t>
-      </w:r>
-      <w:r>
-        <w:rPr>
-          <w:rStyle w:val="KeywordTok"/>
-        </w:rPr>
-        <w:t xml:space="preserve">source</w:t>
-      </w:r>
-      <w:r>
-        <w:rPr>
-          <w:rStyle w:val="NormalTok"/>
-        </w:rPr>
-        <w:t xml:space="preserve"> TEXT,                              </w:t>
-      </w:r>
-      <w:r>
-        <w:rPr>
-          <w:rStyle w:val="CommentTok"/>
-        </w:rPr>
-        <w:t xml:space="preserve">-- where they heard about Setnayan</w:t>
-      </w:r>
-      <w:r>
-        <w:br/>
-      </w:r>
-      <w:r>
-        <w:rPr>
-          <w:rStyle w:val="NormalTok"/>
-        </w:rPr>
-        <w:t xml:space="preserve">  status TEXT </w:t>
-      </w:r>
-      <w:r>
-        <w:rPr>
-          <w:rStyle w:val="KeywordTok"/>
-        </w:rPr>
-        <w:t xml:space="preserve">NOT</w:t>
-      </w:r>
-      <w:r>
-        <w:rPr>
-          <w:rStyle w:val="NormalTok"/>
-        </w:rPr>
-        <w:t xml:space="preserve"> </w:t>
-      </w:r>
-      <w:r>
-        <w:rPr>
-          <w:rStyle w:val="KeywordTok"/>
-        </w:rPr>
-        <w:t xml:space="preserve">NULL</w:t>
-      </w:r>
-      <w:r>
-        <w:rPr>
-          <w:rStyle w:val="NormalTok"/>
-        </w:rPr>
-        <w:t xml:space="preserve"> </w:t>
-      </w:r>
-      <w:r>
-        <w:rPr>
-          <w:rStyle w:val="KeywordTok"/>
-        </w:rPr>
-        <w:t xml:space="preserve">DEFAULT</w:t>
-      </w:r>
-      <w:r>
-        <w:rPr>
-          <w:rStyle w:val="NormalTok"/>
-        </w:rPr>
-        <w:t xml:space="preserve"> </w:t>
-      </w:r>
-      <w:r>
-        <w:rPr>
-          <w:rStyle w:val="StringTok"/>
-        </w:rPr>
-        <w:t xml:space="preserve">'pending_review'</w:t>
-      </w:r>
-      <w:r>
-        <w:br/>
-      </w:r>
-      <w:r>
-        <w:rPr>
-          <w:rStyle w:val="NormalTok"/>
-        </w:rPr>
-        <w:t xml:space="preserve">    </w:t>
-      </w:r>
-      <w:r>
-        <w:rPr>
-          <w:rStyle w:val="KeywordTok"/>
-        </w:rPr>
-        <w:t xml:space="preserve">CHECK</w:t>
-      </w:r>
-      <w:r>
-        <w:rPr>
-          <w:rStyle w:val="NormalTok"/>
-        </w:rPr>
-        <w:t xml:space="preserve"> (status </w:t>
-      </w:r>
-      <w:r>
-        <w:rPr>
-          <w:rStyle w:val="KeywordTok"/>
-        </w:rPr>
-        <w:t xml:space="preserve">IN</w:t>
-      </w:r>
-      <w:r>
-        <w:rPr>
-          <w:rStyle w:val="NormalTok"/>
-        </w:rPr>
-        <w:t xml:space="preserve"> (</w:t>
-      </w:r>
-      <w:r>
-        <w:rPr>
-          <w:rStyle w:val="StringTok"/>
-        </w:rPr>
-        <w:t xml:space="preserve">'pending_review'</w:t>
-      </w:r>
-      <w:r>
-        <w:rPr>
-          <w:rStyle w:val="NormalTok"/>
-        </w:rPr>
-        <w:t xml:space="preserve">,</w:t>
-      </w:r>
-      <w:r>
-        <w:rPr>
-          <w:rStyle w:val="StringTok"/>
-        </w:rPr>
-        <w:t xml:space="preserve">'approved'</w:t>
-      </w:r>
-      <w:r>
-        <w:rPr>
-          <w:rStyle w:val="NormalTok"/>
-        </w:rPr>
-        <w:t xml:space="preserve">,</w:t>
-      </w:r>
-      <w:r>
-        <w:rPr>
-          <w:rStyle w:val="StringTok"/>
-        </w:rPr>
-        <w:t xml:space="preserve">'rejected'</w:t>
-      </w:r>
-      <w:r>
-        <w:rPr>
-          <w:rStyle w:val="NormalTok"/>
-        </w:rPr>
-        <w:t xml:space="preserve">,</w:t>
-      </w:r>
-      <w:r>
-        <w:rPr>
-          <w:rStyle w:val="StringTok"/>
-        </w:rPr>
-        <w:t xml:space="preserve">'needs_info'</w:t>
-      </w:r>
-      <w:r>
-        <w:rPr>
-          <w:rStyle w:val="NormalTok"/>
-        </w:rPr>
-        <w:t xml:space="preserve">)),</w:t>
-      </w:r>
-      <w:r>
-        <w:br/>
-      </w:r>
-      <w:r>
-        <w:rPr>
-          <w:rStyle w:val="NormalTok"/>
-        </w:rPr>
-        <w:t xml:space="preserve">  reviewed_by UUID </w:t>
-      </w:r>
-      <w:r>
-        <w:rPr>
-          <w:rStyle w:val="KeywordTok"/>
-        </w:rPr>
-        <w:t xml:space="preserve">REFERENCES</w:t>
-      </w:r>
-      <w:r>
-        <w:rPr>
-          <w:rStyle w:val="NormalTok"/>
-        </w:rPr>
-        <w:t xml:space="preserve"> users (user_id),</w:t>
-      </w:r>
-      <w:r>
-        <w:br/>
-      </w:r>
-      <w:r>
-        <w:rPr>
-          <w:rStyle w:val="NormalTok"/>
-        </w:rPr>
-        <w:t xml:space="preserve">  reviewed_at TIMESTAMPTZ,</w:t>
-      </w:r>
-      <w:r>
-        <w:br/>
-      </w:r>
-      <w:r>
-        <w:rPr>
-          <w:rStyle w:val="NormalTok"/>
-        </w:rPr>
-        <w:t xml:space="preserve">  approved_vendor_id UUID </w:t>
-      </w:r>
-      <w:r>
-        <w:rPr>
-          <w:rStyle w:val="KeywordTok"/>
-        </w:rPr>
-        <w:t xml:space="preserve">REFERENCES</w:t>
-      </w:r>
-      <w:r>
-        <w:rPr>
-          <w:rStyle w:val="NormalTok"/>
-        </w:rPr>
-        <w:t xml:space="preserve"> vendors (vendor_id),  </w:t>
-      </w:r>
-      <w:r>
-        <w:rPr>
-          <w:rStyle w:val="CommentTok"/>
-        </w:rPr>
-        <w:t xml:space="preserve">-- set when approved → vendor row created</w:t>
-      </w:r>
-      <w:r>
-        <w:br/>
-      </w:r>
-      <w:r>
-        <w:rPr>
-          <w:rStyle w:val="NormalTok"/>
-        </w:rPr>
-        <w:t xml:space="preserve">  created_at TIMESTAMPTZ </w:t>
-      </w:r>
-      <w:r>
-        <w:rPr>
-          <w:rStyle w:val="KeywordTok"/>
-        </w:rPr>
-        <w:t xml:space="preserve">NOT</w:t>
-      </w:r>
-      <w:r>
-        <w:rPr>
-          <w:rStyle w:val="NormalTok"/>
-        </w:rPr>
-        <w:t xml:space="preserve"> </w:t>
-      </w:r>
-      <w:r>
-        <w:rPr>
-          <w:rStyle w:val="KeywordTok"/>
-        </w:rPr>
-        <w:t xml:space="preserve">NULL</w:t>
-      </w:r>
-      <w:r>
-        <w:rPr>
-          <w:rStyle w:val="NormalTok"/>
-        </w:rPr>
-        <w:t xml:space="preserve"> </w:t>
-      </w:r>
-      <w:r>
-        <w:rPr>
-          <w:rStyle w:val="KeywordTok"/>
-        </w:rPr>
-        <w:t xml:space="preserve">DEFAULT</w:t>
-      </w:r>
-      <w:r>
-        <w:rPr>
-          <w:rStyle w:val="NormalTok"/>
-        </w:rPr>
-        <w:t xml:space="preserve"> now()</w:t>
-      </w:r>
-      <w:r>
-        <w:br/>
-      </w:r>
-      <w:r>
-        <w:rPr>
-          <w:rStyle w:val="NormalTok"/>
-        </w:rPr>
-        <w:t xml:space="preserve">);</w:t>
-      </w:r>
-      <w:r>
-        <w:br/>
-      </w:r>
-      <w:r>
-        <w:br/>
-      </w:r>
-      <w:r>
-        <w:rPr>
-          <w:rStyle w:val="KeywordTok"/>
-        </w:rPr>
-        <w:t xml:space="preserve">CREATE</w:t>
-      </w:r>
-      <w:r>
-        <w:rPr>
-          <w:rStyle w:val="NormalTok"/>
-        </w:rPr>
-        <w:t xml:space="preserve"> </w:t>
-      </w:r>
-      <w:r>
-        <w:rPr>
-          <w:rStyle w:val="KeywordTok"/>
-        </w:rPr>
-        <w:t xml:space="preserve">INDEX</w:t>
-      </w:r>
-      <w:r>
-        <w:rPr>
-          <w:rStyle w:val="NormalTok"/>
-        </w:rPr>
-        <w:t xml:space="preserve"> vendor_registrations_status_idx </w:t>
-      </w:r>
-      <w:r>
-        <w:rPr>
-          <w:rStyle w:val="KeywordTok"/>
-        </w:rPr>
-        <w:t xml:space="preserve">ON</w:t>
-      </w:r>
-      <w:r>
-        <w:rPr>
-          <w:rStyle w:val="NormalTok"/>
-        </w:rPr>
-        <w:t xml:space="preserve"> vendor_registrations (status, created_at);</w:t>
-      </w:r>
-    </w:p>
-    <w:p>
-      <w:pPr>
-        <w:pStyle w:val="FirstParagraph"/>
-      </w:pPr>
-      <w:r>
-        <w:t xml:space="preserve">PSGC reference table is unchanged from the prior draft.</w:t>
-      </w:r>
-    </w:p>
-    <w:p>
-      <w:r>
-        <w:pict>
-          <v:rect style="width:0;height:1.5pt" o:hralign="center" o:hrstd="t" o:hr="t"/>
-        </w:pict>
-      </w:r>
-    </w:p>
-    <w:bookmarkEnd w:id="44"/>
-    <w:bookmarkStart w:id="45" w:name="conversion-funnel"/>
-    <w:p>
-      <w:pPr>
-        <w:pStyle w:val="Heading2"/>
-      </w:pPr>
-      <w:r>
-        <w:t xml:space="preserve">Conversion funnel</w:t>
-      </w:r>
-    </w:p>
-    <w:p>
-      <w:pPr>
-        <w:pStyle w:val="SourceCode"/>
-      </w:pPr>
-      <w:r>
-        <w:rPr>
-          <w:rStyle w:val="VerbatimChar"/>
-        </w:rPr>
-        <w:t xml:space="preserve">Visitor lands on setnayan.com/</w:t>
-      </w:r>
-      <w:r>
-        <w:br/>
-      </w:r>
-      <w:r>
-        <w:rPr>
-          <w:rStyle w:val="VerbatimChar"/>
-        </w:rPr>
-        <w:t xml:space="preserve">   │</w:t>
-      </w:r>
-      <w:r>
-        <w:br/>
-      </w:r>
-      <w:r>
-        <w:rPr>
-          <w:rStyle w:val="VerbatimChar"/>
-        </w:rPr>
-        <w:t xml:space="preserve">   ├─ Reads dual hero (toggles to whichever side they care about)</w:t>
-      </w:r>
-      <w:r>
-        <w:br/>
-      </w:r>
-      <w:r>
-        <w:rPr>
-          <w:rStyle w:val="VerbatimChar"/>
-        </w:rPr>
-        <w:t xml:space="preserve">   ├─ Sees the chaos panel (recognition)</w:t>
-      </w:r>
-      <w:r>
-        <w:br/>
-      </w:r>
-      <w:r>
-        <w:rPr>
-          <w:rStyle w:val="VerbatimChar"/>
-        </w:rPr>
-        <w:t xml:space="preserve">   ├─ Sees the four-tab + services overview (recognition → understanding)</w:t>
-      </w:r>
-      <w:r>
-        <w:br/>
-      </w:r>
-      <w:r>
-        <w:rPr>
-          <w:rStyle w:val="VerbatimChar"/>
-        </w:rPr>
-        <w:t xml:space="preserve">   ├─ Sees vendor compatibility / verification (trust)</w:t>
-      </w:r>
-      <w:r>
-        <w:br/>
-      </w:r>
-      <w:r>
-        <w:rPr>
-          <w:rStyle w:val="VerbatimChar"/>
-        </w:rPr>
-        <w:t xml:space="preserve">   ├─ Sees pacing + scheduling story (operational confidence)</w:t>
-      </w:r>
-      <w:r>
-        <w:br/>
-      </w:r>
-      <w:r>
-        <w:rPr>
-          <w:rStyle w:val="VerbatimChar"/>
-        </w:rPr>
-        <w:t xml:space="preserve">   ├─ Sees vendor flywheel + readiness board (momentum)</w:t>
-      </w:r>
-      <w:r>
-        <w:br/>
-      </w:r>
-      <w:r>
-        <w:rPr>
-          <w:rStyle w:val="VerbatimChar"/>
-        </w:rPr>
-        <w:t xml:space="preserve">   ├─ Sees PH coverage map (geographic proof)</w:t>
-      </w:r>
-      <w:r>
-        <w:br/>
-      </w:r>
-      <w:r>
-        <w:rPr>
-          <w:rStyle w:val="VerbatimChar"/>
-        </w:rPr>
-        <w:t xml:space="preserve">   │</w:t>
-      </w:r>
-      <w:r>
-        <w:br/>
-      </w:r>
-      <w:r>
-        <w:rPr>
-          <w:rStyle w:val="VerbatimChar"/>
-        </w:rPr>
-        <w:t xml:space="preserve">   ├─ Couple clicks "Apply" → /apply form → submission → Setnayan Team contacts within 24 hr → quote sent → payment → activated</w:t>
-      </w:r>
-      <w:r>
-        <w:br/>
-      </w:r>
-      <w:r>
-        <w:rPr>
-          <w:rStyle w:val="VerbatimChar"/>
-        </w:rPr>
-        <w:t xml:space="preserve">   │</w:t>
-      </w:r>
-      <w:r>
-        <w:br/>
-      </w:r>
-      <w:r>
-        <w:rPr>
-          <w:rStyle w:val="VerbatimChar"/>
-        </w:rPr>
-        <w:t xml:space="preserve">   ├─ Vendor clicks "Register your business — free" → /register-vendor form → submission → Setnayan Team verifies (3 business day SLA) → vendor profile published with verified badge</w:t>
-      </w:r>
-      <w:r>
-        <w:br/>
-      </w:r>
-      <w:r>
-        <w:rPr>
-          <w:rStyle w:val="VerbatimChar"/>
-        </w:rPr>
-        <w:t xml:space="preserve">   │</w:t>
-      </w:r>
-      <w:r>
-        <w:br/>
-      </w:r>
-      <w:r>
-        <w:rPr>
-          <w:rStyle w:val="VerbatimChar"/>
-        </w:rPr>
-        <w:t xml:space="preserve">   └─ Visitor closes tab — analytics event "marketing_site_bounce"</w:t>
-      </w:r>
-    </w:p>
-    <w:p>
-      <w:pPr>
-        <w:pStyle w:val="FirstParagraph"/>
-      </w:pPr>
-      <w:r>
-        <w:rPr>
-          <w:b/>
-          <w:bCs/>
-        </w:rPr>
-        <w:t xml:space="preserve">Key conversion metrics tracked (Vercel Analytics + Sentry):</w:t>
       </w:r>
     </w:p>
     <w:p>
@@ -12731,10 +12080,44 @@
         </w:numPr>
       </w:pPr>
       <w:r>
-        <w:rPr>
-          <w:rStyle w:val="VerbatimChar"/>
-        </w:rPr>
-        <w:t xml:space="preserve">marketing_homepage_view</w:t>
+        <w:t xml:space="preserve">A</w:t>
+      </w:r>
+      <w:r>
+        <w:t xml:space="preserve"> </w:t>
+      </w:r>
+      <w:r>
+        <w:rPr>
+          <w:b/>
+          <w:bCs/>
+        </w:rPr>
+        <w:t xml:space="preserve">horizontally-tinted row inside the bundle/service detail card</w:t>
+      </w:r>
+      <w:r>
+        <w:t xml:space="preserve">, with the Setnayan logo +</w:t>
+      </w:r>
+      <w:r>
+        <w:t xml:space="preserve"> </w:t>
+      </w:r>
+      <w:r>
+        <w:t xml:space="preserve">“Setnayan Exclusive”</w:t>
+      </w:r>
+      <w:r>
+        <w:t xml:space="preserve"> </w:t>
+      </w:r>
+      <w:r>
+        <w:t xml:space="preserve">eyebrow + the offer description + a clear</w:t>
+      </w:r>
+      <w:r>
+        <w:t xml:space="preserve"> </w:t>
+      </w:r>
+      <w:r>
+        <w:t xml:space="preserve">“Available only via Setnayan booking”</w:t>
+      </w:r>
+      <w:r>
+        <w:t xml:space="preserve"> </w:t>
+      </w:r>
+      <w:r>
+        <w:t xml:space="preserve">caveat</w:t>
       </w:r>
     </w:p>
     <w:p>
@@ -12746,16 +12129,7 @@
         </w:numPr>
       </w:pPr>
       <w:r>
-        <w:rPr>
-          <w:rStyle w:val="VerbatimChar"/>
-        </w:rPr>
-        <w:t xml:space="preserve">hero_toggle_flipped</w:t>
-      </w:r>
-      <w:r>
-        <w:t xml:space="preserve"> </w:t>
-      </w:r>
-      <w:r>
-        <w:t xml:space="preserve">(which side ended on)</w:t>
+        <w:t xml:space="preserve">Tint colors: gold gradient for Boosted vendors, terracotta for Certified, neutral for Standard Verified</w:t>
       </w:r>
     </w:p>
     <w:p>
@@ -12767,16 +12141,7 @@
         </w:numPr>
       </w:pPr>
       <w:r>
-        <w:rPr>
-          <w:rStyle w:val="VerbatimChar"/>
-        </w:rPr>
-        <w:t xml:space="preserve">marketing_cta_clicked</w:t>
-      </w:r>
-      <w:r>
-        <w:t xml:space="preserve"> </w:t>
-      </w:r>
-      <w:r>
-        <w:t xml:space="preserve">(which CTA, which section)</w:t>
+        <w:t xml:space="preserve">The row sits between the package title and the package description</w:t>
       </w:r>
     </w:p>
     <w:p>
@@ -12788,67 +12153,44 @@
         </w:numPr>
       </w:pPr>
       <w:r>
-        <w:rPr>
-          <w:rStyle w:val="VerbatimChar"/>
-        </w:rPr>
-        <w:t xml:space="preserve">apply_form_started</w:t>
-      </w:r>
-      <w:r>
-        <w:t xml:space="preserve"> </w:t>
-      </w:r>
-      <w:r>
-        <w:t xml:space="preserve">/</w:t>
-      </w:r>
-      <w:r>
-        <w:t xml:space="preserve"> </w:t>
-      </w:r>
-      <w:r>
-        <w:rPr>
-          <w:rStyle w:val="VerbatimChar"/>
-        </w:rPr>
-        <w:t xml:space="preserve">apply_form_submitted</w:t>
-      </w:r>
-    </w:p>
-    <w:p>
-      <w:pPr>
-        <w:pStyle w:val="Compact"/>
-        <w:numPr>
-          <w:ilvl w:val="0"/>
-          <w:numId w:val="1017"/>
-        </w:numPr>
-      </w:pPr>
-      <w:r>
-        <w:rPr>
-          <w:rStyle w:val="VerbatimChar"/>
-        </w:rPr>
-        <w:t xml:space="preserve">vendor_registration_started</w:t>
-      </w:r>
-      <w:r>
-        <w:t xml:space="preserve"> </w:t>
-      </w:r>
-      <w:r>
-        <w:t xml:space="preserve">/</w:t>
-      </w:r>
-      <w:r>
-        <w:t xml:space="preserve"> </w:t>
-      </w:r>
-      <w:r>
-        <w:rPr>
-          <w:rStyle w:val="VerbatimChar"/>
-        </w:rPr>
-        <w:t xml:space="preserve">vendor_registration_submitted</w:t>
-      </w:r>
-    </w:p>
-    <w:p>
-      <w:pPr>
-        <w:pStyle w:val="Compact"/>
-        <w:numPr>
-          <w:ilvl w:val="0"/>
-          <w:numId w:val="1017"/>
-        </w:numPr>
-      </w:pPr>
-      <w:r>
-        <w:t xml:space="preserve">Bounce rate, time on page, scroll depth per section</w:t>
+        <w:t xml:space="preserve">Tapping the row expands a panel explaining the exclusive offer terms (validity period, applicable services, redemption mechanics)</w:t>
+      </w:r>
+    </w:p>
+    <w:p>
+      <w:pPr>
+        <w:pStyle w:val="FirstParagraph"/>
+      </w:pPr>
+      <w:r>
+        <w:t xml:space="preserve">Example:</w:t>
+      </w:r>
+    </w:p>
+    <w:p>
+      <w:pPr>
+        <w:pStyle w:val="SourceCode"/>
+      </w:pPr>
+      <w:r>
+        <w:rPr>
+          <w:rStyle w:val="VerbatimChar"/>
+        </w:rPr>
+        <w:t xml:space="preserve">[Setnayan Exclusive]</w:t>
+      </w:r>
+      <w:r>
+        <w:br/>
+      </w:r>
+      <w:r>
+        <w:rPr>
+          <w:rStyle w:val="VerbatimChar"/>
+        </w:rPr>
+        <w:t xml:space="preserve">₱2,000 off + complimentary parents-of-couple portraits (worth ₱3,500)</w:t>
+      </w:r>
+      <w:r>
+        <w:br/>
+      </w:r>
+      <w:r>
+        <w:rPr>
+          <w:rStyle w:val="VerbatimChar"/>
+        </w:rPr>
+        <w:t xml:space="preserve">Valid only when booked through Setnayan · Auto-applied at checkout</w:t>
       </w:r>
     </w:p>
     <w:p>
@@ -12858,14 +12200,1136 @@
         </w:pict>
       </w:r>
     </w:p>
+    <w:bookmarkEnd w:id="43"/>
+    <w:bookmarkEnd w:id="44"/>
+    <w:bookmarkStart w:id="45" w:name="schema-additions"/>
+    <w:p>
+      <w:pPr>
+        <w:pStyle w:val="Heading2"/>
+      </w:pPr>
+      <w:r>
+        <w:t xml:space="preserve">Schema additions</w:t>
+      </w:r>
+    </w:p>
+    <w:p>
+      <w:pPr>
+        <w:pStyle w:val="FirstParagraph"/>
+      </w:pPr>
+      <w:r>
+        <w:t xml:space="preserve">Two columns on existing tables (carried over from prior 0015 draft, still required):</w:t>
+      </w:r>
+    </w:p>
+    <w:p>
+      <w:pPr>
+        <w:pStyle w:val="SourceCode"/>
+      </w:pPr>
+      <w:r>
+        <w:rPr>
+          <w:rStyle w:val="CommentTok"/>
+        </w:rPr>
+        <w:t xml:space="preserve">-- For the New Vendors carousel privacy rule</w:t>
+      </w:r>
+      <w:r>
+        <w:br/>
+      </w:r>
+      <w:r>
+        <w:rPr>
+          <w:rStyle w:val="KeywordTok"/>
+        </w:rPr>
+        <w:t xml:space="preserve">ALTER</w:t>
+      </w:r>
+      <w:r>
+        <w:rPr>
+          <w:rStyle w:val="NormalTok"/>
+        </w:rPr>
+        <w:t xml:space="preserve"> </w:t>
+      </w:r>
+      <w:r>
+        <w:rPr>
+          <w:rStyle w:val="KeywordTok"/>
+        </w:rPr>
+        <w:t xml:space="preserve">TABLE</w:t>
+      </w:r>
+      <w:r>
+        <w:rPr>
+          <w:rStyle w:val="NormalTok"/>
+        </w:rPr>
+        <w:t xml:space="preserve"> vendors </w:t>
+      </w:r>
+      <w:r>
+        <w:rPr>
+          <w:rStyle w:val="KeywordTok"/>
+        </w:rPr>
+        <w:t xml:space="preserve">ADD</w:t>
+      </w:r>
+      <w:r>
+        <w:rPr>
+          <w:rStyle w:val="NormalTok"/>
+        </w:rPr>
+        <w:t xml:space="preserve"> </w:t>
+      </w:r>
+      <w:r>
+        <w:rPr>
+          <w:rStyle w:val="KeywordTok"/>
+        </w:rPr>
+        <w:t xml:space="preserve">COLUMN</w:t>
+      </w:r>
+      <w:r>
+        <w:rPr>
+          <w:rStyle w:val="NormalTok"/>
+        </w:rPr>
+        <w:t xml:space="preserve"> is_public </w:t>
+      </w:r>
+      <w:r>
+        <w:rPr>
+          <w:rStyle w:val="DataTypeTok"/>
+        </w:rPr>
+        <w:t xml:space="preserve">BOOLEAN</w:t>
+      </w:r>
+      <w:r>
+        <w:rPr>
+          <w:rStyle w:val="NormalTok"/>
+        </w:rPr>
+        <w:t xml:space="preserve"> </w:t>
+      </w:r>
+      <w:r>
+        <w:rPr>
+          <w:rStyle w:val="KeywordTok"/>
+        </w:rPr>
+        <w:t xml:space="preserve">NOT</w:t>
+      </w:r>
+      <w:r>
+        <w:rPr>
+          <w:rStyle w:val="NormalTok"/>
+        </w:rPr>
+        <w:t xml:space="preserve"> </w:t>
+      </w:r>
+      <w:r>
+        <w:rPr>
+          <w:rStyle w:val="KeywordTok"/>
+        </w:rPr>
+        <w:t xml:space="preserve">NULL</w:t>
+      </w:r>
+      <w:r>
+        <w:rPr>
+          <w:rStyle w:val="NormalTok"/>
+        </w:rPr>
+        <w:t xml:space="preserve"> </w:t>
+      </w:r>
+      <w:r>
+        <w:rPr>
+          <w:rStyle w:val="KeywordTok"/>
+        </w:rPr>
+        <w:t xml:space="preserve">DEFAULT</w:t>
+      </w:r>
+      <w:r>
+        <w:rPr>
+          <w:rStyle w:val="NormalTok"/>
+        </w:rPr>
+        <w:t xml:space="preserve"> </w:t>
+      </w:r>
+      <w:r>
+        <w:rPr>
+          <w:rStyle w:val="KeywordTok"/>
+        </w:rPr>
+        <w:t xml:space="preserve">FALSE</w:t>
+      </w:r>
+      <w:r>
+        <w:rPr>
+          <w:rStyle w:val="NormalTok"/>
+        </w:rPr>
+        <w:t xml:space="preserve">;</w:t>
+      </w:r>
+      <w:r>
+        <w:br/>
+      </w:r>
+      <w:r>
+        <w:br/>
+      </w:r>
+      <w:r>
+        <w:rPr>
+          <w:rStyle w:val="CommentTok"/>
+        </w:rPr>
+        <w:t xml:space="preserve">-- For the city-level coverage map</w:t>
+      </w:r>
+      <w:r>
+        <w:br/>
+      </w:r>
+      <w:r>
+        <w:rPr>
+          <w:rStyle w:val="KeywordTok"/>
+        </w:rPr>
+        <w:t xml:space="preserve">ALTER</w:t>
+      </w:r>
+      <w:r>
+        <w:rPr>
+          <w:rStyle w:val="NormalTok"/>
+        </w:rPr>
+        <w:t xml:space="preserve"> </w:t>
+      </w:r>
+      <w:r>
+        <w:rPr>
+          <w:rStyle w:val="KeywordTok"/>
+        </w:rPr>
+        <w:t xml:space="preserve">TABLE</w:t>
+      </w:r>
+      <w:r>
+        <w:rPr>
+          <w:rStyle w:val="NormalTok"/>
+        </w:rPr>
+        <w:t xml:space="preserve"> </w:t>
+      </w:r>
+      <w:r>
+        <w:rPr>
+          <w:rStyle w:val="KeywordTok"/>
+        </w:rPr>
+        <w:t xml:space="preserve">events</w:t>
+      </w:r>
+      <w:r>
+        <w:rPr>
+          <w:rStyle w:val="NormalTok"/>
+        </w:rPr>
+        <w:t xml:space="preserve"> </w:t>
+      </w:r>
+      <w:r>
+        <w:rPr>
+          <w:rStyle w:val="KeywordTok"/>
+        </w:rPr>
+        <w:t xml:space="preserve">ADD</w:t>
+      </w:r>
+      <w:r>
+        <w:rPr>
+          <w:rStyle w:val="NormalTok"/>
+        </w:rPr>
+        <w:t xml:space="preserve"> </w:t>
+      </w:r>
+      <w:r>
+        <w:rPr>
+          <w:rStyle w:val="KeywordTok"/>
+        </w:rPr>
+        <w:t xml:space="preserve">COLUMN</w:t>
+      </w:r>
+      <w:r>
+        <w:rPr>
+          <w:rStyle w:val="NormalTok"/>
+        </w:rPr>
+        <w:t xml:space="preserve"> psgc_city_code TEXT;</w:t>
+      </w:r>
+      <w:r>
+        <w:br/>
+      </w:r>
+      <w:r>
+        <w:rPr>
+          <w:rStyle w:val="KeywordTok"/>
+        </w:rPr>
+        <w:t xml:space="preserve">ALTER</w:t>
+      </w:r>
+      <w:r>
+        <w:rPr>
+          <w:rStyle w:val="NormalTok"/>
+        </w:rPr>
+        <w:t xml:space="preserve"> </w:t>
+      </w:r>
+      <w:r>
+        <w:rPr>
+          <w:rStyle w:val="KeywordTok"/>
+        </w:rPr>
+        <w:t xml:space="preserve">TABLE</w:t>
+      </w:r>
+      <w:r>
+        <w:rPr>
+          <w:rStyle w:val="NormalTok"/>
+        </w:rPr>
+        <w:t xml:space="preserve"> </w:t>
+      </w:r>
+      <w:r>
+        <w:rPr>
+          <w:rStyle w:val="KeywordTok"/>
+        </w:rPr>
+        <w:t xml:space="preserve">events</w:t>
+      </w:r>
+      <w:r>
+        <w:rPr>
+          <w:rStyle w:val="NormalTok"/>
+        </w:rPr>
+        <w:t xml:space="preserve"> </w:t>
+      </w:r>
+      <w:r>
+        <w:rPr>
+          <w:rStyle w:val="KeywordTok"/>
+        </w:rPr>
+        <w:t xml:space="preserve">ADD</w:t>
+      </w:r>
+      <w:r>
+        <w:rPr>
+          <w:rStyle w:val="NormalTok"/>
+        </w:rPr>
+        <w:t xml:space="preserve"> </w:t>
+      </w:r>
+      <w:r>
+        <w:rPr>
+          <w:rStyle w:val="KeywordTok"/>
+        </w:rPr>
+        <w:t xml:space="preserve">COLUMN</w:t>
+      </w:r>
+      <w:r>
+        <w:rPr>
+          <w:rStyle w:val="NormalTok"/>
+        </w:rPr>
+        <w:t xml:space="preserve"> psgc_province_code TEXT;</w:t>
+      </w:r>
+      <w:r>
+        <w:br/>
+      </w:r>
+      <w:r>
+        <w:rPr>
+          <w:rStyle w:val="KeywordTok"/>
+        </w:rPr>
+        <w:t xml:space="preserve">CREATE</w:t>
+      </w:r>
+      <w:r>
+        <w:rPr>
+          <w:rStyle w:val="NormalTok"/>
+        </w:rPr>
+        <w:t xml:space="preserve"> </w:t>
+      </w:r>
+      <w:r>
+        <w:rPr>
+          <w:rStyle w:val="KeywordTok"/>
+        </w:rPr>
+        <w:t xml:space="preserve">INDEX</w:t>
+      </w:r>
+      <w:r>
+        <w:rPr>
+          <w:rStyle w:val="NormalTok"/>
+        </w:rPr>
+        <w:t xml:space="preserve"> events_city_code_idx </w:t>
+      </w:r>
+      <w:r>
+        <w:rPr>
+          <w:rStyle w:val="KeywordTok"/>
+        </w:rPr>
+        <w:t xml:space="preserve">ON</w:t>
+      </w:r>
+      <w:r>
+        <w:rPr>
+          <w:rStyle w:val="NormalTok"/>
+        </w:rPr>
+        <w:t xml:space="preserve"> </w:t>
+      </w:r>
+      <w:r>
+        <w:rPr>
+          <w:rStyle w:val="KeywordTok"/>
+        </w:rPr>
+        <w:t xml:space="preserve">events</w:t>
+      </w:r>
+      <w:r>
+        <w:rPr>
+          <w:rStyle w:val="NormalTok"/>
+        </w:rPr>
+        <w:t xml:space="preserve"> (psgc_city_code) </w:t>
+      </w:r>
+      <w:r>
+        <w:rPr>
+          <w:rStyle w:val="KeywordTok"/>
+        </w:rPr>
+        <w:t xml:space="preserve">WHERE</w:t>
+      </w:r>
+      <w:r>
+        <w:rPr>
+          <w:rStyle w:val="NormalTok"/>
+        </w:rPr>
+        <w:t xml:space="preserve"> archived </w:t>
+      </w:r>
+      <w:r>
+        <w:rPr>
+          <w:rStyle w:val="OperatorTok"/>
+        </w:rPr>
+        <w:t xml:space="preserve">=</w:t>
+      </w:r>
+      <w:r>
+        <w:rPr>
+          <w:rStyle w:val="NormalTok"/>
+        </w:rPr>
+        <w:t xml:space="preserve"> </w:t>
+      </w:r>
+      <w:r>
+        <w:rPr>
+          <w:rStyle w:val="KeywordTok"/>
+        </w:rPr>
+        <w:t xml:space="preserve">FALSE</w:t>
+      </w:r>
+      <w:r>
+        <w:rPr>
+          <w:rStyle w:val="NormalTok"/>
+        </w:rPr>
+        <w:t xml:space="preserve">;</w:t>
+      </w:r>
+    </w:p>
+    <w:p>
+      <w:pPr>
+        <w:pStyle w:val="FirstParagraph"/>
+      </w:pPr>
+      <w:r>
+        <w:t xml:space="preserve">Plus a new table for the free-vendor-registration intake (lighter than the full vendor surface vendor account schema; this is the marketing-side application that the Setnayan Team admin reviews):</w:t>
+      </w:r>
+    </w:p>
+    <w:p>
+      <w:pPr>
+        <w:pStyle w:val="SourceCode"/>
+      </w:pPr>
+      <w:r>
+        <w:rPr>
+          <w:rStyle w:val="KeywordTok"/>
+        </w:rPr>
+        <w:t xml:space="preserve">CREATE</w:t>
+      </w:r>
+      <w:r>
+        <w:rPr>
+          <w:rStyle w:val="NormalTok"/>
+        </w:rPr>
+        <w:t xml:space="preserve"> </w:t>
+      </w:r>
+      <w:r>
+        <w:rPr>
+          <w:rStyle w:val="KeywordTok"/>
+        </w:rPr>
+        <w:t xml:space="preserve">TABLE</w:t>
+      </w:r>
+      <w:r>
+        <w:rPr>
+          <w:rStyle w:val="NormalTok"/>
+        </w:rPr>
+        <w:t xml:space="preserve"> vendor_registrations (</w:t>
+      </w:r>
+      <w:r>
+        <w:br/>
+      </w:r>
+      <w:r>
+        <w:rPr>
+          <w:rStyle w:val="NormalTok"/>
+        </w:rPr>
+        <w:t xml:space="preserve">  registration_id UUID </w:t>
+      </w:r>
+      <w:r>
+        <w:rPr>
+          <w:rStyle w:val="KeywordTok"/>
+        </w:rPr>
+        <w:t xml:space="preserve">PRIMARY</w:t>
+      </w:r>
+      <w:r>
+        <w:rPr>
+          <w:rStyle w:val="NormalTok"/>
+        </w:rPr>
+        <w:t xml:space="preserve"> </w:t>
+      </w:r>
+      <w:r>
+        <w:rPr>
+          <w:rStyle w:val="KeywordTok"/>
+        </w:rPr>
+        <w:t xml:space="preserve">KEY</w:t>
+      </w:r>
+      <w:r>
+        <w:rPr>
+          <w:rStyle w:val="NormalTok"/>
+        </w:rPr>
+        <w:t xml:space="preserve"> </w:t>
+      </w:r>
+      <w:r>
+        <w:rPr>
+          <w:rStyle w:val="KeywordTok"/>
+        </w:rPr>
+        <w:t xml:space="preserve">DEFAULT</w:t>
+      </w:r>
+      <w:r>
+        <w:rPr>
+          <w:rStyle w:val="NormalTok"/>
+        </w:rPr>
+        <w:t xml:space="preserve"> gen_random_uuid(),</w:t>
+      </w:r>
+      <w:r>
+        <w:br/>
+      </w:r>
+      <w:r>
+        <w:rPr>
+          <w:rStyle w:val="NormalTok"/>
+        </w:rPr>
+        <w:t xml:space="preserve">  business_name TEXT </w:t>
+      </w:r>
+      <w:r>
+        <w:rPr>
+          <w:rStyle w:val="KeywordTok"/>
+        </w:rPr>
+        <w:t xml:space="preserve">NOT</w:t>
+      </w:r>
+      <w:r>
+        <w:rPr>
+          <w:rStyle w:val="NormalTok"/>
+        </w:rPr>
+        <w:t xml:space="preserve"> </w:t>
+      </w:r>
+      <w:r>
+        <w:rPr>
+          <w:rStyle w:val="KeywordTok"/>
+        </w:rPr>
+        <w:t xml:space="preserve">NULL</w:t>
+      </w:r>
+      <w:r>
+        <w:rPr>
+          <w:rStyle w:val="NormalTok"/>
+        </w:rPr>
+        <w:t xml:space="preserve">,</w:t>
+      </w:r>
+      <w:r>
+        <w:br/>
+      </w:r>
+      <w:r>
+        <w:rPr>
+          <w:rStyle w:val="NormalTok"/>
+        </w:rPr>
+        <w:t xml:space="preserve">  owner_name TEXT </w:t>
+      </w:r>
+      <w:r>
+        <w:rPr>
+          <w:rStyle w:val="KeywordTok"/>
+        </w:rPr>
+        <w:t xml:space="preserve">NOT</w:t>
+      </w:r>
+      <w:r>
+        <w:rPr>
+          <w:rStyle w:val="NormalTok"/>
+        </w:rPr>
+        <w:t xml:space="preserve"> </w:t>
+      </w:r>
+      <w:r>
+        <w:rPr>
+          <w:rStyle w:val="KeywordTok"/>
+        </w:rPr>
+        <w:t xml:space="preserve">NULL</w:t>
+      </w:r>
+      <w:r>
+        <w:rPr>
+          <w:rStyle w:val="NormalTok"/>
+        </w:rPr>
+        <w:t xml:space="preserve">,</w:t>
+      </w:r>
+      <w:r>
+        <w:br/>
+      </w:r>
+      <w:r>
+        <w:rPr>
+          <w:rStyle w:val="NormalTok"/>
+        </w:rPr>
+        <w:t xml:space="preserve">  contact_email TEXT </w:t>
+      </w:r>
+      <w:r>
+        <w:rPr>
+          <w:rStyle w:val="KeywordTok"/>
+        </w:rPr>
+        <w:t xml:space="preserve">NOT</w:t>
+      </w:r>
+      <w:r>
+        <w:rPr>
+          <w:rStyle w:val="NormalTok"/>
+        </w:rPr>
+        <w:t xml:space="preserve"> </w:t>
+      </w:r>
+      <w:r>
+        <w:rPr>
+          <w:rStyle w:val="KeywordTok"/>
+        </w:rPr>
+        <w:t xml:space="preserve">NULL</w:t>
+      </w:r>
+      <w:r>
+        <w:rPr>
+          <w:rStyle w:val="NormalTok"/>
+        </w:rPr>
+        <w:t xml:space="preserve">,</w:t>
+      </w:r>
+      <w:r>
+        <w:br/>
+      </w:r>
+      <w:r>
+        <w:rPr>
+          <w:rStyle w:val="NormalTok"/>
+        </w:rPr>
+        <w:t xml:space="preserve">  contact_phone TEXT,</w:t>
+      </w:r>
+      <w:r>
+        <w:br/>
+      </w:r>
+      <w:r>
+        <w:rPr>
+          <w:rStyle w:val="NormalTok"/>
+        </w:rPr>
+        <w:t xml:space="preserve">  service_category_codes TEXT[] </w:t>
+      </w:r>
+      <w:r>
+        <w:rPr>
+          <w:rStyle w:val="KeywordTok"/>
+        </w:rPr>
+        <w:t xml:space="preserve">NOT</w:t>
+      </w:r>
+      <w:r>
+        <w:rPr>
+          <w:rStyle w:val="NormalTok"/>
+        </w:rPr>
+        <w:t xml:space="preserve"> </w:t>
+      </w:r>
+      <w:r>
+        <w:rPr>
+          <w:rStyle w:val="KeywordTok"/>
+        </w:rPr>
+        <w:t xml:space="preserve">NULL</w:t>
+      </w:r>
+      <w:r>
+        <w:rPr>
+          <w:rStyle w:val="NormalTok"/>
+        </w:rPr>
+        <w:t xml:space="preserve">,  </w:t>
+      </w:r>
+      <w:r>
+        <w:rPr>
+          <w:rStyle w:val="CommentTok"/>
+        </w:rPr>
+        <w:t xml:space="preserve">-- references hybrid taxonomy from 0006</w:t>
+      </w:r>
+      <w:r>
+        <w:br/>
+      </w:r>
+      <w:r>
+        <w:rPr>
+          <w:rStyle w:val="NormalTok"/>
+        </w:rPr>
+        <w:t xml:space="preserve">  service_area_psgc_city_codes TEXT[] </w:t>
+      </w:r>
+      <w:r>
+        <w:rPr>
+          <w:rStyle w:val="KeywordTok"/>
+        </w:rPr>
+        <w:t xml:space="preserve">NOT</w:t>
+      </w:r>
+      <w:r>
+        <w:rPr>
+          <w:rStyle w:val="NormalTok"/>
+        </w:rPr>
+        <w:t xml:space="preserve"> </w:t>
+      </w:r>
+      <w:r>
+        <w:rPr>
+          <w:rStyle w:val="KeywordTok"/>
+        </w:rPr>
+        <w:t xml:space="preserve">NULL</w:t>
+      </w:r>
+      <w:r>
+        <w:rPr>
+          <w:rStyle w:val="NormalTok"/>
+        </w:rPr>
+        <w:t xml:space="preserve">,</w:t>
+      </w:r>
+      <w:r>
+        <w:br/>
+      </w:r>
+      <w:r>
+        <w:rPr>
+          <w:rStyle w:val="NormalTok"/>
+        </w:rPr>
+        <w:t xml:space="preserve">  sample_work_urls TEXT[],                  </w:t>
+      </w:r>
+      <w:r>
+        <w:rPr>
+          <w:rStyle w:val="CommentTok"/>
+        </w:rPr>
+        <w:t xml:space="preserve">-- portfolio links / IG / FB</w:t>
+      </w:r>
+      <w:r>
+        <w:br/>
+      </w:r>
+      <w:r>
+        <w:rPr>
+          <w:rStyle w:val="NormalTok"/>
+        </w:rPr>
+        <w:t xml:space="preserve">  legitimacy_doc_url TEXT,                  </w:t>
+      </w:r>
+      <w:r>
+        <w:rPr>
+          <w:rStyle w:val="CommentTok"/>
+        </w:rPr>
+        <w:t xml:space="preserve">-- DTI / SEC / Mayor's Permit upload (R2)</w:t>
+      </w:r>
+      <w:r>
+        <w:br/>
+      </w:r>
+      <w:r>
+        <w:rPr>
+          <w:rStyle w:val="NormalTok"/>
+        </w:rPr>
+        <w:t xml:space="preserve">  </w:t>
+      </w:r>
+      <w:r>
+        <w:rPr>
+          <w:rStyle w:val="KeywordTok"/>
+        </w:rPr>
+        <w:t xml:space="preserve">source</w:t>
+      </w:r>
+      <w:r>
+        <w:rPr>
+          <w:rStyle w:val="NormalTok"/>
+        </w:rPr>
+        <w:t xml:space="preserve"> TEXT,                              </w:t>
+      </w:r>
+      <w:r>
+        <w:rPr>
+          <w:rStyle w:val="CommentTok"/>
+        </w:rPr>
+        <w:t xml:space="preserve">-- where they heard about Setnayan</w:t>
+      </w:r>
+      <w:r>
+        <w:br/>
+      </w:r>
+      <w:r>
+        <w:rPr>
+          <w:rStyle w:val="NormalTok"/>
+        </w:rPr>
+        <w:t xml:space="preserve">  status TEXT </w:t>
+      </w:r>
+      <w:r>
+        <w:rPr>
+          <w:rStyle w:val="KeywordTok"/>
+        </w:rPr>
+        <w:t xml:space="preserve">NOT</w:t>
+      </w:r>
+      <w:r>
+        <w:rPr>
+          <w:rStyle w:val="NormalTok"/>
+        </w:rPr>
+        <w:t xml:space="preserve"> </w:t>
+      </w:r>
+      <w:r>
+        <w:rPr>
+          <w:rStyle w:val="KeywordTok"/>
+        </w:rPr>
+        <w:t xml:space="preserve">NULL</w:t>
+      </w:r>
+      <w:r>
+        <w:rPr>
+          <w:rStyle w:val="NormalTok"/>
+        </w:rPr>
+        <w:t xml:space="preserve"> </w:t>
+      </w:r>
+      <w:r>
+        <w:rPr>
+          <w:rStyle w:val="KeywordTok"/>
+        </w:rPr>
+        <w:t xml:space="preserve">DEFAULT</w:t>
+      </w:r>
+      <w:r>
+        <w:rPr>
+          <w:rStyle w:val="NormalTok"/>
+        </w:rPr>
+        <w:t xml:space="preserve"> </w:t>
+      </w:r>
+      <w:r>
+        <w:rPr>
+          <w:rStyle w:val="StringTok"/>
+        </w:rPr>
+        <w:t xml:space="preserve">'pending_review'</w:t>
+      </w:r>
+      <w:r>
+        <w:br/>
+      </w:r>
+      <w:r>
+        <w:rPr>
+          <w:rStyle w:val="NormalTok"/>
+        </w:rPr>
+        <w:t xml:space="preserve">    </w:t>
+      </w:r>
+      <w:r>
+        <w:rPr>
+          <w:rStyle w:val="KeywordTok"/>
+        </w:rPr>
+        <w:t xml:space="preserve">CHECK</w:t>
+      </w:r>
+      <w:r>
+        <w:rPr>
+          <w:rStyle w:val="NormalTok"/>
+        </w:rPr>
+        <w:t xml:space="preserve"> (status </w:t>
+      </w:r>
+      <w:r>
+        <w:rPr>
+          <w:rStyle w:val="KeywordTok"/>
+        </w:rPr>
+        <w:t xml:space="preserve">IN</w:t>
+      </w:r>
+      <w:r>
+        <w:rPr>
+          <w:rStyle w:val="NormalTok"/>
+        </w:rPr>
+        <w:t xml:space="preserve"> (</w:t>
+      </w:r>
+      <w:r>
+        <w:rPr>
+          <w:rStyle w:val="StringTok"/>
+        </w:rPr>
+        <w:t xml:space="preserve">'pending_review'</w:t>
+      </w:r>
+      <w:r>
+        <w:rPr>
+          <w:rStyle w:val="NormalTok"/>
+        </w:rPr>
+        <w:t xml:space="preserve">,</w:t>
+      </w:r>
+      <w:r>
+        <w:rPr>
+          <w:rStyle w:val="StringTok"/>
+        </w:rPr>
+        <w:t xml:space="preserve">'approved'</w:t>
+      </w:r>
+      <w:r>
+        <w:rPr>
+          <w:rStyle w:val="NormalTok"/>
+        </w:rPr>
+        <w:t xml:space="preserve">,</w:t>
+      </w:r>
+      <w:r>
+        <w:rPr>
+          <w:rStyle w:val="StringTok"/>
+        </w:rPr>
+        <w:t xml:space="preserve">'rejected'</w:t>
+      </w:r>
+      <w:r>
+        <w:rPr>
+          <w:rStyle w:val="NormalTok"/>
+        </w:rPr>
+        <w:t xml:space="preserve">,</w:t>
+      </w:r>
+      <w:r>
+        <w:rPr>
+          <w:rStyle w:val="StringTok"/>
+        </w:rPr>
+        <w:t xml:space="preserve">'needs_info'</w:t>
+      </w:r>
+      <w:r>
+        <w:rPr>
+          <w:rStyle w:val="NormalTok"/>
+        </w:rPr>
+        <w:t xml:space="preserve">)),</w:t>
+      </w:r>
+      <w:r>
+        <w:br/>
+      </w:r>
+      <w:r>
+        <w:rPr>
+          <w:rStyle w:val="NormalTok"/>
+        </w:rPr>
+        <w:t xml:space="preserve">  reviewed_by UUID </w:t>
+      </w:r>
+      <w:r>
+        <w:rPr>
+          <w:rStyle w:val="KeywordTok"/>
+        </w:rPr>
+        <w:t xml:space="preserve">REFERENCES</w:t>
+      </w:r>
+      <w:r>
+        <w:rPr>
+          <w:rStyle w:val="NormalTok"/>
+        </w:rPr>
+        <w:t xml:space="preserve"> users (user_id),</w:t>
+      </w:r>
+      <w:r>
+        <w:br/>
+      </w:r>
+      <w:r>
+        <w:rPr>
+          <w:rStyle w:val="NormalTok"/>
+        </w:rPr>
+        <w:t xml:space="preserve">  reviewed_at TIMESTAMPTZ,</w:t>
+      </w:r>
+      <w:r>
+        <w:br/>
+      </w:r>
+      <w:r>
+        <w:rPr>
+          <w:rStyle w:val="NormalTok"/>
+        </w:rPr>
+        <w:t xml:space="preserve">  approved_vendor_id UUID </w:t>
+      </w:r>
+      <w:r>
+        <w:rPr>
+          <w:rStyle w:val="KeywordTok"/>
+        </w:rPr>
+        <w:t xml:space="preserve">REFERENCES</w:t>
+      </w:r>
+      <w:r>
+        <w:rPr>
+          <w:rStyle w:val="NormalTok"/>
+        </w:rPr>
+        <w:t xml:space="preserve"> vendors (vendor_id),  </w:t>
+      </w:r>
+      <w:r>
+        <w:rPr>
+          <w:rStyle w:val="CommentTok"/>
+        </w:rPr>
+        <w:t xml:space="preserve">-- set when approved → vendor row created</w:t>
+      </w:r>
+      <w:r>
+        <w:br/>
+      </w:r>
+      <w:r>
+        <w:rPr>
+          <w:rStyle w:val="NormalTok"/>
+        </w:rPr>
+        <w:t xml:space="preserve">  created_at TIMESTAMPTZ </w:t>
+      </w:r>
+      <w:r>
+        <w:rPr>
+          <w:rStyle w:val="KeywordTok"/>
+        </w:rPr>
+        <w:t xml:space="preserve">NOT</w:t>
+      </w:r>
+      <w:r>
+        <w:rPr>
+          <w:rStyle w:val="NormalTok"/>
+        </w:rPr>
+        <w:t xml:space="preserve"> </w:t>
+      </w:r>
+      <w:r>
+        <w:rPr>
+          <w:rStyle w:val="KeywordTok"/>
+        </w:rPr>
+        <w:t xml:space="preserve">NULL</w:t>
+      </w:r>
+      <w:r>
+        <w:rPr>
+          <w:rStyle w:val="NormalTok"/>
+        </w:rPr>
+        <w:t xml:space="preserve"> </w:t>
+      </w:r>
+      <w:r>
+        <w:rPr>
+          <w:rStyle w:val="KeywordTok"/>
+        </w:rPr>
+        <w:t xml:space="preserve">DEFAULT</w:t>
+      </w:r>
+      <w:r>
+        <w:rPr>
+          <w:rStyle w:val="NormalTok"/>
+        </w:rPr>
+        <w:t xml:space="preserve"> now()</w:t>
+      </w:r>
+      <w:r>
+        <w:br/>
+      </w:r>
+      <w:r>
+        <w:rPr>
+          <w:rStyle w:val="NormalTok"/>
+        </w:rPr>
+        <w:t xml:space="preserve">);</w:t>
+      </w:r>
+      <w:r>
+        <w:br/>
+      </w:r>
+      <w:r>
+        <w:br/>
+      </w:r>
+      <w:r>
+        <w:rPr>
+          <w:rStyle w:val="KeywordTok"/>
+        </w:rPr>
+        <w:t xml:space="preserve">CREATE</w:t>
+      </w:r>
+      <w:r>
+        <w:rPr>
+          <w:rStyle w:val="NormalTok"/>
+        </w:rPr>
+        <w:t xml:space="preserve"> </w:t>
+      </w:r>
+      <w:r>
+        <w:rPr>
+          <w:rStyle w:val="KeywordTok"/>
+        </w:rPr>
+        <w:t xml:space="preserve">INDEX</w:t>
+      </w:r>
+      <w:r>
+        <w:rPr>
+          <w:rStyle w:val="NormalTok"/>
+        </w:rPr>
+        <w:t xml:space="preserve"> vendor_registrations_status_idx </w:t>
+      </w:r>
+      <w:r>
+        <w:rPr>
+          <w:rStyle w:val="KeywordTok"/>
+        </w:rPr>
+        <w:t xml:space="preserve">ON</w:t>
+      </w:r>
+      <w:r>
+        <w:rPr>
+          <w:rStyle w:val="NormalTok"/>
+        </w:rPr>
+        <w:t xml:space="preserve"> vendor_registrations (status, created_at);</w:t>
+      </w:r>
+    </w:p>
+    <w:p>
+      <w:pPr>
+        <w:pStyle w:val="FirstParagraph"/>
+      </w:pPr>
+      <w:r>
+        <w:t xml:space="preserve">PSGC reference table is unchanged from the prior draft.</w:t>
+      </w:r>
+    </w:p>
+    <w:p>
+      <w:r>
+        <w:pict>
+          <v:rect style="width:0;height:1.5pt" o:hralign="center" o:hrstd="t" o:hr="t"/>
+        </w:pict>
+      </w:r>
+    </w:p>
     <w:bookmarkEnd w:id="45"/>
-    <w:bookmarkStart w:id="46" w:name="acceptance-criteria"/>
+    <w:bookmarkStart w:id="46" w:name="conversion-funnel"/>
     <w:p>
       <w:pPr>
         <w:pStyle w:val="Heading2"/>
       </w:pPr>
       <w:r>
-        <w:t xml:space="preserve">Acceptance criteria</w:t>
+        <w:t xml:space="preserve">Conversion funnel</w:t>
+      </w:r>
+    </w:p>
+    <w:p>
+      <w:pPr>
+        <w:pStyle w:val="SourceCode"/>
+      </w:pPr>
+      <w:r>
+        <w:rPr>
+          <w:rStyle w:val="VerbatimChar"/>
+        </w:rPr>
+        <w:t xml:space="preserve">Visitor lands on setnayan.com/</w:t>
+      </w:r>
+      <w:r>
+        <w:br/>
+      </w:r>
+      <w:r>
+        <w:rPr>
+          <w:rStyle w:val="VerbatimChar"/>
+        </w:rPr>
+        <w:t xml:space="preserve">   │</w:t>
+      </w:r>
+      <w:r>
+        <w:br/>
+      </w:r>
+      <w:r>
+        <w:rPr>
+          <w:rStyle w:val="VerbatimChar"/>
+        </w:rPr>
+        <w:t xml:space="preserve">   ├─ Reads dual hero (toggles to whichever side they care about)</w:t>
+      </w:r>
+      <w:r>
+        <w:br/>
+      </w:r>
+      <w:r>
+        <w:rPr>
+          <w:rStyle w:val="VerbatimChar"/>
+        </w:rPr>
+        <w:t xml:space="preserve">   ├─ Sees the chaos panel (recognition)</w:t>
+      </w:r>
+      <w:r>
+        <w:br/>
+      </w:r>
+      <w:r>
+        <w:rPr>
+          <w:rStyle w:val="VerbatimChar"/>
+        </w:rPr>
+        <w:t xml:space="preserve">   ├─ Sees the four-tab + services overview (recognition → understanding)</w:t>
+      </w:r>
+      <w:r>
+        <w:br/>
+      </w:r>
+      <w:r>
+        <w:rPr>
+          <w:rStyle w:val="VerbatimChar"/>
+        </w:rPr>
+        <w:t xml:space="preserve">   ├─ Sees vendor compatibility / verification (trust)</w:t>
+      </w:r>
+      <w:r>
+        <w:br/>
+      </w:r>
+      <w:r>
+        <w:rPr>
+          <w:rStyle w:val="VerbatimChar"/>
+        </w:rPr>
+        <w:t xml:space="preserve">   ├─ Sees pacing + scheduling story (operational confidence)</w:t>
+      </w:r>
+      <w:r>
+        <w:br/>
+      </w:r>
+      <w:r>
+        <w:rPr>
+          <w:rStyle w:val="VerbatimChar"/>
+        </w:rPr>
+        <w:t xml:space="preserve">   ├─ Sees vendor flywheel + readiness board (momentum)</w:t>
+      </w:r>
+      <w:r>
+        <w:br/>
+      </w:r>
+      <w:r>
+        <w:rPr>
+          <w:rStyle w:val="VerbatimChar"/>
+        </w:rPr>
+        <w:t xml:space="preserve">   ├─ Sees PH coverage map (geographic proof)</w:t>
+      </w:r>
+      <w:r>
+        <w:br/>
+      </w:r>
+      <w:r>
+        <w:rPr>
+          <w:rStyle w:val="VerbatimChar"/>
+        </w:rPr>
+        <w:t xml:space="preserve">   │</w:t>
+      </w:r>
+      <w:r>
+        <w:br/>
+      </w:r>
+      <w:r>
+        <w:rPr>
+          <w:rStyle w:val="VerbatimChar"/>
+        </w:rPr>
+        <w:t xml:space="preserve">   ├─ Couple clicks "Apply" → /apply form → submission → Setnayan Team contacts within 24 hr → quote sent → payment → activated</w:t>
+      </w:r>
+      <w:r>
+        <w:br/>
+      </w:r>
+      <w:r>
+        <w:rPr>
+          <w:rStyle w:val="VerbatimChar"/>
+        </w:rPr>
+        <w:t xml:space="preserve">   │</w:t>
+      </w:r>
+      <w:r>
+        <w:br/>
+      </w:r>
+      <w:r>
+        <w:rPr>
+          <w:rStyle w:val="VerbatimChar"/>
+        </w:rPr>
+        <w:t xml:space="preserve">   ├─ Vendor clicks "Register your business — free" → /register-vendor form → submission → Setnayan Team verifies (3 business day SLA) → vendor profile published with verified badge</w:t>
+      </w:r>
+      <w:r>
+        <w:br/>
+      </w:r>
+      <w:r>
+        <w:rPr>
+          <w:rStyle w:val="VerbatimChar"/>
+        </w:rPr>
+        <w:t xml:space="preserve">   │</w:t>
+      </w:r>
+      <w:r>
+        <w:br/>
+      </w:r>
+      <w:r>
+        <w:rPr>
+          <w:rStyle w:val="VerbatimChar"/>
+        </w:rPr>
+        <w:t xml:space="preserve">   └─ Visitor closes tab — analytics event "marketing_site_bounce"</w:t>
       </w:r>
     </w:p>
     <w:p>
@@ -12873,7 +13337,11 @@
         <w:pStyle w:val="FirstParagraph"/>
       </w:pPr>
       <w:r>
-        <w:t xml:space="preserve">This iteration is shippable when all of the following are true:</w:t>
+        <w:rPr>
+          <w:b/>
+          <w:bCs/>
+        </w:rPr>
+        <w:t xml:space="preserve">Key conversion metrics tracked (Vercel Analytics + Sentry):</w:t>
       </w:r>
     </w:p>
     <w:p>
@@ -12885,22 +13353,149 @@
         </w:numPr>
       </w:pPr>
       <w:r>
-        <w:t xml:space="preserve">Homepage</w:t>
-      </w:r>
-      <w:r>
-        <w:t xml:space="preserve"> </w:t>
-      </w:r>
-      <w:r>
-        <w:rPr>
-          <w:rStyle w:val="VerbatimChar"/>
-        </w:rPr>
-        <w:t xml:space="preserve">setnayan.com/</w:t>
-      </w:r>
-      <w:r>
-        <w:t xml:space="preserve"> </w:t>
-      </w:r>
-      <w:r>
-        <w:t xml:space="preserve">renders without errors and loads within 2.0 s on a throttled 3G connection.</w:t>
+        <w:rPr>
+          <w:rStyle w:val="VerbatimChar"/>
+        </w:rPr>
+        <w:t xml:space="preserve">marketing_homepage_view</w:t>
+      </w:r>
+    </w:p>
+    <w:p>
+      <w:pPr>
+        <w:pStyle w:val="Compact"/>
+        <w:numPr>
+          <w:ilvl w:val="0"/>
+          <w:numId w:val="1018"/>
+        </w:numPr>
+      </w:pPr>
+      <w:r>
+        <w:rPr>
+          <w:rStyle w:val="VerbatimChar"/>
+        </w:rPr>
+        <w:t xml:space="preserve">hero_toggle_flipped</w:t>
+      </w:r>
+      <w:r>
+        <w:t xml:space="preserve"> </w:t>
+      </w:r>
+      <w:r>
+        <w:t xml:space="preserve">(which side ended on)</w:t>
+      </w:r>
+    </w:p>
+    <w:p>
+      <w:pPr>
+        <w:pStyle w:val="Compact"/>
+        <w:numPr>
+          <w:ilvl w:val="0"/>
+          <w:numId w:val="1018"/>
+        </w:numPr>
+      </w:pPr>
+      <w:r>
+        <w:rPr>
+          <w:rStyle w:val="VerbatimChar"/>
+        </w:rPr>
+        <w:t xml:space="preserve">marketing_cta_clicked</w:t>
+      </w:r>
+      <w:r>
+        <w:t xml:space="preserve"> </w:t>
+      </w:r>
+      <w:r>
+        <w:t xml:space="preserve">(which CTA, which section)</w:t>
+      </w:r>
+    </w:p>
+    <w:p>
+      <w:pPr>
+        <w:pStyle w:val="Compact"/>
+        <w:numPr>
+          <w:ilvl w:val="0"/>
+          <w:numId w:val="1018"/>
+        </w:numPr>
+      </w:pPr>
+      <w:r>
+        <w:rPr>
+          <w:rStyle w:val="VerbatimChar"/>
+        </w:rPr>
+        <w:t xml:space="preserve">apply_form_started</w:t>
+      </w:r>
+      <w:r>
+        <w:t xml:space="preserve"> </w:t>
+      </w:r>
+      <w:r>
+        <w:t xml:space="preserve">/</w:t>
+      </w:r>
+      <w:r>
+        <w:t xml:space="preserve"> </w:t>
+      </w:r>
+      <w:r>
+        <w:rPr>
+          <w:rStyle w:val="VerbatimChar"/>
+        </w:rPr>
+        <w:t xml:space="preserve">apply_form_submitted</w:t>
+      </w:r>
+    </w:p>
+    <w:p>
+      <w:pPr>
+        <w:pStyle w:val="Compact"/>
+        <w:numPr>
+          <w:ilvl w:val="0"/>
+          <w:numId w:val="1018"/>
+        </w:numPr>
+      </w:pPr>
+      <w:r>
+        <w:rPr>
+          <w:rStyle w:val="VerbatimChar"/>
+        </w:rPr>
+        <w:t xml:space="preserve">vendor_registration_started</w:t>
+      </w:r>
+      <w:r>
+        <w:t xml:space="preserve"> </w:t>
+      </w:r>
+      <w:r>
+        <w:t xml:space="preserve">/</w:t>
+      </w:r>
+      <w:r>
+        <w:t xml:space="preserve"> </w:t>
+      </w:r>
+      <w:r>
+        <w:rPr>
+          <w:rStyle w:val="VerbatimChar"/>
+        </w:rPr>
+        <w:t xml:space="preserve">vendor_registration_submitted</w:t>
+      </w:r>
+    </w:p>
+    <w:p>
+      <w:pPr>
+        <w:pStyle w:val="Compact"/>
+        <w:numPr>
+          <w:ilvl w:val="0"/>
+          <w:numId w:val="1018"/>
+        </w:numPr>
+      </w:pPr>
+      <w:r>
+        <w:t xml:space="preserve">Bounce rate, time on page, scroll depth per section</w:t>
+      </w:r>
+    </w:p>
+    <w:p>
+      <w:r>
+        <w:pict>
+          <v:rect style="width:0;height:1.5pt" o:hralign="center" o:hrstd="t" o:hr="t"/>
+        </w:pict>
+      </w:r>
+    </w:p>
+    <w:bookmarkEnd w:id="46"/>
+    <w:bookmarkStart w:id="47" w:name="acceptance-criteria"/>
+    <w:p>
+      <w:pPr>
+        <w:pStyle w:val="Heading2"/>
+      </w:pPr>
+      <w:r>
+        <w:t xml:space="preserve">Acceptance criteria</w:t>
+      </w:r>
+    </w:p>
+    <w:p>
+      <w:pPr>
+        <w:pStyle w:val="FirstParagraph"/>
+      </w:pPr>
+      <w:r>
+        <w:t xml:space="preserve">This iteration is shippable when all of the following are true:</w:t>
       </w:r>
     </w:p>
     <w:p>
@@ -12912,7 +13507,22 @@
         </w:numPr>
       </w:pPr>
       <w:r>
-        <w:t xml:space="preserve">Announcement bar visible at top of every marketing page; dismissible per session.</w:t>
+        <w:t xml:space="preserve">Homepage</w:t>
+      </w:r>
+      <w:r>
+        <w:t xml:space="preserve"> </w:t>
+      </w:r>
+      <w:r>
+        <w:rPr>
+          <w:rStyle w:val="VerbatimChar"/>
+        </w:rPr>
+        <w:t xml:space="preserve">setnayan.com/</w:t>
+      </w:r>
+      <w:r>
+        <w:t xml:space="preserve"> </w:t>
+      </w:r>
+      <w:r>
+        <w:t xml:space="preserve">renders without errors and loads within 2.0 s on a throttled 3G connection.</w:t>
       </w:r>
     </w:p>
     <w:p>
@@ -12924,19 +13534,7 @@
         </w:numPr>
       </w:pPr>
       <w:r>
-        <w:t xml:space="preserve">Two-sided split hero renders with toggle visible above the fold on both desktop and mobile; toggle state persists in</w:t>
-      </w:r>
-      <w:r>
-        <w:t xml:space="preserve"> </w:t>
-      </w:r>
-      <w:r>
-        <w:rPr>
-          <w:rStyle w:val="VerbatimChar"/>
-        </w:rPr>
-        <w:t xml:space="preserve">localStorage</w:t>
-      </w:r>
-      <w:r>
-        <w:t xml:space="preserve">.</w:t>
+        <w:t xml:space="preserve">Announcement bar visible at top of every marketing page; dismissible per session.</w:t>
       </w:r>
     </w:p>
     <w:p>
@@ -12948,7 +13546,19 @@
         </w:numPr>
       </w:pPr>
       <w:r>
-        <w:t xml:space="preserve">Both sides of the hero have working primary + secondary CTAs.</w:t>
+        <w:t xml:space="preserve">Two-sided split hero renders with toggle visible above the fold on both desktop and mobile; toggle state persists in</w:t>
+      </w:r>
+      <w:r>
+        <w:t xml:space="preserve"> </w:t>
+      </w:r>
+      <w:r>
+        <w:rPr>
+          <w:rStyle w:val="VerbatimChar"/>
+        </w:rPr>
+        <w:t xml:space="preserve">localStorage</w:t>
+      </w:r>
+      <w:r>
+        <w:t xml:space="preserve">.</w:t>
       </w:r>
     </w:p>
     <w:p>
@@ -12960,13 +13570,7 @@
         </w:numPr>
       </w:pPr>
       <w:r>
-        <w:t xml:space="preserve">“Chaos panel”</w:t>
-      </w:r>
-      <w:r>
-        <w:t xml:space="preserve"> </w:t>
-      </w:r>
-      <w:r>
-        <w:t xml:space="preserve">Section 3 renders without breaking on screens ≥ 360 px wide.</w:t>
+        <w:t xml:space="preserve">Both sides of the hero have working primary + secondary CTAs.</w:t>
       </w:r>
     </w:p>
     <w:p>
@@ -12978,19 +13582,13 @@
         </w:numPr>
       </w:pPr>
       <w:r>
-        <w:t xml:space="preserve">Four-tab</w:t>
-      </w:r>
-      <w:r>
-        <w:t xml:space="preserve"> </w:t>
-      </w:r>
-      <w:r>
-        <w:t xml:space="preserve">“One app, every moving piece”</w:t>
-      </w:r>
-      <w:r>
-        <w:t xml:space="preserve"> </w:t>
-      </w:r>
-      <w:r>
-        <w:t xml:space="preserve">Section 4 renders all four tab cards with screenshot thumbnails.</w:t>
+        <w:t xml:space="preserve">“Chaos panel”</w:t>
+      </w:r>
+      <w:r>
+        <w:t xml:space="preserve"> </w:t>
+      </w:r>
+      <w:r>
+        <w:t xml:space="preserve">Section 3 renders without breaking on screens ≥ 360 px wide.</w:t>
       </w:r>
     </w:p>
     <w:p>
@@ -13002,35 +13600,19 @@
         </w:numPr>
       </w:pPr>
       <w:r>
-        <w:t xml:space="preserve">Add-ons Section 5 renders all 9 cards, each carrying its label (</w:t>
-      </w:r>
-      <w:r>
-        <w:t xml:space="preserve">“Free with every account”</w:t>
-      </w:r>
-      <w:r>
-        <w:t xml:space="preserve"> </w:t>
-      </w:r>
-      <w:r>
-        <w:t xml:space="preserve">or</w:t>
-      </w:r>
-      <w:r>
-        <w:t xml:space="preserve"> </w:t>
-      </w:r>
-      <w:r>
-        <w:t xml:space="preserve">“Included in your custom quote”</w:t>
-      </w:r>
-      <w:r>
-        <w:t xml:space="preserve">) —</w:t>
-      </w:r>
-      <w:r>
-        <w:t xml:space="preserve"> </w:t>
-      </w:r>
-      <w:r>
-        <w:rPr>
-          <w:b/>
-          <w:bCs/>
-        </w:rPr>
-        <w:t xml:space="preserve">no PHP figures anywhere on the public site.</w:t>
+        <w:t xml:space="preserve">Four-tab</w:t>
+      </w:r>
+      <w:r>
+        <w:t xml:space="preserve"> </w:t>
+      </w:r>
+      <w:r>
+        <w:t xml:space="preserve">“One app, every moving piece”</w:t>
+      </w:r>
+      <w:r>
+        <w:t xml:space="preserve"> </w:t>
+      </w:r>
+      <w:r>
+        <w:t xml:space="preserve">Section 4 renders all four tab cards with screenshot thumbnails.</w:t>
       </w:r>
     </w:p>
     <w:p>
@@ -13042,7 +13624,35 @@
         </w:numPr>
       </w:pPr>
       <w:r>
-        <w:t xml:space="preserve">Vendor compatibility / verification Section 6 renders with both tabs functional.</w:t>
+        <w:t xml:space="preserve">Add-ons Section 5 renders all 9 cards, each carrying its label (</w:t>
+      </w:r>
+      <w:r>
+        <w:t xml:space="preserve">“Free with every account”</w:t>
+      </w:r>
+      <w:r>
+        <w:t xml:space="preserve"> </w:t>
+      </w:r>
+      <w:r>
+        <w:t xml:space="preserve">or</w:t>
+      </w:r>
+      <w:r>
+        <w:t xml:space="preserve"> </w:t>
+      </w:r>
+      <w:r>
+        <w:t xml:space="preserve">“Included in your custom quote”</w:t>
+      </w:r>
+      <w:r>
+        <w:t xml:space="preserve">) —</w:t>
+      </w:r>
+      <w:r>
+        <w:t xml:space="preserve"> </w:t>
+      </w:r>
+      <w:r>
+        <w:rPr>
+          <w:b/>
+          <w:bCs/>
+        </w:rPr>
+        <w:t xml:space="preserve">no PHP figures anywhere on the public site.</w:t>
       </w:r>
     </w:p>
     <w:p>
@@ -13054,7 +13664,7 @@
         </w:numPr>
       </w:pPr>
       <w:r>
-        <w:t xml:space="preserve">Outsourcing / pacing / scheduling Section 7 renders.</w:t>
+        <w:t xml:space="preserve">Vendor compatibility / verification Section 6 renders with both tabs functional.</w:t>
       </w:r>
     </w:p>
     <w:p>
@@ -13066,22 +13676,7 @@
         </w:numPr>
       </w:pPr>
       <w:r>
-        <w:t xml:space="preserve">Vendor flywheel Section 8 progress bar pulls live data from</w:t>
-      </w:r>
-      <w:r>
-        <w:t xml:space="preserve"> </w:t>
-      </w:r>
-      <w:r>
-        <w:rPr>
-          <w:rStyle w:val="VerbatimChar"/>
-        </w:rPr>
-        <w:t xml:space="preserve">vendors WHERE status = 'verified'</w:t>
-      </w:r>
-      <w:r>
-        <w:t xml:space="preserve"> </w:t>
-      </w:r>
-      <w:r>
-        <w:t xml:space="preserve">and renders against the configured target ladder.</w:t>
+        <w:t xml:space="preserve">Outsourcing / pacing / scheduling Section 7 renders.</w:t>
       </w:r>
     </w:p>
     <w:p>
@@ -13093,19 +13688,22 @@
         </w:numPr>
       </w:pPr>
       <w:r>
-        <w:t xml:space="preserve">Event-type readiness board Section 9 renders all event-type tiles;</w:t>
-      </w:r>
-      <w:r>
-        <w:t xml:space="preserve"> </w:t>
-      </w:r>
-      <w:r>
-        <w:t xml:space="preserve">“Notify me”</w:t>
-      </w:r>
-      <w:r>
-        <w:t xml:space="preserve"> </w:t>
-      </w:r>
-      <w:r>
-        <w:t xml:space="preserve">CTA captures email into a per-event-type waitlist table.</w:t>
+        <w:t xml:space="preserve">Vendor flywheel Section 8 progress bar pulls live data from</w:t>
+      </w:r>
+      <w:r>
+        <w:t xml:space="preserve"> </w:t>
+      </w:r>
+      <w:r>
+        <w:rPr>
+          <w:rStyle w:val="VerbatimChar"/>
+        </w:rPr>
+        <w:t xml:space="preserve">vendors WHERE status = 'verified'</w:t>
+      </w:r>
+      <w:r>
+        <w:t xml:space="preserve"> </w:t>
+      </w:r>
+      <w:r>
+        <w:t xml:space="preserve">and renders against the configured target ladder.</w:t>
       </w:r>
     </w:p>
     <w:p>
@@ -13117,19 +13715,19 @@
         </w:numPr>
       </w:pPr>
       <w:r>
-        <w:t xml:space="preserve">PH coverage map Section 10 renders SVG basemap with city-level pins; pin sizes scale by event count; hover reveals</w:t>
-      </w:r>
-      <w:r>
-        <w:t xml:space="preserve"> </w:t>
-      </w:r>
-      <w:r>
-        <w:t xml:space="preserve">“[N] events in [City]”</w:t>
-      </w:r>
-      <w:r>
-        <w:t xml:space="preserve"> </w:t>
-      </w:r>
-      <w:r>
-        <w:t xml:space="preserve">only.</w:t>
+        <w:t xml:space="preserve">Event-type readiness board Section 9 renders all event-type tiles;</w:t>
+      </w:r>
+      <w:r>
+        <w:t xml:space="preserve"> </w:t>
+      </w:r>
+      <w:r>
+        <w:t xml:space="preserve">“Notify me”</w:t>
+      </w:r>
+      <w:r>
+        <w:t xml:space="preserve"> </w:t>
+      </w:r>
+      <w:r>
+        <w:t xml:space="preserve">CTA captures email into a per-event-type waitlist table.</w:t>
       </w:r>
     </w:p>
     <w:p>
@@ -13141,7 +13739,19 @@
         </w:numPr>
       </w:pPr>
       <w:r>
-        <w:t xml:space="preserve">Dual CTA Section 11 renders side-by-side cards with both apply + register-vendor links functional.</w:t>
+        <w:t xml:space="preserve">PH coverage map Section 10 renders SVG basemap with city-level pins; pin sizes scale by event count; hover reveals</w:t>
+      </w:r>
+      <w:r>
+        <w:t xml:space="preserve"> </w:t>
+      </w:r>
+      <w:r>
+        <w:t xml:space="preserve">“[N] events in [City]”</w:t>
+      </w:r>
+      <w:r>
+        <w:t xml:space="preserve"> </w:t>
+      </w:r>
+      <w:r>
+        <w:t xml:space="preserve">only.</w:t>
       </w:r>
     </w:p>
     <w:p>
@@ -13153,19 +13763,7 @@
         </w:numPr>
       </w:pPr>
       <w:r>
-        <w:t xml:space="preserve">Footer carries</w:t>
-      </w:r>
-      <w:r>
-        <w:t xml:space="preserve"> </w:t>
-      </w:r>
-      <w:r>
-        <w:t xml:space="preserve">“Setnayan”</w:t>
-      </w:r>
-      <w:r>
-        <w:t xml:space="preserve"> </w:t>
-      </w:r>
-      <w:r>
-        <w:t xml:space="preserve">bridge copy + brand-origin tagline + social + legal links.</w:t>
+        <w:t xml:space="preserve">Dual CTA Section 11 renders side-by-side cards with both apply + register-vendor links functional.</w:t>
       </w:r>
     </w:p>
     <w:p>
@@ -13177,16 +13775,19 @@
         </w:numPr>
       </w:pPr>
       <w:r>
-        <w:t xml:space="preserve">All public queries enforce privacy invariants (Section</w:t>
-      </w:r>
-      <w:r>
-        <w:t xml:space="preserve"> </w:t>
-      </w:r>
-      <w:r>
-        <w:t xml:space="preserve">“Privacy invariants”</w:t>
-      </w:r>
-      <w:r>
-        <w:t xml:space="preserve">): aggregated counts only, no row-level data, no barangay granularity.</w:t>
+        <w:t xml:space="preserve">Footer carries</w:t>
+      </w:r>
+      <w:r>
+        <w:t xml:space="preserve"> </w:t>
+      </w:r>
+      <w:r>
+        <w:t xml:space="preserve">“Setnayan”</w:t>
+      </w:r>
+      <w:r>
+        <w:t xml:space="preserve"> </w:t>
+      </w:r>
+      <w:r>
+        <w:t xml:space="preserve">bridge copy + brand-origin tagline + social + legal links.</w:t>
       </w:r>
     </w:p>
     <w:p>
@@ -13198,16 +13799,16 @@
         </w:numPr>
       </w:pPr>
       <w:r>
-        <w:rPr>
-          <w:rStyle w:val="VerbatimChar"/>
-        </w:rPr>
-        <w:t xml:space="preserve">vendors.is_public</w:t>
-      </w:r>
-      <w:r>
-        <w:t xml:space="preserve"> </w:t>
-      </w:r>
-      <w:r>
-        <w:t xml:space="preserve">defaults to FALSE; vendor settings page in vendor surface will let vendors flip it to TRUE.</w:t>
+        <w:t xml:space="preserve">All public queries enforce privacy invariants (Section</w:t>
+      </w:r>
+      <w:r>
+        <w:t xml:space="preserve"> </w:t>
+      </w:r>
+      <w:r>
+        <w:t xml:space="preserve">“Privacy invariants”</w:t>
+      </w:r>
+      <w:r>
+        <w:t xml:space="preserve">): aggregated counts only, no row-level data, no barangay granularity.</w:t>
       </w:r>
     </w:p>
     <w:p>
@@ -13222,28 +13823,13 @@
         <w:rPr>
           <w:rStyle w:val="VerbatimChar"/>
         </w:rPr>
-        <w:t xml:space="preserve">vendor_registrations</w:t>
-      </w:r>
-      <w:r>
-        <w:t xml:space="preserve"> </w:t>
-      </w:r>
-      <w:r>
-        <w:t xml:space="preserve">table created;</w:t>
-      </w:r>
-      <w:r>
-        <w:t xml:space="preserve"> </w:t>
-      </w:r>
-      <w:r>
-        <w:rPr>
-          <w:rStyle w:val="VerbatimChar"/>
-        </w:rPr>
-        <w:t xml:space="preserve">/register-vendor</w:t>
-      </w:r>
-      <w:r>
-        <w:t xml:space="preserve"> </w:t>
-      </w:r>
-      <w:r>
-        <w:t xml:space="preserve">form posts into it; Setnayan Team admin queue page reads from it (admin queue page is out of scope for this iteration; spec separately).</w:t>
+        <w:t xml:space="preserve">vendors.is_public</w:t>
+      </w:r>
+      <w:r>
+        <w:t xml:space="preserve"> </w:t>
+      </w:r>
+      <w:r>
+        <w:t xml:space="preserve">defaults to FALSE; vendor settings page in vendor surface will let vendors flip it to TRUE.</w:t>
       </w:r>
     </w:p>
     <w:p>
@@ -13255,64 +13841,16 @@
         </w:numPr>
       </w:pPr>
       <w:r>
-        <w:t xml:space="preserve">All marketing routes (</w:t>
-      </w:r>
-      <w:r>
-        <w:rPr>
-          <w:rStyle w:val="VerbatimChar"/>
-        </w:rPr>
-        <w:t xml:space="preserve">/about</w:t>
-      </w:r>
-      <w:r>
-        <w:t xml:space="preserve">,</w:t>
-      </w:r>
-      <w:r>
-        <w:t xml:space="preserve"> </w:t>
-      </w:r>
-      <w:r>
-        <w:rPr>
-          <w:rStyle w:val="VerbatimChar"/>
-        </w:rPr>
-        <w:t xml:space="preserve">/features</w:t>
-      </w:r>
-      <w:r>
-        <w:t xml:space="preserve">,</w:t>
-      </w:r>
-      <w:r>
-        <w:t xml:space="preserve"> </w:t>
-      </w:r>
-      <w:r>
-        <w:rPr>
-          <w:rStyle w:val="VerbatimChar"/>
-        </w:rPr>
-        <w:t xml:space="preserve">/pricing</w:t>
-      </w:r>
-      <w:r>
-        <w:t xml:space="preserve">,</w:t>
-      </w:r>
-      <w:r>
-        <w:t xml:space="preserve"> </w:t>
-      </w:r>
-      <w:r>
-        <w:rPr>
-          <w:rStyle w:val="VerbatimChar"/>
-        </w:rPr>
-        <w:t xml:space="preserve">/for-event-creators</w:t>
-      </w:r>
-      <w:r>
-        <w:t xml:space="preserve">,</w:t>
-      </w:r>
-      <w:r>
-        <w:t xml:space="preserve"> </w:t>
-      </w:r>
-      <w:r>
-        <w:rPr>
-          <w:rStyle w:val="VerbatimChar"/>
-        </w:rPr>
-        <w:t xml:space="preserve">/for-vendors</w:t>
-      </w:r>
-      <w:r>
-        <w:t xml:space="preserve">,</w:t>
+        <w:rPr>
+          <w:rStyle w:val="VerbatimChar"/>
+        </w:rPr>
+        <w:t xml:space="preserve">vendor_registrations</w:t>
+      </w:r>
+      <w:r>
+        <w:t xml:space="preserve"> </w:t>
+      </w:r>
+      <w:r>
+        <w:t xml:space="preserve">table created;</w:t>
       </w:r>
       <w:r>
         <w:t xml:space="preserve"> </w:t>
@@ -13324,31 +13862,10 @@
         <w:t xml:space="preserve">/register-vendor</w:t>
       </w:r>
       <w:r>
-        <w:t xml:space="preserve">,</w:t>
-      </w:r>
-      <w:r>
-        <w:t xml:space="preserve"> </w:t>
-      </w:r>
-      <w:r>
-        <w:rPr>
-          <w:rStyle w:val="VerbatimChar"/>
-        </w:rPr>
-        <w:t xml:space="preserve">/apply</w:t>
-      </w:r>
-      <w:r>
-        <w:t xml:space="preserve">,</w:t>
-      </w:r>
-      <w:r>
-        <w:t xml:space="preserve"> </w:t>
-      </w:r>
-      <w:r>
-        <w:rPr>
-          <w:rStyle w:val="VerbatimChar"/>
-        </w:rPr>
-        <w:t xml:space="preserve">/coverage</w:t>
-      </w:r>
-      <w:r>
-        <w:t xml:space="preserve">, legal pages) render without errors.</w:t>
+        <w:t xml:space="preserve"> </w:t>
+      </w:r>
+      <w:r>
+        <w:t xml:space="preserve">form posts into it; Setnayan Team admin queue page reads from it (admin queue page is out of scope for this iteration; spec separately).</w:t>
       </w:r>
     </w:p>
     <w:p>
@@ -13360,7 +13877,100 @@
         </w:numPr>
       </w:pPr>
       <w:r>
-        <w:t xml:space="preserve">Sign-up / apply CTAs from any marketing page route correctly to their target forms.</w:t>
+        <w:t xml:space="preserve">All marketing routes (</w:t>
+      </w:r>
+      <w:r>
+        <w:rPr>
+          <w:rStyle w:val="VerbatimChar"/>
+        </w:rPr>
+        <w:t xml:space="preserve">/about</w:t>
+      </w:r>
+      <w:r>
+        <w:t xml:space="preserve">,</w:t>
+      </w:r>
+      <w:r>
+        <w:t xml:space="preserve"> </w:t>
+      </w:r>
+      <w:r>
+        <w:rPr>
+          <w:rStyle w:val="VerbatimChar"/>
+        </w:rPr>
+        <w:t xml:space="preserve">/features</w:t>
+      </w:r>
+      <w:r>
+        <w:t xml:space="preserve">,</w:t>
+      </w:r>
+      <w:r>
+        <w:t xml:space="preserve"> </w:t>
+      </w:r>
+      <w:r>
+        <w:rPr>
+          <w:rStyle w:val="VerbatimChar"/>
+        </w:rPr>
+        <w:t xml:space="preserve">/pricing</w:t>
+      </w:r>
+      <w:r>
+        <w:t xml:space="preserve">,</w:t>
+      </w:r>
+      <w:r>
+        <w:t xml:space="preserve"> </w:t>
+      </w:r>
+      <w:r>
+        <w:rPr>
+          <w:rStyle w:val="VerbatimChar"/>
+        </w:rPr>
+        <w:t xml:space="preserve">/for-event-creators</w:t>
+      </w:r>
+      <w:r>
+        <w:t xml:space="preserve">,</w:t>
+      </w:r>
+      <w:r>
+        <w:t xml:space="preserve"> </w:t>
+      </w:r>
+      <w:r>
+        <w:rPr>
+          <w:rStyle w:val="VerbatimChar"/>
+        </w:rPr>
+        <w:t xml:space="preserve">/for-vendors</w:t>
+      </w:r>
+      <w:r>
+        <w:t xml:space="preserve">,</w:t>
+      </w:r>
+      <w:r>
+        <w:t xml:space="preserve"> </w:t>
+      </w:r>
+      <w:r>
+        <w:rPr>
+          <w:rStyle w:val="VerbatimChar"/>
+        </w:rPr>
+        <w:t xml:space="preserve">/register-vendor</w:t>
+      </w:r>
+      <w:r>
+        <w:t xml:space="preserve">,</w:t>
+      </w:r>
+      <w:r>
+        <w:t xml:space="preserve"> </w:t>
+      </w:r>
+      <w:r>
+        <w:rPr>
+          <w:rStyle w:val="VerbatimChar"/>
+        </w:rPr>
+        <w:t xml:space="preserve">/apply</w:t>
+      </w:r>
+      <w:r>
+        <w:t xml:space="preserve">,</w:t>
+      </w:r>
+      <w:r>
+        <w:t xml:space="preserve"> </w:t>
+      </w:r>
+      <w:r>
+        <w:rPr>
+          <w:rStyle w:val="VerbatimChar"/>
+        </w:rPr>
+        <w:t xml:space="preserve">/coverage</w:t>
+      </w:r>
+      <w:r>
+        <w:t xml:space="preserve">, legal pages) render without errors.</w:t>
       </w:r>
     </w:p>
     <w:p>
@@ -13372,7 +13982,7 @@
         </w:numPr>
       </w:pPr>
       <w:r>
-        <w:t xml:space="preserve">Mobile responsive (thumb-friendly per memory rule) on screens 360 px wide and up.</w:t>
+        <w:t xml:space="preserve">Sign-up / apply CTAs from any marketing page route correctly to their target forms.</w:t>
       </w:r>
     </w:p>
     <w:p>
@@ -13384,19 +13994,7 @@
         </w:numPr>
       </w:pPr>
       <w:r>
-        <w:t xml:space="preserve">SEO basics: meta tags per page, Open Graph tags for social sharing, sitemap.xml at</w:t>
-      </w:r>
-      <w:r>
-        <w:t xml:space="preserve"> </w:t>
-      </w:r>
-      <w:r>
-        <w:rPr>
-          <w:rStyle w:val="VerbatimChar"/>
-        </w:rPr>
-        <w:t xml:space="preserve">/sitemap.xml</w:t>
-      </w:r>
-      <w:r>
-        <w:t xml:space="preserve">.</w:t>
+        <w:t xml:space="preserve">Mobile responsive (thumb-friendly per memory rule) on screens 360 px wide and up.</w:t>
       </w:r>
     </w:p>
     <w:p>
@@ -13408,7 +14006,19 @@
         </w:numPr>
       </w:pPr>
       <w:r>
-        <w:t xml:space="preserve">All static assets cached aggressively at Cloudflare (1 year browser cache for images, 5 min ISR for live-data widgets).</w:t>
+        <w:t xml:space="preserve">SEO basics: meta tags per page, Open Graph tags for social sharing, sitemap.xml at</w:t>
+      </w:r>
+      <w:r>
+        <w:t xml:space="preserve"> </w:t>
+      </w:r>
+      <w:r>
+        <w:rPr>
+          <w:rStyle w:val="VerbatimChar"/>
+        </w:rPr>
+        <w:t xml:space="preserve">/sitemap.xml</w:t>
+      </w:r>
+      <w:r>
+        <w:t xml:space="preserve">.</w:t>
       </w:r>
     </w:p>
     <w:p>
@@ -13420,39 +14030,7 @@
         </w:numPr>
       </w:pPr>
       <w:r>
-        <w:t xml:space="preserve">Brand strings centralized in</w:t>
-      </w:r>
-      <w:r>
-        <w:t xml:space="preserve"> </w:t>
-      </w:r>
-      <w:r>
-        <w:rPr>
-          <w:rStyle w:val="VerbatimChar"/>
-        </w:rPr>
-        <w:t xml:space="preserve">brand.config.ts</w:t>
-      </w:r>
-      <w:r>
-        <w:t xml:space="preserve"> </w:t>
-      </w:r>
-      <w:r>
-        <w:t xml:space="preserve">so a Setnayan ↔ Setnayan flip is one PR.</w:t>
-      </w:r>
-    </w:p>
-    <w:p>
-      <w:r>
-        <w:pict>
-          <v:rect style="width:0;height:1.5pt" o:hralign="center" o:hrstd="t" o:hr="t"/>
-        </w:pict>
-      </w:r>
-    </w:p>
-    <w:bookmarkEnd w:id="46"/>
-    <w:bookmarkStart w:id="47" w:name="build-order"/>
-    <w:p>
-      <w:pPr>
-        <w:pStyle w:val="Heading2"/>
-      </w:pPr>
-      <w:r>
-        <w:t xml:space="preserve">Build order</w:t>
+        <w:t xml:space="preserve">All static assets cached aggressively at Cloudflare (1 year browser cache for images, 5 min ISR for live-data widgets).</w:t>
       </w:r>
     </w:p>
     <w:p>
@@ -13464,352 +14042,22 @@
         </w:numPr>
       </w:pPr>
       <w:r>
-        <w:rPr>
-          <w:b/>
-          <w:bCs/>
-        </w:rPr>
-        <w:t xml:space="preserve">Sprint 1</w:t>
-      </w:r>
-      <w:r>
-        <w:t xml:space="preserve"> </w:t>
-      </w:r>
-      <w:r>
-        <w:t xml:space="preserve">— Next.js marketing route group (</w:t>
-      </w:r>
-      <w:r>
-        <w:rPr>
-          <w:rStyle w:val="VerbatimChar"/>
-        </w:rPr>
-        <w:t xml:space="preserve">app/(marketing)/...</w:t>
-      </w:r>
-      <w:r>
-        <w:t xml:space="preserve">). Header + footer + announcement bar + brand tokens. Brand config file.</w:t>
-      </w:r>
-    </w:p>
-    <w:p>
-      <w:pPr>
-        <w:pStyle w:val="Compact"/>
-        <w:numPr>
-          <w:ilvl w:val="0"/>
-          <w:numId w:val="1041"/>
-        </w:numPr>
-      </w:pPr>
-      <w:r>
-        <w:rPr>
-          <w:b/>
-          <w:bCs/>
-        </w:rPr>
-        <w:t xml:space="preserve">Sprint 2</w:t>
-      </w:r>
-      <w:r>
-        <w:t xml:space="preserve"> </w:t>
-      </w:r>
-      <w:r>
-        <w:t xml:space="preserve">— Two-sided split hero with toggle persistence; both sides’ copy + CTAs.</w:t>
-      </w:r>
-    </w:p>
-    <w:p>
-      <w:pPr>
-        <w:pStyle w:val="Compact"/>
-        <w:numPr>
-          <w:ilvl w:val="0"/>
-          <w:numId w:val="1041"/>
-        </w:numPr>
-      </w:pPr>
-      <w:r>
-        <w:rPr>
-          <w:b/>
-          <w:bCs/>
-        </w:rPr>
-        <w:t xml:space="preserve">Sprint 3</w:t>
-      </w:r>
-      <w:r>
-        <w:t xml:space="preserve"> </w:t>
-      </w:r>
-      <w:r>
-        <w:t xml:space="preserve">— Sections 3 (chaos panel) + 4 (one app, every moving piece) + 5 (add-ons catalog).</w:t>
-      </w:r>
-    </w:p>
-    <w:p>
-      <w:pPr>
-        <w:pStyle w:val="Compact"/>
-        <w:numPr>
-          <w:ilvl w:val="0"/>
-          <w:numId w:val="1041"/>
-        </w:numPr>
-      </w:pPr>
-      <w:r>
-        <w:rPr>
-          <w:b/>
-          <w:bCs/>
-        </w:rPr>
-        <w:t xml:space="preserve">Sprint 4</w:t>
-      </w:r>
-      <w:r>
-        <w:t xml:space="preserve"> </w:t>
-      </w:r>
-      <w:r>
-        <w:t xml:space="preserve">— Sections 6 (vendor compatibility / verification) + 7 (outsourcing / pacing / scheduling).</w:t>
-      </w:r>
-    </w:p>
-    <w:p>
-      <w:pPr>
-        <w:pStyle w:val="Compact"/>
-        <w:numPr>
-          <w:ilvl w:val="0"/>
-          <w:numId w:val="1041"/>
-        </w:numPr>
-      </w:pPr>
-      <w:r>
-        <w:rPr>
-          <w:b/>
-          <w:bCs/>
-        </w:rPr>
-        <w:t xml:space="preserve">Sprint 5</w:t>
-      </w:r>
-      <w:r>
-        <w:t xml:space="preserve"> </w:t>
-      </w:r>
-      <w:r>
-        <w:t xml:space="preserve">— Sections 8 (flywheel) + 9 (event-type readiness board); waitlist email-capture for</w:t>
-      </w:r>
-      <w:r>
-        <w:t xml:space="preserve"> </w:t>
-      </w:r>
-      <w:r>
-        <w:t xml:space="preserve">“Notify me.”</w:t>
-      </w:r>
-    </w:p>
-    <w:p>
-      <w:pPr>
-        <w:pStyle w:val="Compact"/>
-        <w:numPr>
-          <w:ilvl w:val="0"/>
-          <w:numId w:val="1041"/>
-        </w:numPr>
-      </w:pPr>
-      <w:r>
-        <w:rPr>
-          <w:b/>
-          <w:bCs/>
-        </w:rPr>
-        <w:t xml:space="preserve">Sprint 6</w:t>
-      </w:r>
-      <w:r>
-        <w:t xml:space="preserve"> </w:t>
-      </w:r>
-      <w:r>
-        <w:t xml:space="preserve">— Section 10 PH coverage map; PSGC reference table seed; SVG pin overlay.</w:t>
-      </w:r>
-    </w:p>
-    <w:p>
-      <w:pPr>
-        <w:pStyle w:val="Compact"/>
-        <w:numPr>
-          <w:ilvl w:val="0"/>
-          <w:numId w:val="1041"/>
-        </w:numPr>
-      </w:pPr>
-      <w:r>
-        <w:rPr>
-          <w:b/>
-          <w:bCs/>
-        </w:rPr>
-        <w:t xml:space="preserve">Sprint 7</w:t>
-      </w:r>
-      <w:r>
-        <w:t xml:space="preserve"> </w:t>
-      </w:r>
-      <w:r>
-        <w:t xml:space="preserve">— Section 11 dual-CTA module;</w:t>
-      </w:r>
-      <w:r>
-        <w:t xml:space="preserve"> </w:t>
-      </w:r>
-      <w:r>
-        <w:rPr>
-          <w:rStyle w:val="VerbatimChar"/>
-        </w:rPr>
-        <w:t xml:space="preserve">/apply</w:t>
-      </w:r>
-      <w:r>
-        <w:t xml:space="preserve"> </w:t>
-      </w:r>
-      <w:r>
-        <w:t xml:space="preserve">and</w:t>
-      </w:r>
-      <w:r>
-        <w:t xml:space="preserve"> </w:t>
-      </w:r>
-      <w:r>
-        <w:rPr>
-          <w:rStyle w:val="VerbatimChar"/>
-        </w:rPr>
-        <w:t xml:space="preserve">/register-vendor</w:t>
-      </w:r>
-      <w:r>
-        <w:t xml:space="preserve"> </w:t>
-      </w:r>
-      <w:r>
-        <w:t xml:space="preserve">forms;</w:t>
-      </w:r>
-      <w:r>
-        <w:t xml:space="preserve"> </w:t>
-      </w:r>
-      <w:r>
-        <w:rPr>
-          <w:rStyle w:val="VerbatimChar"/>
-        </w:rPr>
-        <w:t xml:space="preserve">vendor_registrations</w:t>
-      </w:r>
-      <w:r>
-        <w:t xml:space="preserve"> </w:t>
-      </w:r>
-      <w:r>
-        <w:t xml:space="preserve">schema migration.</w:t>
-      </w:r>
-    </w:p>
-    <w:p>
-      <w:pPr>
-        <w:pStyle w:val="Compact"/>
-        <w:numPr>
-          <w:ilvl w:val="0"/>
-          <w:numId w:val="1041"/>
-        </w:numPr>
-      </w:pPr>
-      <w:r>
-        <w:rPr>
-          <w:b/>
-          <w:bCs/>
-        </w:rPr>
-        <w:t xml:space="preserve">Sprint 8</w:t>
-      </w:r>
-      <w:r>
-        <w:t xml:space="preserve"> </w:t>
-      </w:r>
-      <w:r>
-        <w:t xml:space="preserve">— Other marketing routes (</w:t>
-      </w:r>
-      <w:r>
-        <w:rPr>
-          <w:rStyle w:val="VerbatimChar"/>
-        </w:rPr>
-        <w:t xml:space="preserve">/about</w:t>
-      </w:r>
-      <w:r>
-        <w:t xml:space="preserve">,</w:t>
-      </w:r>
-      <w:r>
-        <w:t xml:space="preserve"> </w:t>
-      </w:r>
-      <w:r>
-        <w:rPr>
-          <w:rStyle w:val="VerbatimChar"/>
-        </w:rPr>
-        <w:t xml:space="preserve">/features</w:t>
-      </w:r>
-      <w:r>
-        <w:t xml:space="preserve">,</w:t>
-      </w:r>
-      <w:r>
-        <w:t xml:space="preserve"> </w:t>
-      </w:r>
-      <w:r>
-        <w:rPr>
-          <w:rStyle w:val="VerbatimChar"/>
-        </w:rPr>
-        <w:t xml:space="preserve">/pricing</w:t>
-      </w:r>
-      <w:r>
-        <w:t xml:space="preserve">,</w:t>
-      </w:r>
-      <w:r>
-        <w:t xml:space="preserve"> </w:t>
-      </w:r>
-      <w:r>
-        <w:rPr>
-          <w:rStyle w:val="VerbatimChar"/>
-        </w:rPr>
-        <w:t xml:space="preserve">/for-event-creators</w:t>
-      </w:r>
-      <w:r>
-        <w:t xml:space="preserve">,</w:t>
-      </w:r>
-      <w:r>
-        <w:t xml:space="preserve"> </w:t>
-      </w:r>
-      <w:r>
-        <w:rPr>
-          <w:rStyle w:val="VerbatimChar"/>
-        </w:rPr>
-        <w:t xml:space="preserve">/for-vendors</w:t>
-      </w:r>
-      <w:r>
-        <w:t xml:space="preserve">,</w:t>
-      </w:r>
-      <w:r>
-        <w:t xml:space="preserve"> </w:t>
-      </w:r>
-      <w:r>
-        <w:rPr>
-          <w:rStyle w:val="VerbatimChar"/>
-        </w:rPr>
-        <w:t xml:space="preserve">/coverage</w:t>
-      </w:r>
-      <w:r>
-        <w:t xml:space="preserve">, legal pages).</w:t>
-      </w:r>
-    </w:p>
-    <w:p>
-      <w:pPr>
-        <w:pStyle w:val="Compact"/>
-        <w:numPr>
-          <w:ilvl w:val="0"/>
-          <w:numId w:val="1041"/>
-        </w:numPr>
-      </w:pPr>
-      <w:r>
-        <w:rPr>
-          <w:b/>
-          <w:bCs/>
-        </w:rPr>
-        <w:t xml:space="preserve">Sprint 9</w:t>
-      </w:r>
-      <w:r>
-        <w:t xml:space="preserve"> </w:t>
-      </w:r>
-      <w:r>
-        <w:t xml:space="preserve">— SEO meta tags + sitemap + Open Graph + analytics wiring.</w:t>
-      </w:r>
-    </w:p>
-    <w:p>
-      <w:pPr>
-        <w:pStyle w:val="Compact"/>
-        <w:numPr>
-          <w:ilvl w:val="0"/>
-          <w:numId w:val="1041"/>
-        </w:numPr>
-      </w:pPr>
-      <w:r>
-        <w:rPr>
-          <w:b/>
-          <w:bCs/>
-        </w:rPr>
-        <w:t xml:space="preserve">Sprint 10</w:t>
-      </w:r>
-      <w:r>
-        <w:t xml:space="preserve"> </w:t>
-      </w:r>
-      <w:r>
-        <w:t xml:space="preserve">— Acceptance test pass + brand QA + performance pass.</w:t>
-      </w:r>
-    </w:p>
-    <w:p>
-      <w:pPr>
-        <w:pStyle w:val="FirstParagraph"/>
-      </w:pPr>
-      <w:r>
-        <w:t xml:space="preserve">Roughly 5–7 weeks of engineering at 1 dev. 3–4 weeks at 2 devs.</w:t>
+        <w:t xml:space="preserve">Brand strings centralized in</w:t>
+      </w:r>
+      <w:r>
+        <w:t xml:space="preserve"> </w:t>
+      </w:r>
+      <w:r>
+        <w:rPr>
+          <w:rStyle w:val="VerbatimChar"/>
+        </w:rPr>
+        <w:t xml:space="preserve">brand.config.ts</w:t>
+      </w:r>
+      <w:r>
+        <w:t xml:space="preserve"> </w:t>
+      </w:r>
+      <w:r>
+        <w:t xml:space="preserve">so a Setnayan ↔ Setnayan flip is one PR.</w:t>
       </w:r>
     </w:p>
     <w:p>
@@ -13820,13 +14068,13 @@
       </w:r>
     </w:p>
     <w:bookmarkEnd w:id="47"/>
-    <w:bookmarkStart w:id="48" w:name="open-questions"/>
+    <w:bookmarkStart w:id="48" w:name="build-order"/>
     <w:p>
       <w:pPr>
         <w:pStyle w:val="Heading2"/>
       </w:pPr>
       <w:r>
-        <w:t xml:space="preserve">Open questions</w:t>
+        <w:t xml:space="preserve">Build order</w:t>
       </w:r>
     </w:p>
     <w:p>
@@ -13838,98 +14086,26 @@
         </w:numPr>
       </w:pPr>
       <w:r>
-        <w:t xml:space="preserve">Domain —</w:t>
-      </w:r>
-      <w:r>
-        <w:t xml:space="preserve"> </w:t>
-      </w:r>
-      <w:r>
-        <w:rPr>
-          <w:rStyle w:val="VerbatimChar"/>
-        </w:rPr>
-        <w:t xml:space="preserve">setnayan.com</w:t>
-      </w:r>
-      <w:r>
-        <w:t xml:space="preserve"> </w:t>
-      </w:r>
-      <w:r>
-        <w:t xml:space="preserve">(rebrand reveal) or</w:t>
-      </w:r>
-      <w:r>
-        <w:t xml:space="preserve"> </w:t>
-      </w:r>
-      <w:r>
-        <w:rPr>
-          <w:rStyle w:val="VerbatimChar"/>
-        </w:rPr>
-        <w:t xml:space="preserve">setnayan.com</w:t>
-      </w:r>
-      <w:r>
-        <w:t xml:space="preserve"> </w:t>
-      </w:r>
-      <w:r>
-        <w:t xml:space="preserve">(current) or both with redirects?</w:t>
-      </w:r>
-      <w:r>
-        <w:t xml:space="preserve"> </w:t>
-      </w:r>
-      <w:r>
-        <w:rPr>
-          <w:b/>
-          <w:bCs/>
-        </w:rPr>
-        <w:t xml:space="preserve">Recommendation:</w:t>
-      </w:r>
-      <w:r>
-        <w:t xml:space="preserve"> </w:t>
-      </w:r>
-      <w:r>
-        <w:t xml:space="preserve">ship behind</w:t>
-      </w:r>
-      <w:r>
-        <w:t xml:space="preserve"> </w:t>
-      </w:r>
-      <w:r>
-        <w:rPr>
-          <w:rStyle w:val="VerbatimChar"/>
-        </w:rPr>
-        <w:t xml:space="preserve">setnayan.com</w:t>
-      </w:r>
-      <w:r>
-        <w:t xml:space="preserve"> </w:t>
-      </w:r>
-      <w:r>
-        <w:t xml:space="preserve">first; cut</w:t>
-      </w:r>
-      <w:r>
-        <w:t xml:space="preserve"> </w:t>
-      </w:r>
-      <w:r>
-        <w:rPr>
-          <w:rStyle w:val="VerbatimChar"/>
-        </w:rPr>
-        <w:t xml:space="preserve">setnayan.com</w:t>
-      </w:r>
-      <w:r>
-        <w:t xml:space="preserve"> </w:t>
-      </w:r>
-      <w:r>
-        <w:t xml:space="preserve">over once the registration / DNS dust settles. The site code is brand-agnostic via</w:t>
-      </w:r>
-      <w:r>
-        <w:t xml:space="preserve"> </w:t>
-      </w:r>
-      <w:r>
-        <w:rPr>
-          <w:rStyle w:val="VerbatimChar"/>
-        </w:rPr>
-        <w:t xml:space="preserve">brand.config.ts</w:t>
-      </w:r>
-      <w:r>
-        <w:t xml:space="preserve"> </w:t>
-      </w:r>
-      <w:r>
-        <w:t xml:space="preserve">so the cutover is a config flip + DNS swap.</w:t>
+        <w:rPr>
+          <w:b/>
+          <w:bCs/>
+        </w:rPr>
+        <w:t xml:space="preserve">Sprint 1</w:t>
+      </w:r>
+      <w:r>
+        <w:t xml:space="preserve"> </w:t>
+      </w:r>
+      <w:r>
+        <w:t xml:space="preserve">— Next.js marketing route group (</w:t>
+      </w:r>
+      <w:r>
+        <w:rPr>
+          <w:rStyle w:val="VerbatimChar"/>
+        </w:rPr>
+        <w:t xml:space="preserve">app/(marketing)/...</w:t>
+      </w:r>
+      <w:r>
+        <w:t xml:space="preserve">). Header + footer + announcement bar + brand tokens. Brand config file.</w:t>
       </w:r>
     </w:p>
     <w:p>
@@ -13941,35 +14117,17 @@
         </w:numPr>
       </w:pPr>
       <w:r>
-        <w:t xml:space="preserve">Verification SLA — 3 business days realistic?</w:t>
-      </w:r>
-      <w:r>
-        <w:t xml:space="preserve"> </w:t>
-      </w:r>
-      <w:r>
-        <w:rPr>
-          <w:b/>
-          <w:bCs/>
-        </w:rPr>
-        <w:t xml:space="preserve">Recommendation:</w:t>
-      </w:r>
-      <w:r>
-        <w:t xml:space="preserve"> </w:t>
-      </w:r>
-      <w:r>
-        <w:t xml:space="preserve">start with a posted SLA of</w:t>
-      </w:r>
-      <w:r>
-        <w:t xml:space="preserve"> </w:t>
-      </w:r>
-      <w:r>
-        <w:t xml:space="preserve">“within 5 business days”</w:t>
-      </w:r>
-      <w:r>
-        <w:t xml:space="preserve"> </w:t>
-      </w:r>
-      <w:r>
-        <w:t xml:space="preserve">and aim for 3; tighten the public number once we have a quarter of throughput data.</w:t>
+        <w:rPr>
+          <w:b/>
+          <w:bCs/>
+        </w:rPr>
+        <w:t xml:space="preserve">Sprint 2</w:t>
+      </w:r>
+      <w:r>
+        <w:t xml:space="preserve"> </w:t>
+      </w:r>
+      <w:r>
+        <w:t xml:space="preserve">— Two-sided split hero with toggle persistence; both sides’ copy + CTAs.</w:t>
       </w:r>
     </w:p>
     <w:p>
@@ -13981,59 +14139,17 @@
         </w:numPr>
       </w:pPr>
       <w:r>
-        <w:t xml:space="preserve">Should</w:t>
-      </w:r>
-      <w:r>
-        <w:t xml:space="preserve"> </w:t>
-      </w:r>
-      <w:r>
-        <w:rPr>
-          <w:rStyle w:val="VerbatimChar"/>
-        </w:rPr>
-        <w:t xml:space="preserve">/pricing</w:t>
-      </w:r>
-      <w:r>
-        <w:t xml:space="preserve"> </w:t>
-      </w:r>
-      <w:r>
-        <w:t xml:space="preserve">exist at all if prices are hidden?</w:t>
-      </w:r>
-      <w:r>
-        <w:t xml:space="preserve"> </w:t>
-      </w:r>
-      <w:r>
-        <w:rPr>
-          <w:b/>
-          <w:bCs/>
-        </w:rPr>
-        <w:t xml:space="preserve">Recommendation:</w:t>
-      </w:r>
-      <w:r>
-        <w:t xml:space="preserve"> </w:t>
-      </w:r>
-      <w:r>
-        <w:t xml:space="preserve">yes — the page lists what’s priced + the apply flow + competitor differentiator framing (</w:t>
-      </w:r>
-      <w:r>
-        <w:t xml:space="preserve">“we quote per-event”</w:t>
-      </w:r>
-      <w:r>
-        <w:t xml:space="preserve">). Removes the SEO gap from competitors all having</w:t>
-      </w:r>
-      <w:r>
-        <w:t xml:space="preserve"> </w:t>
-      </w:r>
-      <w:r>
-        <w:rPr>
-          <w:rStyle w:val="VerbatimChar"/>
-        </w:rPr>
-        <w:t xml:space="preserve">/pricing</w:t>
-      </w:r>
-      <w:r>
-        <w:t xml:space="preserve"> </w:t>
-      </w:r>
-      <w:r>
-        <w:t xml:space="preserve">pages.</w:t>
+        <w:rPr>
+          <w:b/>
+          <w:bCs/>
+        </w:rPr>
+        <w:t xml:space="preserve">Sprint 3</w:t>
+      </w:r>
+      <w:r>
+        <w:t xml:space="preserve"> </w:t>
+      </w:r>
+      <w:r>
+        <w:t xml:space="preserve">— Sections 3 (chaos panel) + 4 (one app, every moving piece) + 5 (add-ons catalog).</w:t>
       </w:r>
     </w:p>
     <w:p>
@@ -14045,29 +14161,17 @@
         </w:numPr>
       </w:pPr>
       <w:r>
-        <w:t xml:space="preserve">Should the homepage include couple testimonials?</w:t>
-      </w:r>
-      <w:r>
-        <w:t xml:space="preserve"> </w:t>
-      </w:r>
-      <w:r>
-        <w:rPr>
-          <w:b/>
-          <w:bCs/>
-        </w:rPr>
-        <w:t xml:space="preserve">Recommendation:</w:t>
-      </w:r>
-      <w:r>
-        <w:t xml:space="preserve"> </w:t>
-      </w:r>
-      <w:r>
-        <w:t xml:space="preserve">placeholder for V1 (</w:t>
-      </w:r>
-      <w:r>
-        <w:t xml:space="preserve">“Couple testimonials publish after our first 50 weddings”</w:t>
-      </w:r>
-      <w:r>
-        <w:t xml:space="preserve">); real testimonials backfilled in V1.1.</w:t>
+        <w:rPr>
+          <w:b/>
+          <w:bCs/>
+        </w:rPr>
+        <w:t xml:space="preserve">Sprint 4</w:t>
+      </w:r>
+      <w:r>
+        <w:t xml:space="preserve"> </w:t>
+      </w:r>
+      <w:r>
+        <w:t xml:space="preserve">— Sections 6 (vendor compatibility / verification) + 7 (outsourcing / pacing / scheduling).</w:t>
       </w:r>
     </w:p>
     <w:p>
@@ -14079,23 +14183,255 @@
         </w:numPr>
       </w:pPr>
       <w:r>
-        <w:t xml:space="preserve">Multi-language?</w:t>
-      </w:r>
-      <w:r>
-        <w:t xml:space="preserve"> </w:t>
-      </w:r>
-      <w:r>
-        <w:rPr>
-          <w:b/>
-          <w:bCs/>
-        </w:rPr>
-        <w:t xml:space="preserve">Recommendation:</w:t>
-      </w:r>
-      <w:r>
-        <w:t xml:space="preserve"> </w:t>
-      </w:r>
-      <w:r>
-        <w:t xml:space="preserve">V1 English-only; Filipino-language site is V2. Hero copy tested in both locales pre-V2.</w:t>
+        <w:rPr>
+          <w:b/>
+          <w:bCs/>
+        </w:rPr>
+        <w:t xml:space="preserve">Sprint 5</w:t>
+      </w:r>
+      <w:r>
+        <w:t xml:space="preserve"> </w:t>
+      </w:r>
+      <w:r>
+        <w:t xml:space="preserve">— Sections 8 (flywheel) + 9 (event-type readiness board); waitlist email-capture for</w:t>
+      </w:r>
+      <w:r>
+        <w:t xml:space="preserve"> </w:t>
+      </w:r>
+      <w:r>
+        <w:t xml:space="preserve">“Notify me.”</w:t>
+      </w:r>
+    </w:p>
+    <w:p>
+      <w:pPr>
+        <w:pStyle w:val="Compact"/>
+        <w:numPr>
+          <w:ilvl w:val="0"/>
+          <w:numId w:val="1042"/>
+        </w:numPr>
+      </w:pPr>
+      <w:r>
+        <w:rPr>
+          <w:b/>
+          <w:bCs/>
+        </w:rPr>
+        <w:t xml:space="preserve">Sprint 6</w:t>
+      </w:r>
+      <w:r>
+        <w:t xml:space="preserve"> </w:t>
+      </w:r>
+      <w:r>
+        <w:t xml:space="preserve">— Section 10 PH coverage map; PSGC reference table seed; SVG pin overlay.</w:t>
+      </w:r>
+    </w:p>
+    <w:p>
+      <w:pPr>
+        <w:pStyle w:val="Compact"/>
+        <w:numPr>
+          <w:ilvl w:val="0"/>
+          <w:numId w:val="1042"/>
+        </w:numPr>
+      </w:pPr>
+      <w:r>
+        <w:rPr>
+          <w:b/>
+          <w:bCs/>
+        </w:rPr>
+        <w:t xml:space="preserve">Sprint 7</w:t>
+      </w:r>
+      <w:r>
+        <w:t xml:space="preserve"> </w:t>
+      </w:r>
+      <w:r>
+        <w:t xml:space="preserve">— Section 11 dual-CTA module;</w:t>
+      </w:r>
+      <w:r>
+        <w:t xml:space="preserve"> </w:t>
+      </w:r>
+      <w:r>
+        <w:rPr>
+          <w:rStyle w:val="VerbatimChar"/>
+        </w:rPr>
+        <w:t xml:space="preserve">/apply</w:t>
+      </w:r>
+      <w:r>
+        <w:t xml:space="preserve"> </w:t>
+      </w:r>
+      <w:r>
+        <w:t xml:space="preserve">and</w:t>
+      </w:r>
+      <w:r>
+        <w:t xml:space="preserve"> </w:t>
+      </w:r>
+      <w:r>
+        <w:rPr>
+          <w:rStyle w:val="VerbatimChar"/>
+        </w:rPr>
+        <w:t xml:space="preserve">/register-vendor</w:t>
+      </w:r>
+      <w:r>
+        <w:t xml:space="preserve"> </w:t>
+      </w:r>
+      <w:r>
+        <w:t xml:space="preserve">forms;</w:t>
+      </w:r>
+      <w:r>
+        <w:t xml:space="preserve"> </w:t>
+      </w:r>
+      <w:r>
+        <w:rPr>
+          <w:rStyle w:val="VerbatimChar"/>
+        </w:rPr>
+        <w:t xml:space="preserve">vendor_registrations</w:t>
+      </w:r>
+      <w:r>
+        <w:t xml:space="preserve"> </w:t>
+      </w:r>
+      <w:r>
+        <w:t xml:space="preserve">schema migration.</w:t>
+      </w:r>
+    </w:p>
+    <w:p>
+      <w:pPr>
+        <w:pStyle w:val="Compact"/>
+        <w:numPr>
+          <w:ilvl w:val="0"/>
+          <w:numId w:val="1042"/>
+        </w:numPr>
+      </w:pPr>
+      <w:r>
+        <w:rPr>
+          <w:b/>
+          <w:bCs/>
+        </w:rPr>
+        <w:t xml:space="preserve">Sprint 8</w:t>
+      </w:r>
+      <w:r>
+        <w:t xml:space="preserve"> </w:t>
+      </w:r>
+      <w:r>
+        <w:t xml:space="preserve">— Other marketing routes (</w:t>
+      </w:r>
+      <w:r>
+        <w:rPr>
+          <w:rStyle w:val="VerbatimChar"/>
+        </w:rPr>
+        <w:t xml:space="preserve">/about</w:t>
+      </w:r>
+      <w:r>
+        <w:t xml:space="preserve">,</w:t>
+      </w:r>
+      <w:r>
+        <w:t xml:space="preserve"> </w:t>
+      </w:r>
+      <w:r>
+        <w:rPr>
+          <w:rStyle w:val="VerbatimChar"/>
+        </w:rPr>
+        <w:t xml:space="preserve">/features</w:t>
+      </w:r>
+      <w:r>
+        <w:t xml:space="preserve">,</w:t>
+      </w:r>
+      <w:r>
+        <w:t xml:space="preserve"> </w:t>
+      </w:r>
+      <w:r>
+        <w:rPr>
+          <w:rStyle w:val="VerbatimChar"/>
+        </w:rPr>
+        <w:t xml:space="preserve">/pricing</w:t>
+      </w:r>
+      <w:r>
+        <w:t xml:space="preserve">,</w:t>
+      </w:r>
+      <w:r>
+        <w:t xml:space="preserve"> </w:t>
+      </w:r>
+      <w:r>
+        <w:rPr>
+          <w:rStyle w:val="VerbatimChar"/>
+        </w:rPr>
+        <w:t xml:space="preserve">/for-event-creators</w:t>
+      </w:r>
+      <w:r>
+        <w:t xml:space="preserve">,</w:t>
+      </w:r>
+      <w:r>
+        <w:t xml:space="preserve"> </w:t>
+      </w:r>
+      <w:r>
+        <w:rPr>
+          <w:rStyle w:val="VerbatimChar"/>
+        </w:rPr>
+        <w:t xml:space="preserve">/for-vendors</w:t>
+      </w:r>
+      <w:r>
+        <w:t xml:space="preserve">,</w:t>
+      </w:r>
+      <w:r>
+        <w:t xml:space="preserve"> </w:t>
+      </w:r>
+      <w:r>
+        <w:rPr>
+          <w:rStyle w:val="VerbatimChar"/>
+        </w:rPr>
+        <w:t xml:space="preserve">/coverage</w:t>
+      </w:r>
+      <w:r>
+        <w:t xml:space="preserve">, legal pages).</w:t>
+      </w:r>
+    </w:p>
+    <w:p>
+      <w:pPr>
+        <w:pStyle w:val="Compact"/>
+        <w:numPr>
+          <w:ilvl w:val="0"/>
+          <w:numId w:val="1042"/>
+        </w:numPr>
+      </w:pPr>
+      <w:r>
+        <w:rPr>
+          <w:b/>
+          <w:bCs/>
+        </w:rPr>
+        <w:t xml:space="preserve">Sprint 9</w:t>
+      </w:r>
+      <w:r>
+        <w:t xml:space="preserve"> </w:t>
+      </w:r>
+      <w:r>
+        <w:t xml:space="preserve">— SEO meta tags + sitemap + Open Graph + analytics wiring.</w:t>
+      </w:r>
+    </w:p>
+    <w:p>
+      <w:pPr>
+        <w:pStyle w:val="Compact"/>
+        <w:numPr>
+          <w:ilvl w:val="0"/>
+          <w:numId w:val="1042"/>
+        </w:numPr>
+      </w:pPr>
+      <w:r>
+        <w:rPr>
+          <w:b/>
+          <w:bCs/>
+        </w:rPr>
+        <w:t xml:space="preserve">Sprint 10</w:t>
+      </w:r>
+      <w:r>
+        <w:t xml:space="preserve"> </w:t>
+      </w:r>
+      <w:r>
+        <w:t xml:space="preserve">— Acceptance test pass + brand QA + performance pass.</w:t>
+      </w:r>
+    </w:p>
+    <w:p>
+      <w:pPr>
+        <w:pStyle w:val="FirstParagraph"/>
+      </w:pPr>
+      <w:r>
+        <w:t xml:space="preserve">Roughly 5–7 weeks of engineering at 1 dev. 3–4 weeks at 2 devs.</w:t>
       </w:r>
     </w:p>
     <w:p>
@@ -14106,13 +14442,13 @@
       </w:r>
     </w:p>
     <w:bookmarkEnd w:id="48"/>
-    <w:bookmarkStart w:id="51" w:name="companion-specs-and-cross-references"/>
+    <w:bookmarkStart w:id="49" w:name="open-questions"/>
     <w:p>
       <w:pPr>
         <w:pStyle w:val="Heading2"/>
       </w:pPr>
       <w:r>
-        <w:t xml:space="preserve">Companion specs and cross-references</w:t>
+        <w:t xml:space="preserve">Open questions</w:t>
       </w:r>
     </w:p>
     <w:p>
@@ -14124,16 +14460,98 @@
         </w:numPr>
       </w:pPr>
       <w:r>
-        <w:rPr>
-          <w:rStyle w:val="VerbatimChar"/>
-        </w:rPr>
-        <w:t xml:space="preserve">0000_app_shell_and_navigation/</w:t>
-      </w:r>
-      <w:r>
-        <w:t xml:space="preserve"> </w:t>
-      </w:r>
-      <w:r>
-        <w:t xml:space="preserve">— sign-up CTAs route here. Bottom-nav tabs on the dashboard align with the four-tab block on the marketing homepage.</w:t>
+        <w:t xml:space="preserve">Domain —</w:t>
+      </w:r>
+      <w:r>
+        <w:t xml:space="preserve"> </w:t>
+      </w:r>
+      <w:r>
+        <w:rPr>
+          <w:rStyle w:val="VerbatimChar"/>
+        </w:rPr>
+        <w:t xml:space="preserve">setnayan.com</w:t>
+      </w:r>
+      <w:r>
+        <w:t xml:space="preserve"> </w:t>
+      </w:r>
+      <w:r>
+        <w:t xml:space="preserve">(rebrand reveal) or</w:t>
+      </w:r>
+      <w:r>
+        <w:t xml:space="preserve"> </w:t>
+      </w:r>
+      <w:r>
+        <w:rPr>
+          <w:rStyle w:val="VerbatimChar"/>
+        </w:rPr>
+        <w:t xml:space="preserve">setnayan.com</w:t>
+      </w:r>
+      <w:r>
+        <w:t xml:space="preserve"> </w:t>
+      </w:r>
+      <w:r>
+        <w:t xml:space="preserve">(current) or both with redirects?</w:t>
+      </w:r>
+      <w:r>
+        <w:t xml:space="preserve"> </w:t>
+      </w:r>
+      <w:r>
+        <w:rPr>
+          <w:b/>
+          <w:bCs/>
+        </w:rPr>
+        <w:t xml:space="preserve">Recommendation:</w:t>
+      </w:r>
+      <w:r>
+        <w:t xml:space="preserve"> </w:t>
+      </w:r>
+      <w:r>
+        <w:t xml:space="preserve">ship behind</w:t>
+      </w:r>
+      <w:r>
+        <w:t xml:space="preserve"> </w:t>
+      </w:r>
+      <w:r>
+        <w:rPr>
+          <w:rStyle w:val="VerbatimChar"/>
+        </w:rPr>
+        <w:t xml:space="preserve">setnayan.com</w:t>
+      </w:r>
+      <w:r>
+        <w:t xml:space="preserve"> </w:t>
+      </w:r>
+      <w:r>
+        <w:t xml:space="preserve">first; cut</w:t>
+      </w:r>
+      <w:r>
+        <w:t xml:space="preserve"> </w:t>
+      </w:r>
+      <w:r>
+        <w:rPr>
+          <w:rStyle w:val="VerbatimChar"/>
+        </w:rPr>
+        <w:t xml:space="preserve">setnayan.com</w:t>
+      </w:r>
+      <w:r>
+        <w:t xml:space="preserve"> </w:t>
+      </w:r>
+      <w:r>
+        <w:t xml:space="preserve">over once the registration / DNS dust settles. The site code is brand-agnostic via</w:t>
+      </w:r>
+      <w:r>
+        <w:t xml:space="preserve"> </w:t>
+      </w:r>
+      <w:r>
+        <w:rPr>
+          <w:rStyle w:val="VerbatimChar"/>
+        </w:rPr>
+        <w:t xml:space="preserve">brand.config.ts</w:t>
+      </w:r>
+      <w:r>
+        <w:t xml:space="preserve"> </w:t>
+      </w:r>
+      <w:r>
+        <w:t xml:space="preserve">so the cutover is a config flip + DNS swap.</w:t>
       </w:r>
     </w:p>
     <w:p>
@@ -14145,43 +14563,35 @@
         </w:numPr>
       </w:pPr>
       <w:r>
-        <w:rPr>
-          <w:rStyle w:val="VerbatimChar"/>
-        </w:rPr>
-        <w:t xml:space="preserve">0006_vendors_management/</w:t>
-      </w:r>
-      <w:r>
-        <w:t xml:space="preserve"> </w:t>
-      </w:r>
-      <w:r>
-        <w:t xml:space="preserve">—</w:t>
-      </w:r>
-      <w:r>
-        <w:t xml:space="preserve"> </w:t>
-      </w:r>
-      <w:r>
-        <w:rPr>
-          <w:rStyle w:val="VerbatimChar"/>
-        </w:rPr>
-        <w:t xml:space="preserve">vendors</w:t>
-      </w:r>
-      <w:r>
-        <w:t xml:space="preserve"> </w:t>
-      </w:r>
-      <w:r>
-        <w:t xml:space="preserve">table, hybrid taxonomy referenced by the registration form’s</w:t>
-      </w:r>
-      <w:r>
-        <w:t xml:space="preserve"> </w:t>
-      </w:r>
-      <w:r>
-        <w:rPr>
-          <w:rStyle w:val="VerbatimChar"/>
-        </w:rPr>
-        <w:t xml:space="preserve">service_category_codes</w:t>
-      </w:r>
-      <w:r>
-        <w:t xml:space="preserve">.</w:t>
+        <w:t xml:space="preserve">Verification SLA — 3 business days realistic?</w:t>
+      </w:r>
+      <w:r>
+        <w:t xml:space="preserve"> </w:t>
+      </w:r>
+      <w:r>
+        <w:rPr>
+          <w:b/>
+          <w:bCs/>
+        </w:rPr>
+        <w:t xml:space="preserve">Recommendation:</w:t>
+      </w:r>
+      <w:r>
+        <w:t xml:space="preserve"> </w:t>
+      </w:r>
+      <w:r>
+        <w:t xml:space="preserve">start with a posted SLA of</w:t>
+      </w:r>
+      <w:r>
+        <w:t xml:space="preserve"> </w:t>
+      </w:r>
+      <w:r>
+        <w:t xml:space="preserve">“within 5 business days”</w:t>
+      </w:r>
+      <w:r>
+        <w:t xml:space="preserve"> </w:t>
+      </w:r>
+      <w:r>
+        <w:t xml:space="preserve">and aim for 3; tighten the public number once we have a quarter of throughput data.</w:t>
       </w:r>
     </w:p>
     <w:p>
@@ -14193,16 +14603,59 @@
         </w:numPr>
       </w:pPr>
       <w:r>
-        <w:rPr>
-          <w:rStyle w:val="VerbatimChar"/>
-        </w:rPr>
-        <w:t xml:space="preserve">0013_platform_stack_and_sync/</w:t>
-      </w:r>
-      <w:r>
-        <w:t xml:space="preserve"> </w:t>
-      </w:r>
-      <w:r>
-        <w:t xml:space="preserve">— Supabase Edge Functions, Vercel ISR, RLS policies all set up by 0013 and used here.</w:t>
+        <w:t xml:space="preserve">Should</w:t>
+      </w:r>
+      <w:r>
+        <w:t xml:space="preserve"> </w:t>
+      </w:r>
+      <w:r>
+        <w:rPr>
+          <w:rStyle w:val="VerbatimChar"/>
+        </w:rPr>
+        <w:t xml:space="preserve">/pricing</w:t>
+      </w:r>
+      <w:r>
+        <w:t xml:space="preserve"> </w:t>
+      </w:r>
+      <w:r>
+        <w:t xml:space="preserve">exist at all if prices are hidden?</w:t>
+      </w:r>
+      <w:r>
+        <w:t xml:space="preserve"> </w:t>
+      </w:r>
+      <w:r>
+        <w:rPr>
+          <w:b/>
+          <w:bCs/>
+        </w:rPr>
+        <w:t xml:space="preserve">Recommendation:</w:t>
+      </w:r>
+      <w:r>
+        <w:t xml:space="preserve"> </w:t>
+      </w:r>
+      <w:r>
+        <w:t xml:space="preserve">yes — the page lists what’s priced + the apply flow + competitor differentiator framing (</w:t>
+      </w:r>
+      <w:r>
+        <w:t xml:space="preserve">“we quote per-event”</w:t>
+      </w:r>
+      <w:r>
+        <w:t xml:space="preserve">). Removes the SEO gap from competitors all having</w:t>
+      </w:r>
+      <w:r>
+        <w:t xml:space="preserve"> </w:t>
+      </w:r>
+      <w:r>
+        <w:rPr>
+          <w:rStyle w:val="VerbatimChar"/>
+        </w:rPr>
+        <w:t xml:space="preserve">/pricing</w:t>
+      </w:r>
+      <w:r>
+        <w:t xml:space="preserve"> </w:t>
+      </w:r>
+      <w:r>
+        <w:t xml:space="preserve">pages.</w:t>
       </w:r>
     </w:p>
     <w:p>
@@ -14214,28 +14667,29 @@
         </w:numPr>
       </w:pPr>
       <w:r>
-        <w:rPr>
-          <w:rStyle w:val="VerbatimChar"/>
-        </w:rPr>
-        <w:t xml:space="preserve">0014_v1_1_polish/</w:t>
-      </w:r>
-      <w:r>
-        <w:t xml:space="preserve"> </w:t>
-      </w:r>
-      <w:r>
-        <w:t xml:space="preserve">— billing rail (PHP-only, apply-then-pay) referenced by every</w:t>
-      </w:r>
-      <w:r>
-        <w:t xml:space="preserve"> </w:t>
-      </w:r>
-      <w:r>
-        <w:t xml:space="preserve">“Get your quote”</w:t>
-      </w:r>
-      <w:r>
-        <w:t xml:space="preserve"> </w:t>
-      </w:r>
-      <w:r>
-        <w:t xml:space="preserve">CTA.</w:t>
+        <w:t xml:space="preserve">Should the homepage include couple testimonials?</w:t>
+      </w:r>
+      <w:r>
+        <w:t xml:space="preserve"> </w:t>
+      </w:r>
+      <w:r>
+        <w:rPr>
+          <w:b/>
+          <w:bCs/>
+        </w:rPr>
+        <w:t xml:space="preserve">Recommendation:</w:t>
+      </w:r>
+      <w:r>
+        <w:t xml:space="preserve"> </w:t>
+      </w:r>
+      <w:r>
+        <w:t xml:space="preserve">placeholder for V1 (</w:t>
+      </w:r>
+      <w:r>
+        <w:t xml:space="preserve">“Couple testimonials publish after our first 50 weddings”</w:t>
+      </w:r>
+      <w:r>
+        <w:t xml:space="preserve">); real testimonials backfilled in V1.1.</w:t>
       </w:r>
     </w:p>
     <w:p>
@@ -14247,16 +14701,23 @@
         </w:numPr>
       </w:pPr>
       <w:r>
-        <w:rPr>
-          <w:rStyle w:val="VerbatimChar"/>
-        </w:rPr>
-        <w:t xml:space="preserve">CLAUDE.md</w:t>
-      </w:r>
-      <w:r>
-        <w:t xml:space="preserve"> </w:t>
-      </w:r>
-      <w:r>
-        <w:t xml:space="preserve">— decision log (especially: 2026-05-09 marketing site privacy rules; 2026-05-11 token wallet retired; 2026-05-11 payment-flow apply-then-pay; 2026-05-11 brand rename in progress; 2026-05-11 universal event platform).</w:t>
+        <w:t xml:space="preserve">Multi-language?</w:t>
+      </w:r>
+      <w:r>
+        <w:t xml:space="preserve"> </w:t>
+      </w:r>
+      <w:r>
+        <w:rPr>
+          <w:b/>
+          <w:bCs/>
+        </w:rPr>
+        <w:t xml:space="preserve">Recommendation:</w:t>
+      </w:r>
+      <w:r>
+        <w:t xml:space="preserve"> </w:t>
+      </w:r>
+      <w:r>
+        <w:t xml:space="preserve">V1 English-only; Filipino-language site is V2. Hero copy tested in both locales pre-V2.</w:t>
       </w:r>
     </w:p>
     <w:p>
@@ -14266,11 +14727,172 @@
         </w:pict>
       </w:r>
     </w:p>
+    <w:bookmarkEnd w:id="49"/>
+    <w:bookmarkStart w:id="52" w:name="companion-specs-and-cross-references"/>
+    <w:p>
+      <w:pPr>
+        <w:pStyle w:val="Heading2"/>
+      </w:pPr>
+      <w:r>
+        <w:t xml:space="preserve">Companion specs and cross-references</w:t>
+      </w:r>
+    </w:p>
+    <w:p>
+      <w:pPr>
+        <w:pStyle w:val="Compact"/>
+        <w:numPr>
+          <w:ilvl w:val="0"/>
+          <w:numId w:val="1044"/>
+        </w:numPr>
+      </w:pPr>
+      <w:r>
+        <w:rPr>
+          <w:rStyle w:val="VerbatimChar"/>
+        </w:rPr>
+        <w:t xml:space="preserve">0000_app_shell_and_navigation/</w:t>
+      </w:r>
+      <w:r>
+        <w:t xml:space="preserve"> </w:t>
+      </w:r>
+      <w:r>
+        <w:t xml:space="preserve">— sign-up CTAs route here. Bottom-nav tabs on the dashboard align with the four-tab block on the marketing homepage.</w:t>
+      </w:r>
+    </w:p>
+    <w:p>
+      <w:pPr>
+        <w:pStyle w:val="Compact"/>
+        <w:numPr>
+          <w:ilvl w:val="0"/>
+          <w:numId w:val="1044"/>
+        </w:numPr>
+      </w:pPr>
+      <w:r>
+        <w:rPr>
+          <w:rStyle w:val="VerbatimChar"/>
+        </w:rPr>
+        <w:t xml:space="preserve">0006_vendors_management/</w:t>
+      </w:r>
+      <w:r>
+        <w:t xml:space="preserve"> </w:t>
+      </w:r>
+      <w:r>
+        <w:t xml:space="preserve">—</w:t>
+      </w:r>
+      <w:r>
+        <w:t xml:space="preserve"> </w:t>
+      </w:r>
+      <w:r>
+        <w:rPr>
+          <w:rStyle w:val="VerbatimChar"/>
+        </w:rPr>
+        <w:t xml:space="preserve">vendors</w:t>
+      </w:r>
+      <w:r>
+        <w:t xml:space="preserve"> </w:t>
+      </w:r>
+      <w:r>
+        <w:t xml:space="preserve">table, hybrid taxonomy referenced by the registration form’s</w:t>
+      </w:r>
+      <w:r>
+        <w:t xml:space="preserve"> </w:t>
+      </w:r>
+      <w:r>
+        <w:rPr>
+          <w:rStyle w:val="VerbatimChar"/>
+        </w:rPr>
+        <w:t xml:space="preserve">service_category_codes</w:t>
+      </w:r>
+      <w:r>
+        <w:t xml:space="preserve">.</w:t>
+      </w:r>
+    </w:p>
+    <w:p>
+      <w:pPr>
+        <w:pStyle w:val="Compact"/>
+        <w:numPr>
+          <w:ilvl w:val="0"/>
+          <w:numId w:val="1044"/>
+        </w:numPr>
+      </w:pPr>
+      <w:r>
+        <w:rPr>
+          <w:rStyle w:val="VerbatimChar"/>
+        </w:rPr>
+        <w:t xml:space="preserve">0013_platform_stack_and_sync/</w:t>
+      </w:r>
+      <w:r>
+        <w:t xml:space="preserve"> </w:t>
+      </w:r>
+      <w:r>
+        <w:t xml:space="preserve">— Supabase Edge Functions, Vercel ISR, RLS policies all set up by 0013 and used here.</w:t>
+      </w:r>
+    </w:p>
+    <w:p>
+      <w:pPr>
+        <w:pStyle w:val="Compact"/>
+        <w:numPr>
+          <w:ilvl w:val="0"/>
+          <w:numId w:val="1044"/>
+        </w:numPr>
+      </w:pPr>
+      <w:r>
+        <w:rPr>
+          <w:rStyle w:val="VerbatimChar"/>
+        </w:rPr>
+        <w:t xml:space="preserve">0014_v1_1_polish/</w:t>
+      </w:r>
+      <w:r>
+        <w:t xml:space="preserve"> </w:t>
+      </w:r>
+      <w:r>
+        <w:t xml:space="preserve">— billing rail (PHP-only, apply-then-pay) referenced by every</w:t>
+      </w:r>
+      <w:r>
+        <w:t xml:space="preserve"> </w:t>
+      </w:r>
+      <w:r>
+        <w:t xml:space="preserve">“Get your quote”</w:t>
+      </w:r>
+      <w:r>
+        <w:t xml:space="preserve"> </w:t>
+      </w:r>
+      <w:r>
+        <w:t xml:space="preserve">CTA.</w:t>
+      </w:r>
+    </w:p>
+    <w:p>
+      <w:pPr>
+        <w:pStyle w:val="Compact"/>
+        <w:numPr>
+          <w:ilvl w:val="0"/>
+          <w:numId w:val="1044"/>
+        </w:numPr>
+      </w:pPr>
+      <w:r>
+        <w:rPr>
+          <w:rStyle w:val="VerbatimChar"/>
+        </w:rPr>
+        <w:t xml:space="preserve">CLAUDE.md</w:t>
+      </w:r>
+      <w:r>
+        <w:t xml:space="preserve"> </w:t>
+      </w:r>
+      <w:r>
+        <w:t xml:space="preserve">— decision log (especially: 2026-05-09 marketing site privacy rules; 2026-05-11 token wallet retired; 2026-05-11 payment-flow apply-then-pay; 2026-05-11 brand rename in progress; 2026-05-11 universal event platform).</w:t>
+      </w:r>
+    </w:p>
+    <w:p>
+      <w:r>
+        <w:pict>
+          <v:rect style="width:0;height:1.5pt" o:hralign="center" o:hrstd="t" o:hr="t"/>
+        </w:pict>
+      </w:r>
+    </w:p>
     <w:p>
       <w:pPr>
         <w:pStyle w:val="FirstParagraph"/>
       </w:pPr>
-      <w:hyperlink r:id="rId49">
+      <w:hyperlink r:id="rId50">
         <w:r>
           <w:rPr>
             <w:rStyle w:val="Hyperlink"/>
@@ -14283,7 +14905,7 @@
       <w:pPr>
         <w:pStyle w:val="BodyText"/>
       </w:pPr>
-      <w:hyperlink r:id="rId50">
+      <w:hyperlink r:id="rId51">
         <w:r>
           <w:rPr>
             <w:rStyle w:val="Hyperlink"/>
@@ -14292,8 +14914,8 @@
         </w:r>
       </w:hyperlink>
     </w:p>
-    <w:bookmarkEnd w:id="51"/>
     <w:bookmarkEnd w:id="52"/>
+    <w:bookmarkEnd w:id="53"/>
     <w:sectPr>
       <w:footnotePr>
         <w:numRestart w:val="eachSect"/>
@@ -14777,7 +15399,7 @@
     <w:abstractNumId w:val="991"/>
   </w:num>
   <w:num w:numId="1018">
-    <w:abstractNumId w:val="992"/>
+    <w:abstractNumId w:val="991"/>
   </w:num>
   <w:num w:numId="1019">
     <w:abstractNumId w:val="992"/>
@@ -14846,6 +15468,9 @@
     <w:abstractNumId w:val="992"/>
   </w:num>
   <w:num w:numId="1041">
+    <w:abstractNumId w:val="992"/>
+  </w:num>
+  <w:num w:numId="1042">
     <w:abstractNumId w:val="99411"/>
     <w:lvlOverride w:ilvl="0">
       <w:startOverride w:val="1"/>
@@ -14875,10 +15500,10 @@
       <w:startOverride w:val="1"/>
     </w:lvlOverride>
   </w:num>
-  <w:num w:numId="1042">
+  <w:num w:numId="1043">
     <w:abstractNumId w:val="991"/>
   </w:num>
-  <w:num w:numId="1043">
+  <w:num w:numId="1044">
     <w:abstractNumId w:val="991"/>
   </w:num>
 </w:numbering>

--- a/0015_main_website/0015_main_website.docx
+++ b/0015_main_website/0015_main_website.docx
@@ -2,13 +2,522 @@
 <file path=word/document.xml><?xml version="1.0" encoding="utf-8"?>
 <w:document xmlns:w="http://schemas.openxmlformats.org/wordprocessingml/2006/main" xmlns:m="http://schemas.openxmlformats.org/officeDocument/2006/math" xmlns:r="http://schemas.openxmlformats.org/officeDocument/2006/relationships" xmlns:o="urn:schemas-microsoft-com:office:office" xmlns:v="urn:schemas-microsoft-com:vml" xmlns:w10="urn:schemas-microsoft-com:office:word" xmlns:a="http://schemas.openxmlformats.org/drawingml/2006/main" xmlns:pic="http://schemas.openxmlformats.org/drawingml/2006/picture" xmlns:wp="http://schemas.openxmlformats.org/drawingml/2006/wordprocessingDrawing">
   <w:body>
-    <w:bookmarkStart w:id="53" w:name="X0c2c06c92b4fe9784d5fb3268cbf367fd58363f"/>
+    <w:bookmarkStart w:id="55" w:name="X0c2c06c92b4fe9784d5fb3268cbf367fd58363f"/>
     <w:p>
       <w:pPr>
         <w:pStyle w:val="Heading1"/>
       </w:pPr>
       <w:r>
         <w:t xml:space="preserve">Iteration 0015 — Setnayan Main Marketing Website</w:t>
+      </w:r>
+    </w:p>
+    <w:p>
+      <w:pPr>
+        <w:pStyle w:val="Heading2"/>
+      </w:pPr>
+      <w:bookmarkStart w:id="9" w:name="X15fe45fd35a3898cec2809a953f74255a18bbe7"/>
+      <w:r>
+        <w:t xml:space="preserve">WARNING: AS-BUILT CORRECTION — 2026-06-07 (reconciled to live site + origin/main @ 34347c3c)</w:t>
+      </w:r>
+      <w:bookmarkEnd w:id="9"/>
+    </w:p>
+    <w:p>
+      <w:pPr>
+        <w:pStyle w:val="BlockText"/>
+      </w:pPr>
+      <w:r>
+        <w:rPr>
+          <w:b/>
+          <w:bCs/>
+        </w:rPr>
+        <w:t xml:space="preserve">This spec is HISTORICAL.</w:t>
+      </w:r>
+      <w:r>
+        <w:t xml:space="preserve"> </w:t>
+      </w:r>
+      <w:r>
+        <w:t xml:space="preserve">Authoritative current state = the live site (www.setnayan.com) + shipped code +</w:t>
+      </w:r>
+      <w:r>
+        <w:t xml:space="preserve"> </w:t>
+      </w:r>
+      <w:r>
+        <w:rPr>
+          <w:rStyle w:val="VerbatimChar"/>
+        </w:rPr>
+        <w:t xml:space="preserve">AS_BUILT_GROUND_TRUTH_2026-06-07.md</w:t>
+      </w:r>
+      <w:r>
+        <w:t xml:space="preserve">. Deltas vs what actually shipped:</w:t>
+      </w:r>
+      <w:r>
+        <w:t xml:space="preserve"> </w:t>
+      </w:r>
+      <w:r>
+        <w:t xml:space="preserve">-</w:t>
+      </w:r>
+      <w:r>
+        <w:t xml:space="preserve"> </w:t>
+      </w:r>
+      <w:r>
+        <w:rPr>
+          <w:b/>
+          <w:bCs/>
+        </w:rPr>
+        <w:t xml:space="preserve">The 5.0%</w:t>
+      </w:r>
+      <w:r>
+        <w:rPr>
+          <w:b/>
+          <w:bCs/>
+        </w:rPr>
+        <w:t xml:space="preserve"> </w:t>
+      </w:r>
+      <w:r>
+        <w:rPr>
+          <w:b/>
+          <w:bCs/>
+        </w:rPr>
+        <w:t xml:space="preserve">“Setnayan Pay convenience fee”</w:t>
+      </w:r>
+      <w:r>
+        <w:rPr>
+          <w:b/>
+          <w:bCs/>
+        </w:rPr>
+        <w:t xml:space="preserve"> </w:t>
+      </w:r>
+      <w:r>
+        <w:rPr>
+          <w:b/>
+          <w:bCs/>
+        </w:rPr>
+        <w:t xml:space="preserve">is RETIRED.</w:t>
+      </w:r>
+      <w:r>
+        <w:t xml:space="preserve"> </w:t>
+      </w:r>
+      <w:r>
+        <w:t xml:space="preserve">Commission is</w:t>
+      </w:r>
+      <w:r>
+        <w:t xml:space="preserve"> </w:t>
+      </w:r>
+      <w:r>
+        <w:rPr>
+          <w:b/>
+          <w:bCs/>
+        </w:rPr>
+        <w:t xml:space="preserve">0% —</w:t>
+      </w:r>
+      <w:r>
+        <w:rPr>
+          <w:b/>
+          <w:bCs/>
+        </w:rPr>
+        <w:t xml:space="preserve"> </w:t>
+      </w:r>
+      <w:r>
+        <w:rPr>
+          <w:b/>
+          <w:bCs/>
+        </w:rPr>
+        <w:t xml:space="preserve">“0% commission, ever.”</w:t>
+      </w:r>
+      <w:r>
+        <w:t xml:space="preserve"> </w:t>
+      </w:r>
+      <w:r>
+        <w:t xml:space="preserve">The shipped</w:t>
+      </w:r>
+      <w:r>
+        <w:t xml:space="preserve"> </w:t>
+      </w:r>
+      <w:r>
+        <w:rPr>
+          <w:rStyle w:val="VerbatimChar"/>
+        </w:rPr>
+        <w:t xml:space="preserve">/pricing</w:t>
+      </w:r>
+      <w:r>
+        <w:t xml:space="preserve"> </w:t>
+      </w:r>
+      <w:r>
+        <w:t xml:space="preserve">+</w:t>
+      </w:r>
+      <w:r>
+        <w:t xml:space="preserve"> </w:t>
+      </w:r>
+      <w:r>
+        <w:rPr>
+          <w:rStyle w:val="VerbatimChar"/>
+        </w:rPr>
+        <w:t xml:space="preserve">/for-vendors</w:t>
+      </w:r>
+      <w:r>
+        <w:t xml:space="preserve"> </w:t>
+      </w:r>
+      <w:r>
+        <w:t xml:space="preserve">pages explicitly state</w:t>
+      </w:r>
+      <w:r>
+        <w:t xml:space="preserve"> </w:t>
+      </w:r>
+      <w:r>
+        <w:t xml:space="preserve">“Zero commission on vendor bookings · vendors keep 100% · Setnayan never touches the money.”</w:t>
+      </w:r>
+      <w:r>
+        <w:t xml:space="preserve"> </w:t>
+      </w:r>
+      <w:r>
+        <w:t xml:space="preserve">The entire pricing-transparency block here (the +5.0%-at-checkout strip, the ₱5,000-fee worked example,</w:t>
+      </w:r>
+      <w:r>
+        <w:t xml:space="preserve"> </w:t>
+      </w:r>
+      <w:r>
+        <w:t xml:space="preserve">“powers BIR-compliant receipts”</w:t>
+      </w:r>
+      <w:r>
+        <w:t xml:space="preserve">) is dead copy — do not ship it.</w:t>
+      </w:r>
+      <w:r>
+        <w:t xml:space="preserve"> </w:t>
+      </w:r>
+      <w:r>
+        <w:t xml:space="preserve">-</w:t>
+      </w:r>
+      <w:r>
+        <w:t xml:space="preserve"> </w:t>
+      </w:r>
+      <w:r>
+        <w:rPr>
+          <w:b/>
+          <w:bCs/>
+        </w:rPr>
+        <w:t xml:space="preserve">Vendor money is OFF-PLATFORM (RA 11967).</w:t>
+      </w:r>
+      <w:r>
+        <w:t xml:space="preserve"> </w:t>
+      </w:r>
+      <w:r>
+        <w:t xml:space="preserve">Setnayan shows the vendor’s link/QR/bank at settlement but never holds or charges it; every vendor-payment surface carries a</w:t>
+      </w:r>
+      <w:r>
+        <w:t xml:space="preserve"> </w:t>
+      </w:r>
+      <w:r>
+        <w:t xml:space="preserve">“Setnayan does not hold the money”</w:t>
+      </w:r>
+      <w:r>
+        <w:t xml:space="preserve"> </w:t>
+      </w:r>
+      <w:r>
+        <w:t xml:space="preserve">disclosure.</w:t>
+      </w:r>
+      <w:r>
+        <w:t xml:space="preserve"> </w:t>
+      </w:r>
+      <w:r>
+        <w:t xml:space="preserve">-</w:t>
+      </w:r>
+      <w:r>
+        <w:t xml:space="preserve"> </w:t>
+      </w:r>
+      <w:r>
+        <w:rPr>
+          <w:b/>
+          <w:bCs/>
+        </w:rPr>
+        <w:t xml:space="preserve">Live</w:t>
+      </w:r>
+      <w:r>
+        <w:rPr>
+          <w:b/>
+          <w:bCs/>
+        </w:rPr>
+        <w:t xml:space="preserve"> </w:t>
+      </w:r>
+      <w:r>
+        <w:rPr>
+          <w:rStyle w:val="VerbatimChar"/>
+          <w:b/>
+          <w:bCs/>
+        </w:rPr>
+        <w:t xml:space="preserve">/for-vendors</w:t>
+      </w:r>
+      <w:r>
+        <w:rPr>
+          <w:b/>
+          <w:bCs/>
+        </w:rPr>
+        <w:t xml:space="preserve"> </w:t>
+      </w:r>
+      <w:r>
+        <w:rPr>
+          <w:b/>
+          <w:bCs/>
+        </w:rPr>
+        <w:t xml:space="preserve">leads with the token economy, not</w:t>
+      </w:r>
+      <w:r>
+        <w:rPr>
+          <w:b/>
+          <w:bCs/>
+        </w:rPr>
+        <w:t xml:space="preserve"> </w:t>
+      </w:r>
+      <w:r>
+        <w:rPr>
+          <w:b/>
+          <w:bCs/>
+        </w:rPr>
+        <w:t xml:space="preserve">“free during launch”</w:t>
+      </w:r>
+      <w:r>
+        <w:rPr>
+          <w:b/>
+          <w:bCs/>
+        </w:rPr>
+        <w:t xml:space="preserve"> </w:t>
+      </w:r>
+      <w:r>
+        <w:rPr>
+          <w:b/>
+          <w:bCs/>
+        </w:rPr>
+        <w:t xml:space="preserve">only:</w:t>
+      </w:r>
+      <w:r>
+        <w:t xml:space="preserve"> </w:t>
+      </w:r>
+      <w:r>
+        <w:t xml:space="preserve">0% commission · Free profile + Pro ₱2,499/28d (Enterprise ₱5,499/28d) ·</w:t>
+      </w:r>
+      <w:r>
+        <w:t xml:space="preserve"> </w:t>
+      </w:r>
+      <w:r>
+        <w:rPr>
+          <w:b/>
+          <w:bCs/>
+        </w:rPr>
+        <w:t xml:space="preserve">100 founder tokens on verification (until 31 Jan 2027)</w:t>
+      </w:r>
+      <w:r>
+        <w:t xml:space="preserve"> </w:t>
+      </w:r>
+      <w:r>
+        <w:t xml:space="preserve">· token packs · pay-per-result. The 2026-06-05 12-pillar amendment banner already in this doc is the right direction; this confirms it shipped.</w:t>
+      </w:r>
+      <w:r>
+        <w:t xml:space="preserve"> </w:t>
+      </w:r>
+      <w:r>
+        <w:t xml:space="preserve">-</w:t>
+      </w:r>
+      <w:r>
+        <w:t xml:space="preserve"> </w:t>
+      </w:r>
+      <w:r>
+        <w:rPr>
+          <w:b/>
+          <w:bCs/>
+        </w:rPr>
+        <w:t xml:space="preserve">Marketing routes are top-level (</w:t>
+      </w:r>
+      <w:r>
+        <w:rPr>
+          <w:rStyle w:val="VerbatimChar"/>
+          <w:b/>
+          <w:bCs/>
+        </w:rPr>
+        <w:t xml:space="preserve">app/for-vendors</w:t>
+      </w:r>
+      <w:r>
+        <w:rPr>
+          <w:b/>
+          <w:bCs/>
+        </w:rPr>
+        <w:t xml:space="preserve">,</w:t>
+      </w:r>
+      <w:r>
+        <w:rPr>
+          <w:b/>
+          <w:bCs/>
+        </w:rPr>
+        <w:t xml:space="preserve"> </w:t>
+      </w:r>
+      <w:r>
+        <w:rPr>
+          <w:rStyle w:val="VerbatimChar"/>
+          <w:b/>
+          <w:bCs/>
+        </w:rPr>
+        <w:t xml:space="preserve">app/pricing</w:t>
+      </w:r>
+      <w:r>
+        <w:rPr>
+          <w:b/>
+          <w:bCs/>
+        </w:rPr>
+        <w:t xml:space="preserve">,</w:t>
+      </w:r>
+      <w:r>
+        <w:rPr>
+          <w:b/>
+          <w:bCs/>
+        </w:rPr>
+        <w:t xml:space="preserve"> </w:t>
+      </w:r>
+      <w:r>
+        <w:rPr>
+          <w:rStyle w:val="VerbatimChar"/>
+          <w:b/>
+          <w:bCs/>
+        </w:rPr>
+        <w:t xml:space="preserve">app/features</w:t>
+      </w:r>
+      <w:r>
+        <w:rPr>
+          <w:b/>
+          <w:bCs/>
+        </w:rPr>
+        <w:t xml:space="preserve">,</w:t>
+      </w:r>
+      <w:r>
+        <w:rPr>
+          <w:b/>
+          <w:bCs/>
+        </w:rPr>
+        <w:t xml:space="preserve"> </w:t>
+      </w:r>
+      <w:r>
+        <w:rPr>
+          <w:rStyle w:val="VerbatimChar"/>
+          <w:b/>
+          <w:bCs/>
+        </w:rPr>
+        <w:t xml:space="preserve">app/how-it-works</w:t>
+      </w:r>
+      <w:r>
+        <w:rPr>
+          <w:b/>
+          <w:bCs/>
+        </w:rPr>
+        <w:t xml:space="preserve">), not an</w:t>
+      </w:r>
+      <w:r>
+        <w:rPr>
+          <w:b/>
+          <w:bCs/>
+        </w:rPr>
+        <w:t xml:space="preserve"> </w:t>
+      </w:r>
+      <w:r>
+        <w:rPr>
+          <w:rStyle w:val="VerbatimChar"/>
+          <w:b/>
+          <w:bCs/>
+        </w:rPr>
+        <w:t xml:space="preserve">app/(marketing)/...</w:t>
+      </w:r>
+      <w:r>
+        <w:rPr>
+          <w:b/>
+          <w:bCs/>
+        </w:rPr>
+        <w:t xml:space="preserve"> </w:t>
+      </w:r>
+      <w:r>
+        <w:rPr>
+          <w:b/>
+          <w:bCs/>
+        </w:rPr>
+        <w:t xml:space="preserve">route group.</w:t>
+      </w:r>
+      <w:r>
+        <w:t xml:space="preserve"> </w:t>
+      </w:r>
+      <w:r>
+        <w:t xml:space="preserve">Same Next.js codebase as the dashboard, as speced.</w:t>
+      </w:r>
+      <w:r>
+        <w:t xml:space="preserve"> </w:t>
+      </w:r>
+      <w:r>
+        <w:t xml:space="preserve">-</w:t>
+      </w:r>
+      <w:r>
+        <w:t xml:space="preserve"> </w:t>
+      </w:r>
+      <w:r>
+        <w:rPr>
+          <w:b/>
+          <w:bCs/>
+        </w:rPr>
+        <w:t xml:space="preserve">Planner SKU is</w:t>
+      </w:r>
+      <w:r>
+        <w:rPr>
+          <w:b/>
+          <w:bCs/>
+        </w:rPr>
+        <w:t xml:space="preserve"> </w:t>
+      </w:r>
+      <w:r>
+        <w:rPr>
+          <w:b/>
+          <w:bCs/>
+        </w:rPr>
+        <w:t xml:space="preserve">“Today’s Focus”</w:t>
+      </w:r>
+      <w:r>
+        <w:rPr>
+          <w:b/>
+          <w:bCs/>
+        </w:rPr>
+        <w:t xml:space="preserve"> </w:t>
+      </w:r>
+      <w:r>
+        <w:rPr>
+          <w:b/>
+          <w:bCs/>
+        </w:rPr>
+        <w:t xml:space="preserve">₱1,499</w:t>
+      </w:r>
+      <w:r>
+        <w:t xml:space="preserve">, not</w:t>
+      </w:r>
+      <w:r>
+        <w:t xml:space="preserve"> </w:t>
+      </w:r>
+      <w:r>
+        <w:t xml:space="preserve">“Setnayan Concierge ₱4,999”</w:t>
+      </w:r>
+      <w:r>
+        <w:t xml:space="preserve"> </w:t>
+      </w:r>
+      <w:r>
+        <w:t xml:space="preserve">— any help/marketing copy referencing the planner uses Today’s Focus.</w:t>
+      </w:r>
+    </w:p>
+    <w:p>
+      <w:pPr>
+        <w:pStyle w:val="BlockText"/>
+      </w:pPr>
+      <w:r>
+        <w:t xml:space="preserve">When this body disagrees with the above,</w:t>
+      </w:r>
+      <w:r>
+        <w:t xml:space="preserve"> </w:t>
+      </w:r>
+      <w:r>
+        <w:rPr>
+          <w:b/>
+          <w:bCs/>
+        </w:rPr>
+        <w:t xml:space="preserve">the above wins.</w:t>
       </w:r>
     </w:p>
     <w:p>
@@ -282,7 +791,294 @@
         </w:pict>
       </w:r>
     </w:p>
-    <w:bookmarkStart w:id="9" w:name="what-this-iteration-ships"/>
+    <w:p>
+      <w:pPr>
+        <w:pStyle w:val="BlockText"/>
+      </w:pPr>
+      <w:r>
+        <w:rPr>
+          <w:b/>
+          <w:bCs/>
+        </w:rPr>
+        <w:t xml:space="preserve">AMENDMENT 2026-06-05 (owner-locked) — canonical</w:t>
+      </w:r>
+      <w:r>
+        <w:rPr>
+          <w:b/>
+          <w:bCs/>
+        </w:rPr>
+        <w:t xml:space="preserve"> </w:t>
+      </w:r>
+      <w:r>
+        <w:rPr>
+          <w:rStyle w:val="VerbatimChar"/>
+          <w:b/>
+          <w:bCs/>
+        </w:rPr>
+        <w:t xml:space="preserve">/for-vendors</w:t>
+      </w:r>
+      <w:r>
+        <w:rPr>
+          <w:b/>
+          <w:bCs/>
+        </w:rPr>
+        <w:t xml:space="preserve"> </w:t>
+      </w:r>
+      <w:r>
+        <w:rPr>
+          <w:b/>
+          <w:bCs/>
+        </w:rPr>
+        <w:t xml:space="preserve">value proposition.</w:t>
+      </w:r>
+      <w:r>
+        <w:t xml:space="preserve"> </w:t>
+      </w:r>
+      <w:r>
+        <w:t xml:space="preserve">The vendor-side marketing copy (Section 5</w:t>
+      </w:r>
+      <w:r>
+        <w:t xml:space="preserve"> </w:t>
+      </w:r>
+      <w:r>
+        <w:t xml:space="preserve">“seven vendor beats”</w:t>
+      </w:r>
+      <w:r>
+        <w:t xml:space="preserve"> </w:t>
+      </w:r>
+      <w:r>
+        <w:t xml:space="preserve">+ the</w:t>
+      </w:r>
+      <w:r>
+        <w:t xml:space="preserve"> </w:t>
+      </w:r>
+      <w:r>
+        <w:rPr>
+          <w:rStyle w:val="VerbatimChar"/>
+        </w:rPr>
+        <w:t xml:space="preserve">/for-vendors</w:t>
+      </w:r>
+      <w:r>
+        <w:t xml:space="preserve"> </w:t>
+      </w:r>
+      <w:r>
+        <w:t xml:space="preserve">page) is</w:t>
+      </w:r>
+      <w:r>
+        <w:t xml:space="preserve"> </w:t>
+      </w:r>
+      <w:r>
+        <w:rPr>
+          <w:b/>
+          <w:bCs/>
+        </w:rPr>
+        <w:t xml:space="preserve">superseded where it disagrees</w:t>
+      </w:r>
+      <w:r>
+        <w:t xml:space="preserve"> </w:t>
+      </w:r>
+      <w:r>
+        <w:t xml:space="preserve">by the 12-pillar pitch in</w:t>
+      </w:r>
+      <w:r>
+        <w:t xml:space="preserve"> </w:t>
+      </w:r>
+      <w:hyperlink r:id="rId10">
+        <w:r>
+          <w:rPr>
+            <w:rStyle w:val="VerbatimChar"/>
+          </w:rPr>
+          <w:t xml:space="preserve">Vendor_Value_Proposition_and_Reviews_2026-06-05.md</w:t>
+        </w:r>
+      </w:hyperlink>
+      <w:r>
+        <w:t xml:space="preserve"> </w:t>
+      </w:r>
+      <w:r>
+        <w:t xml:space="preserve">Part A. Thesis:</w:t>
+      </w:r>
+      <w:r>
+        <w:t xml:space="preserve"> </w:t>
+      </w:r>
+      <w:r>
+        <w:rPr>
+          <w:i/>
+          <w:iCs/>
+        </w:rPr>
+        <w:t xml:space="preserve">“We can’t promise you a million weddings. We promise that every inquiry counts.”</w:t>
+      </w:r>
+      <w:r>
+        <w:t xml:space="preserve"> </w:t>
+      </w:r>
+      <w:r>
+        <w:t xml:space="preserve">Headlines:</w:t>
+      </w:r>
+      <w:r>
+        <w:t xml:space="preserve"> </w:t>
+      </w:r>
+      <w:r>
+        <w:rPr>
+          <w:b/>
+          <w:bCs/>
+        </w:rPr>
+        <w:t xml:space="preserve">0% commission</w:t>
+      </w:r>
+      <w:r>
+        <w:t xml:space="preserve"> </w:t>
+      </w:r>
+      <w:r>
+        <w:t xml:space="preserve">·</w:t>
+      </w:r>
+      <w:r>
+        <w:t xml:space="preserve"> </w:t>
+      </w:r>
+      <w:r>
+        <w:rPr>
+          <w:b/>
+          <w:bCs/>
+        </w:rPr>
+        <w:t xml:space="preserve">pay-per-result</w:t>
+      </w:r>
+      <w:r>
+        <w:t xml:space="preserve"> </w:t>
+      </w:r>
+      <w:r>
+        <w:t xml:space="preserve">(no inquiries → nothing to pay) ·</w:t>
+      </w:r>
+      <w:r>
+        <w:t xml:space="preserve"> </w:t>
+      </w:r>
+      <w:r>
+        <w:rPr>
+          <w:b/>
+          <w:bCs/>
+        </w:rPr>
+        <w:t xml:space="preserve">1–3 token (₱100–₱300) unlock covering ALL your services</w:t>
+      </w:r>
+      <w:r>
+        <w:t xml:space="preserve"> </w:t>
+      </w:r>
+      <w:r>
+        <w:t xml:space="preserve">(vs per-service-listing competitors) ·</w:t>
+      </w:r>
+      <w:r>
+        <w:t xml:space="preserve"> </w:t>
+      </w:r>
+      <w:r>
+        <w:rPr>
+          <w:b/>
+          <w:bCs/>
+        </w:rPr>
+        <w:t xml:space="preserve">100 free founder tokens</w:t>
+      </w:r>
+      <w:r>
+        <w:t xml:space="preserve"> </w:t>
+      </w:r>
+      <w:r>
+        <w:t xml:space="preserve">·</w:t>
+      </w:r>
+      <w:r>
+        <w:t xml:space="preserve"> </w:t>
+      </w:r>
+      <w:r>
+        <w:rPr>
+          <w:b/>
+          <w:bCs/>
+        </w:rPr>
+        <w:t xml:space="preserve">6-dim AI handpicking</w:t>
+      </w:r>
+      <w:r>
+        <w:t xml:space="preserve"> </w:t>
+      </w:r>
+      <w:r>
+        <w:t xml:space="preserve">· real</w:t>
+      </w:r>
+      <w:r>
+        <w:t xml:space="preserve"> </w:t>
+      </w:r>
+      <w:r>
+        <w:rPr>
+          <w:b/>
+          <w:bCs/>
+        </w:rPr>
+        <w:t xml:space="preserve">event-bound reviews</w:t>
+      </w:r>
+      <w:r>
+        <w:t xml:space="preserve"> </w:t>
+      </w:r>
+      <w:r>
+        <w:t xml:space="preserve">+</w:t>
+      </w:r>
+      <w:r>
+        <w:t xml:space="preserve"> </w:t>
+      </w:r>
+      <w:r>
+        <w:rPr>
+          <w:b/>
+          <w:bCs/>
+        </w:rPr>
+        <w:t xml:space="preserve">free compile-all-events website</w:t>
+      </w:r>
+      <w:r>
+        <w:t xml:space="preserve"> </w:t>
+      </w:r>
+      <w:r>
+        <w:t xml:space="preserve">+</w:t>
+      </w:r>
+      <w:r>
+        <w:t xml:space="preserve"> </w:t>
+      </w:r>
+      <w:r>
+        <w:rPr>
+          <w:b/>
+          <w:bCs/>
+        </w:rPr>
+        <w:t xml:space="preserve">never-double-book calendar</w:t>
+      </w:r>
+      <w:r>
+        <w:t xml:space="preserve"> </w:t>
+      </w:r>
+      <w:r>
+        <w:t xml:space="preserve">+</w:t>
+      </w:r>
+      <w:r>
+        <w:t xml:space="preserve"> </w:t>
+      </w:r>
+      <w:r>
+        <w:rPr>
+          <w:b/>
+          <w:bCs/>
+        </w:rPr>
+        <w:t xml:space="preserve">1-token outside-event sync</w:t>
+      </w:r>
+      <w:r>
+        <w:t xml:space="preserve"> </w:t>
+      </w:r>
+      <w:r>
+        <w:t xml:space="preserve">·</w:t>
+      </w:r>
+      <w:r>
+        <w:t xml:space="preserve"> </w:t>
+      </w:r>
+      <w:r>
+        <w:rPr>
+          <w:b/>
+          <w:bCs/>
+        </w:rPr>
+        <w:t xml:space="preserve">weddings → every Filipino event</w:t>
+      </w:r>
+      <w:r>
+        <w:t xml:space="preserve">.</w:t>
+      </w:r>
+    </w:p>
+    <w:p>
+      <w:r>
+        <w:pict>
+          <v:rect style="width:0;height:1.5pt" o:hralign="center" o:hrstd="t" o:hr="t"/>
+        </w:pict>
+      </w:r>
+    </w:p>
+    <w:bookmarkStart w:id="11" w:name="what-this-iteration-ships"/>
     <w:p>
       <w:pPr>
         <w:pStyle w:val="Heading2"/>
@@ -706,8 +1502,8 @@
         </w:pict>
       </w:r>
     </w:p>
-    <w:bookmarkEnd w:id="9"/>
-    <w:bookmarkStart w:id="10" w:name="X0051b6d889c29d6547fcb628139ad91a406399d"/>
+    <w:bookmarkEnd w:id="11"/>
+    <w:bookmarkStart w:id="12" w:name="X0051b6d889c29d6547fcb628139ad91a406399d"/>
     <w:p>
       <w:pPr>
         <w:pStyle w:val="Heading2"/>
@@ -797,8 +1593,8 @@
         </w:pict>
       </w:r>
     </w:p>
-    <w:bookmarkEnd w:id="10"/>
-    <w:bookmarkStart w:id="11" w:name="brand-setnayan"/>
+    <w:bookmarkEnd w:id="12"/>
+    <w:bookmarkStart w:id="13" w:name="brand-setnayan"/>
     <w:p>
       <w:pPr>
         <w:pStyle w:val="Heading2"/>
@@ -1325,8 +2121,8 @@
         </w:pict>
       </w:r>
     </w:p>
-    <w:bookmarkEnd w:id="11"/>
-    <w:bookmarkStart w:id="12" w:name="one-app-three-role-routed-entries"/>
+    <w:bookmarkEnd w:id="13"/>
+    <w:bookmarkStart w:id="14" w:name="one-app-three-role-routed-entries"/>
     <w:p>
       <w:pPr>
         <w:pStyle w:val="Heading2"/>
@@ -1651,8 +2447,8 @@
         </w:pict>
       </w:r>
     </w:p>
-    <w:bookmarkEnd w:id="12"/>
-    <w:bookmarkStart w:id="15" w:name="audience-model-two-sided-split-hero"/>
+    <w:bookmarkEnd w:id="14"/>
+    <w:bookmarkStart w:id="17" w:name="audience-model-two-sided-split-hero"/>
     <w:p>
       <w:pPr>
         <w:pStyle w:val="Heading2"/>
@@ -1681,7 +2477,7 @@
         <w:t xml:space="preserve">.</w:t>
       </w:r>
     </w:p>
-    <w:bookmarkStart w:id="13" w:name="im-planning-an-event-side"/>
+    <w:bookmarkStart w:id="15" w:name="im-planning-an-event-side"/>
     <w:p>
       <w:pPr>
         <w:pStyle w:val="Heading3"/>
@@ -1787,8 +2583,8 @@
         <w:t xml:space="preserve">“One app, every moving piece”</w:t>
       </w:r>
     </w:p>
-    <w:bookmarkEnd w:id="13"/>
-    <w:bookmarkStart w:id="14" w:name="im-a-vendor-side"/>
+    <w:bookmarkEnd w:id="15"/>
+    <w:bookmarkStart w:id="16" w:name="im-a-vendor-side"/>
     <w:p>
       <w:pPr>
         <w:pStyle w:val="Heading3"/>
@@ -1907,9 +2703,9 @@
         </w:pict>
       </w:r>
     </w:p>
-    <w:bookmarkEnd w:id="14"/>
-    <w:bookmarkEnd w:id="15"/>
-    <w:bookmarkStart w:id="16" w:name="X14d2d7019a617301fe269605ca3f56dae249eb2"/>
+    <w:bookmarkEnd w:id="16"/>
+    <w:bookmarkEnd w:id="17"/>
+    <w:bookmarkStart w:id="18" w:name="X14d2d7019a617301fe269605ca3f56dae249eb2"/>
     <w:p>
       <w:pPr>
         <w:pStyle w:val="Heading2"/>
@@ -1998,8 +2794,8 @@
         </w:pict>
       </w:r>
     </w:p>
-    <w:bookmarkEnd w:id="16"/>
-    <w:bookmarkStart w:id="17" w:name="X035a11067eb8b9285b9e61fd0db119d88f8f9b4"/>
+    <w:bookmarkEnd w:id="18"/>
+    <w:bookmarkStart w:id="19" w:name="X035a11067eb8b9285b9e61fd0db119d88f8f9b4"/>
     <w:p>
       <w:pPr>
         <w:pStyle w:val="Heading2"/>
@@ -2710,8 +3506,8 @@
         </w:pict>
       </w:r>
     </w:p>
-    <w:bookmarkEnd w:id="17"/>
-    <w:bookmarkStart w:id="18" w:name="notes-on-the-original-oo-nga-noh-framing"/>
+    <w:bookmarkEnd w:id="19"/>
+    <w:bookmarkStart w:id="20" w:name="notes-on-the-original-oo-nga-noh-framing"/>
     <w:p>
       <w:pPr>
         <w:pStyle w:val="Heading2"/>
@@ -3151,8 +3947,8 @@
         </w:pict>
       </w:r>
     </w:p>
-    <w:bookmarkEnd w:id="18"/>
-    <w:bookmarkStart w:id="19" w:name="X012b034e599930732ad3eaa31dab1c58436e0c1"/>
+    <w:bookmarkEnd w:id="20"/>
+    <w:bookmarkStart w:id="21" w:name="X012b034e599930732ad3eaa31dab1c58436e0c1"/>
     <w:p>
       <w:pPr>
         <w:pStyle w:val="Heading2"/>
@@ -4013,8 +4809,8 @@
         </w:pict>
       </w:r>
     </w:p>
-    <w:bookmarkEnd w:id="19"/>
-    <w:bookmarkStart w:id="20" w:name="Xa2683fbb58908cbeace033c25c2ea39a57b91c1"/>
+    <w:bookmarkEnd w:id="21"/>
+    <w:bookmarkStart w:id="22" w:name="Xa2683fbb58908cbeace033c25c2ea39a57b91c1"/>
     <w:p>
       <w:pPr>
         <w:pStyle w:val="Heading2"/>
@@ -4287,8 +5083,8 @@
         </w:pict>
       </w:r>
     </w:p>
-    <w:bookmarkEnd w:id="20"/>
-    <w:bookmarkStart w:id="21" w:name="X1e5267215c0014c429975bc509a773bc34db402"/>
+    <w:bookmarkEnd w:id="22"/>
+    <w:bookmarkStart w:id="23" w:name="X1e5267215c0014c429975bc509a773bc34db402"/>
     <w:p>
       <w:pPr>
         <w:pStyle w:val="Heading2"/>
@@ -4532,8 +5328,8 @@
         </w:pict>
       </w:r>
     </w:p>
-    <w:bookmarkEnd w:id="21"/>
-    <w:bookmarkStart w:id="38" w:name="section-by-section-spec"/>
+    <w:bookmarkEnd w:id="23"/>
+    <w:bookmarkStart w:id="40" w:name="section-by-section-spec"/>
     <w:p>
       <w:pPr>
         <w:pStyle w:val="Heading2"/>
@@ -4655,7 +5451,7 @@
         <w:t xml:space="preserve">as a vendor-side narrative block) are dropped from the homepage. The CLAUDE.md decision-log entry of 2026-05-15 captures the rationale.</w:t>
       </w:r>
     </w:p>
-    <w:bookmarkStart w:id="22" w:name="section-1-announcement-bar"/>
+    <w:bookmarkStart w:id="24" w:name="section-1-announcement-bar"/>
     <w:p>
       <w:pPr>
         <w:pStyle w:val="Heading3"/>
@@ -4754,8 +5550,8 @@
         <w:t xml:space="preserve">(the boost-service launch gate from decision log 2026-05-14) — at that point the message stops being true.</w:t>
       </w:r>
     </w:p>
-    <w:bookmarkEnd w:id="22"/>
-    <w:bookmarkStart w:id="23" w:name="section-2-hero-three-question-framing"/>
+    <w:bookmarkEnd w:id="24"/>
+    <w:bookmarkStart w:id="25" w:name="section-2-hero-three-question-framing"/>
     <w:p>
       <w:pPr>
         <w:pStyle w:val="Heading3"/>
@@ -5069,8 +5865,8 @@
         <w:t xml:space="preserve">data row from the prior Section 2 is dropped — replaced by the gated stats in Section 3.</w:t>
       </w:r>
     </w:p>
-    <w:bookmarkEnd w:id="23"/>
-    <w:bookmarkStart w:id="25" w:name="section-3-real-numbers-count-gated"/>
+    <w:bookmarkEnd w:id="25"/>
+    <w:bookmarkStart w:id="27" w:name="section-3-real-numbers-count-gated"/>
     <w:p>
       <w:pPr>
         <w:pStyle w:val="Heading3"/>
@@ -5280,11 +6076,11 @@
       <w:pPr>
         <w:pStyle w:val="Heading2"/>
       </w:pPr>
-      <w:bookmarkStart w:id="24" w:name="the-numbers-behind-setnayan"/>
+      <w:bookmarkStart w:id="26" w:name="the-numbers-behind-setnayan"/>
       <w:r>
         <w:t xml:space="preserve">The numbers behind Setnayan</w:t>
       </w:r>
-      <w:bookmarkEnd w:id="24"/>
+      <w:bookmarkEnd w:id="26"/>
     </w:p>
     <w:p>
       <w:pPr>
@@ -5438,8 +6234,8 @@
         <w:t xml:space="preserve">.</w:t>
       </w:r>
     </w:p>
-    <w:bookmarkEnd w:id="25"/>
-    <w:bookmarkStart w:id="26" w:name="section-4-the-chaos-were-fixing"/>
+    <w:bookmarkEnd w:id="27"/>
+    <w:bookmarkStart w:id="28" w:name="section-4-the-chaos-were-fixing"/>
     <w:p>
       <w:pPr>
         <w:pStyle w:val="Heading3"/>
@@ -5530,8 +6326,8 @@
         <w:t xml:space="preserve">No CTAs in this section — narrative beat only.</w:t>
       </w:r>
     </w:p>
-    <w:bookmarkEnd w:id="26"/>
-    <w:bookmarkStart w:id="27" w:name="Xde19affc4a2257fa6983afc71c9a83ad597f350"/>
+    <w:bookmarkEnd w:id="28"/>
+    <w:bookmarkStart w:id="29" w:name="Xde19affc4a2257fa6983afc71c9a83ad597f350"/>
     <w:p>
       <w:pPr>
         <w:pStyle w:val="Heading3"/>
@@ -5957,8 +6753,8 @@
         <w:t xml:space="preserve">.</w:t>
       </w:r>
     </w:p>
-    <w:bookmarkEnd w:id="27"/>
-    <w:bookmarkStart w:id="28" w:name="section-6-maria-juan-see-how-it-works"/>
+    <w:bookmarkEnd w:id="29"/>
+    <w:bookmarkStart w:id="30" w:name="section-6-maria-juan-see-how-it-works"/>
     <w:p>
       <w:pPr>
         <w:pStyle w:val="Heading3"/>
@@ -6327,8 +7123,8 @@
         <w:t xml:space="preserve">is generic-Tagalog. Consider rotating demo names across regional bias points (e.g., Aira &amp; Boy for Visayan, Inday &amp; Bong for Mindanao) — open question per 2026-05-15 synthesis.</w:t>
       </w:r>
     </w:p>
-    <w:bookmarkEnd w:id="28"/>
-    <w:bookmarkStart w:id="30" w:name="section-7-add-ons-apparatus-catalog"/>
+    <w:bookmarkEnd w:id="30"/>
+    <w:bookmarkStart w:id="32" w:name="section-7-add-ons-apparatus-catalog"/>
     <w:p>
       <w:pPr>
         <w:pStyle w:val="Heading3"/>
@@ -6858,7 +7654,7 @@
       <w:r>
         <w:t xml:space="preserve"> </w:t>
       </w:r>
-      <w:hyperlink r:id="rId29">
+      <w:hyperlink r:id="rId31">
         <w:r>
           <w:rPr>
             <w:rStyle w:val="Hyperlink"/>
@@ -6870,8 +7666,8 @@
         <w:t xml:space="preserve">.</w:t>
       </w:r>
     </w:p>
-    <w:bookmarkEnd w:id="30"/>
-    <w:bookmarkStart w:id="31" w:name="X4d85ff207b58eab1d9eb8876d1bafb994ec4327"/>
+    <w:bookmarkEnd w:id="32"/>
+    <w:bookmarkStart w:id="33" w:name="X4d85ff207b58eab1d9eb8876d1bafb994ec4327"/>
     <w:p>
       <w:pPr>
         <w:pStyle w:val="Heading3"/>
@@ -7058,8 +7854,8 @@
         <w:t xml:space="preserve">.</w:t>
       </w:r>
     </w:p>
-    <w:bookmarkEnd w:id="31"/>
-    <w:bookmarkStart w:id="32" w:name="section-8.5-transparent-pricing"/>
+    <w:bookmarkEnd w:id="33"/>
+    <w:bookmarkStart w:id="34" w:name="section-8.5-transparent-pricing"/>
     <w:p>
       <w:pPr>
         <w:pStyle w:val="Heading3"/>
@@ -7560,8 +8356,8 @@
         <w:t xml:space="preserve">copy stays intact per the 2026-05-11 grandfather promise.</w:t>
       </w:r>
     </w:p>
-    <w:bookmarkEnd w:id="32"/>
-    <w:bookmarkStart w:id="33" w:name="section-9-event-type-readiness-board"/>
+    <w:bookmarkEnd w:id="34"/>
+    <w:bookmarkStart w:id="35" w:name="section-9-event-type-readiness-board"/>
     <w:p>
       <w:pPr>
         <w:pStyle w:val="Heading3"/>
@@ -8103,8 +8899,8 @@
         <w:t xml:space="preserve">derived flag from Section 3 — when stats unlock, the readiness board content flips to social proof.</w:t>
       </w:r>
     </w:p>
-    <w:bookmarkEnd w:id="33"/>
-    <w:bookmarkStart w:id="34" w:name="section-10-ph-coverage-map"/>
+    <w:bookmarkEnd w:id="35"/>
+    <w:bookmarkStart w:id="36" w:name="section-10-ph-coverage-map"/>
     <w:p>
       <w:pPr>
         <w:pStyle w:val="Heading3"/>
@@ -8195,8 +8991,8 @@
         <w:t xml:space="preserve">Color: brand accent</w:t>
       </w:r>
     </w:p>
-    <w:bookmarkEnd w:id="34"/>
-    <w:bookmarkStart w:id="36" w:name="Xefda29ebe223fb74cfc7652845bcc4869efb510"/>
+    <w:bookmarkEnd w:id="36"/>
+    <w:bookmarkStart w:id="38" w:name="Xefda29ebe223fb74cfc7652845bcc4869efb510"/>
     <w:p>
       <w:pPr>
         <w:pStyle w:val="Heading3"/>
@@ -8381,7 +9177,7 @@
       <w:r>
         <w:t xml:space="preserve"> </w:t>
       </w:r>
-      <w:hyperlink r:id="rId35">
+      <w:hyperlink r:id="rId37">
         <w:r>
           <w:rPr>
             <w:rStyle w:val="Hyperlink"/>
@@ -8620,8 +9416,8 @@
         <w:t xml:space="preserve">.</w:t>
       </w:r>
     </w:p>
-    <w:bookmarkEnd w:id="36"/>
-    <w:bookmarkStart w:id="37" w:name="Xe43bb584004cb773ee6a79421a1fc0f29e7e6ac"/>
+    <w:bookmarkEnd w:id="38"/>
+    <w:bookmarkStart w:id="39" w:name="Xe43bb584004cb773ee6a79421a1fc0f29e7e6ac"/>
     <w:p>
       <w:pPr>
         <w:pStyle w:val="Heading3"/>
@@ -9315,9 +10111,9 @@
         </w:pict>
       </w:r>
     </w:p>
-    <w:bookmarkEnd w:id="37"/>
-    <w:bookmarkEnd w:id="38"/>
-    <w:bookmarkStart w:id="39" w:name="widget-architecture-locked-2026-05-15"/>
+    <w:bookmarkEnd w:id="39"/>
+    <w:bookmarkEnd w:id="40"/>
+    <w:bookmarkStart w:id="41" w:name="widget-architecture-locked-2026-05-15"/>
     <w:p>
       <w:pPr>
         <w:pStyle w:val="Heading2"/>
@@ -10985,8 +11781,8 @@
         </w:pict>
       </w:r>
     </w:p>
-    <w:bookmarkEnd w:id="39"/>
-    <w:bookmarkStart w:id="40" w:name="Xd4777b628a6a134b4b5046ee186ecadcadebc0b"/>
+    <w:bookmarkEnd w:id="41"/>
+    <w:bookmarkStart w:id="42" w:name="Xd4777b628a6a134b4b5046ee186ecadcadebc0b"/>
     <w:p>
       <w:pPr>
         <w:pStyle w:val="Heading2"/>
@@ -11607,8 +12403,8 @@
         <w:t xml:space="preserve">.</w:t>
       </w:r>
     </w:p>
-    <w:bookmarkEnd w:id="40"/>
-    <w:bookmarkStart w:id="41" w:name="routes"/>
+    <w:bookmarkEnd w:id="42"/>
+    <w:bookmarkStart w:id="43" w:name="routes"/>
     <w:p>
       <w:pPr>
         <w:pStyle w:val="Heading2"/>
@@ -11791,8 +12587,8 @@
         </w:pict>
       </w:r>
     </w:p>
-    <w:bookmarkEnd w:id="41"/>
-    <w:bookmarkStart w:id="44" w:name="X6d74fcfe2711f44b83212e23ae7728fba37e59f"/>
+    <w:bookmarkEnd w:id="43"/>
+    <w:bookmarkStart w:id="46" w:name="X6d74fcfe2711f44b83212e23ae7728fba37e59f"/>
     <w:p>
       <w:pPr>
         <w:pStyle w:val="Heading2"/>
@@ -11801,7 +12597,7 @@
         <w:t xml:space="preserve">Vendor landing page — reviews, ratings &amp; exclusive offers</w:t>
       </w:r>
     </w:p>
-    <w:bookmarkStart w:id="42" w:name="X902cb13a58c4f38d03d25deb5134b513f29d6b3"/>
+    <w:bookmarkStart w:id="44" w:name="X902cb13a58c4f38d03d25deb5134b513f29d6b3"/>
     <w:p>
       <w:pPr>
         <w:pStyle w:val="Heading3"/>
@@ -12041,8 +12837,8 @@
         <w:t xml:space="preserve">(Owner 2026-05-18: shorter, polite, brand-voice empty state — replaces the wordier original line. Same rule applies to every empty state on every Setnayan surface — no engineering jargon visible to users post-launch.)</w:t>
       </w:r>
     </w:p>
-    <w:bookmarkEnd w:id="42"/>
-    <w:bookmarkStart w:id="43" w:name="Xc99ef03eae1d7002b0a5134ab226c3fa51a9971"/>
+    <w:bookmarkEnd w:id="44"/>
+    <w:bookmarkStart w:id="45" w:name="Xc99ef03eae1d7002b0a5134ab226c3fa51a9971"/>
     <w:p>
       <w:pPr>
         <w:pStyle w:val="Heading3"/>
@@ -12200,9 +12996,9 @@
         </w:pict>
       </w:r>
     </w:p>
-    <w:bookmarkEnd w:id="43"/>
-    <w:bookmarkEnd w:id="44"/>
-    <w:bookmarkStart w:id="45" w:name="schema-additions"/>
+    <w:bookmarkEnd w:id="45"/>
+    <w:bookmarkEnd w:id="46"/>
+    <w:bookmarkStart w:id="47" w:name="schema-additions"/>
     <w:p>
       <w:pPr>
         <w:pStyle w:val="Heading2"/>
@@ -13185,8 +13981,8 @@
         </w:pict>
       </w:r>
     </w:p>
-    <w:bookmarkEnd w:id="45"/>
-    <w:bookmarkStart w:id="46" w:name="conversion-funnel"/>
+    <w:bookmarkEnd w:id="47"/>
+    <w:bookmarkStart w:id="48" w:name="conversion-funnel"/>
     <w:p>
       <w:pPr>
         <w:pStyle w:val="Heading2"/>
@@ -13480,8 +14276,8 @@
         </w:pict>
       </w:r>
     </w:p>
-    <w:bookmarkEnd w:id="46"/>
-    <w:bookmarkStart w:id="47" w:name="acceptance-criteria"/>
+    <w:bookmarkEnd w:id="48"/>
+    <w:bookmarkStart w:id="49" w:name="acceptance-criteria"/>
     <w:p>
       <w:pPr>
         <w:pStyle w:val="Heading2"/>
@@ -14067,8 +14863,8 @@
         </w:pict>
       </w:r>
     </w:p>
-    <w:bookmarkEnd w:id="47"/>
-    <w:bookmarkStart w:id="48" w:name="build-order"/>
+    <w:bookmarkEnd w:id="49"/>
+    <w:bookmarkStart w:id="50" w:name="build-order"/>
     <w:p>
       <w:pPr>
         <w:pStyle w:val="Heading2"/>
@@ -14441,8 +15237,8 @@
         </w:pict>
       </w:r>
     </w:p>
-    <w:bookmarkEnd w:id="48"/>
-    <w:bookmarkStart w:id="49" w:name="open-questions"/>
+    <w:bookmarkEnd w:id="50"/>
+    <w:bookmarkStart w:id="51" w:name="open-questions"/>
     <w:p>
       <w:pPr>
         <w:pStyle w:val="Heading2"/>
@@ -14727,8 +15523,8 @@
         </w:pict>
       </w:r>
     </w:p>
-    <w:bookmarkEnd w:id="49"/>
-    <w:bookmarkStart w:id="52" w:name="companion-specs-and-cross-references"/>
+    <w:bookmarkEnd w:id="51"/>
+    <w:bookmarkStart w:id="54" w:name="companion-specs-and-cross-references"/>
     <w:p>
       <w:pPr>
         <w:pStyle w:val="Heading2"/>
@@ -14892,7 +15688,7 @@
       <w:pPr>
         <w:pStyle w:val="FirstParagraph"/>
       </w:pPr>
-      <w:hyperlink r:id="rId50">
+      <w:hyperlink r:id="rId52">
         <w:r>
           <w:rPr>
             <w:rStyle w:val="Hyperlink"/>
@@ -14905,7 +15701,7 @@
       <w:pPr>
         <w:pStyle w:val="BodyText"/>
       </w:pPr>
-      <w:hyperlink r:id="rId51">
+      <w:hyperlink r:id="rId53">
         <w:r>
           <w:rPr>
             <w:rStyle w:val="Hyperlink"/>
@@ -14914,8 +15710,8 @@
         </w:r>
       </w:hyperlink>
     </w:p>
-    <w:bookmarkEnd w:id="52"/>
-    <w:bookmarkEnd w:id="53"/>
+    <w:bookmarkEnd w:id="54"/>
+    <w:bookmarkEnd w:id="55"/>
     <w:sectPr>
       <w:footnotePr>
         <w:numRestart w:val="eachSect"/>
